--- a/data/_work-in-progress/scenario-template.docx
+++ b/data/_work-in-progress/scenario-template.docx
@@ -1,6 +1,6 @@
 
 <file path=word/document.xml><?xml version="1.0" encoding="utf-8"?>
-<w:document xmlns:wpc="http://schemas.microsoft.com/office/word/2010/wordprocessingCanvas" xmlns:cx="http://schemas.microsoft.com/office/drawing/2014/chartex" xmlns:cx1="http://schemas.microsoft.com/office/drawing/2015/9/8/chartex" xmlns:cx2="http://schemas.microsoft.com/office/drawing/2015/10/21/chartex" xmlns:cx3="http://schemas.microsoft.com/office/drawing/2016/5/9/chartex" xmlns:cx4="http://schemas.microsoft.com/office/drawing/2016/5/10/chartex" xmlns:cx5="http://schemas.microsoft.com/office/drawing/2016/5/11/chartex" xmlns:cx6="http://schemas.microsoft.com/office/drawing/2016/5/12/chartex" xmlns:cx7="http://schemas.microsoft.com/office/drawing/2016/5/13/chartex" xmlns:cx8="http://schemas.microsoft.com/office/drawing/2016/5/14/chartex" xmlns:mc="http://schemas.openxmlformats.org/markup-compatibility/2006" xmlns:aink="http://schemas.microsoft.com/office/drawing/2016/ink" xmlns:am3d="http://schemas.microsoft.com/office/drawing/2017/model3d" xmlns:o="urn:schemas-microsoft-com:office:office" xmlns:oel="http://schemas.microsoft.com/office/2019/extlst" xmlns:r="http://schemas.openxmlformats.org/officeDocument/2006/relationships" xmlns:m="http://schemas.openxmlformats.org/officeDocument/2006/math" xmlns:v="urn:schemas-microsoft-com:vml" xmlns:wp14="http://schemas.microsoft.com/office/word/2010/wordprocessingDrawing" xmlns:wp="http://schemas.openxmlformats.org/drawingml/2006/wordprocessingDrawing" xmlns:w10="urn:schemas-microsoft-com:office:word" xmlns:w="http://schemas.openxmlformats.org/wordprocessingml/2006/main" xmlns:w14="http://schemas.microsoft.com/office/word/2010/wordml" xmlns:w15="http://schemas.microsoft.com/office/word/2012/wordml" xmlns:w16cex="http://schemas.microsoft.com/office/word/2018/wordml/cex" xmlns:w16cid="http://schemas.microsoft.com/office/word/2016/wordml/cid" xmlns:w16="http://schemas.microsoft.com/office/word/2018/wordml" xmlns:w16du="http://schemas.microsoft.com/office/word/2023/wordml/word16du" xmlns:w16sdtdh="http://schemas.microsoft.com/office/word/2020/wordml/sdtdatahash" xmlns:w16se="http://schemas.microsoft.com/office/word/2015/wordml/symex" xmlns:wpg="http://schemas.microsoft.com/office/word/2010/wordprocessingGroup" xmlns:wpi="http://schemas.microsoft.com/office/word/2010/wordprocessingInk" xmlns:wne="http://schemas.microsoft.com/office/word/2006/wordml" xmlns:wps="http://schemas.microsoft.com/office/word/2010/wordprocessingShape" mc:Ignorable="w14 w15 w16se w16cid w16 w16cex w16sdtdh w16du wp14">
+<w:document xmlns:wpc="http://schemas.microsoft.com/office/word/2010/wordprocessingCanvas" xmlns:cx="http://schemas.microsoft.com/office/drawing/2014/chartex" xmlns:cx1="http://schemas.microsoft.com/office/drawing/2015/9/8/chartex" xmlns:cx2="http://schemas.microsoft.com/office/drawing/2015/10/21/chartex" xmlns:cx3="http://schemas.microsoft.com/office/drawing/2016/5/9/chartex" xmlns:cx4="http://schemas.microsoft.com/office/drawing/2016/5/10/chartex" xmlns:cx5="http://schemas.microsoft.com/office/drawing/2016/5/11/chartex" xmlns:cx6="http://schemas.microsoft.com/office/drawing/2016/5/12/chartex" xmlns:cx7="http://schemas.microsoft.com/office/drawing/2016/5/13/chartex" xmlns:cx8="http://schemas.microsoft.com/office/drawing/2016/5/14/chartex" xmlns:mc="http://schemas.openxmlformats.org/markup-compatibility/2006" xmlns:aink="http://schemas.microsoft.com/office/drawing/2016/ink" xmlns:am3d="http://schemas.microsoft.com/office/drawing/2017/model3d" xmlns:o="urn:schemas-microsoft-com:office:office" xmlns:oel="http://schemas.microsoft.com/office/2019/extlst" xmlns:r="http://schemas.openxmlformats.org/officeDocument/2006/relationships" xmlns:m="http://schemas.openxmlformats.org/officeDocument/2006/math" xmlns:v="urn:schemas-microsoft-com:vml" xmlns:wp14="http://schemas.microsoft.com/office/word/2010/wordprocessingDrawing" xmlns:wp="http://schemas.openxmlformats.org/drawingml/2006/wordprocessingDrawing" xmlns:w10="urn:schemas-microsoft-com:office:word" xmlns:w="http://schemas.openxmlformats.org/wordprocessingml/2006/main" xmlns:w14="http://schemas.microsoft.com/office/word/2010/wordml" xmlns:w15="http://schemas.microsoft.com/office/word/2012/wordml" xmlns:w16cex="http://schemas.microsoft.com/office/word/2018/wordml/cex" xmlns:w16cid="http://schemas.microsoft.com/office/word/2016/wordml/cid" xmlns:w16="http://schemas.microsoft.com/office/word/2018/wordml" xmlns:w16du="http://schemas.microsoft.com/office/word/2023/wordml/word16du" xmlns:w16sdtdh="http://schemas.microsoft.com/office/word/2020/wordml/sdtdatahash" xmlns:w16sdtfl="http://schemas.microsoft.com/office/word/2024/wordml/sdtformatlock" xmlns:w16se="http://schemas.microsoft.com/office/word/2015/wordml/symex" xmlns:wpg="http://schemas.microsoft.com/office/word/2010/wordprocessingGroup" xmlns:wpi="http://schemas.microsoft.com/office/word/2010/wordprocessingInk" xmlns:wne="http://schemas.microsoft.com/office/word/2006/wordml" xmlns:wps="http://schemas.microsoft.com/office/word/2010/wordprocessingShape" mc:Ignorable="w14 w15 w16se w16cid w16 w16cex w16sdtdh w16sdtfl w16du wp14">
   <w:body>
     <w:p>
       <w:pPr>
@@ -8,192 +8,16 @@
         <w:jc w:val="both"/>
       </w:pPr>
       <w:r>
-        <w:t xml:space="preserve">Lorem ipsum dolor sit </w:t>
+        <w:t xml:space="preserve">Lorem ipsum dolor sit amet, </w:t>
       </w:r>
-      <w:proofErr w:type="spellStart"/>
-      <w:r>
-        <w:t>amet</w:t>
-      </w:r>
-      <w:proofErr w:type="spellEnd"/>
-      <w:r>
-        <w:t xml:space="preserve">, </w:t>
-      </w:r>
-      <w:proofErr w:type="spellStart"/>
       <w:r>
         <w:rPr>
           <w:rStyle w:val="Strong"/>
         </w:rPr>
-        <w:t>consectetur</w:t>
+        <w:t>consectetur adipiscing</w:t>
       </w:r>
-      <w:proofErr w:type="spellEnd"/>
       <w:r>
-        <w:rPr>
-          <w:rStyle w:val="Strong"/>
-        </w:rPr>
-        <w:t xml:space="preserve"> </w:t>
-      </w:r>
-      <w:proofErr w:type="spellStart"/>
-      <w:r>
-        <w:rPr>
-          <w:rStyle w:val="Strong"/>
-        </w:rPr>
-        <w:t>adipiscing</w:t>
-      </w:r>
-      <w:proofErr w:type="spellEnd"/>
-      <w:r>
-        <w:t xml:space="preserve"> </w:t>
-      </w:r>
-      <w:proofErr w:type="spellStart"/>
-      <w:r>
-        <w:t>elit</w:t>
-      </w:r>
-      <w:proofErr w:type="spellEnd"/>
-      <w:r>
-        <w:t xml:space="preserve">, sed do </w:t>
-      </w:r>
-      <w:proofErr w:type="spellStart"/>
-      <w:r>
-        <w:t>eiusmod</w:t>
-      </w:r>
-      <w:proofErr w:type="spellEnd"/>
-      <w:r>
-        <w:t xml:space="preserve"> </w:t>
-      </w:r>
-      <w:proofErr w:type="spellStart"/>
-      <w:r>
-        <w:t>tempor</w:t>
-      </w:r>
-      <w:proofErr w:type="spellEnd"/>
-      <w:r>
-        <w:t xml:space="preserve"> </w:t>
-      </w:r>
-      <w:proofErr w:type="spellStart"/>
-      <w:r>
-        <w:t>incididunt</w:t>
-      </w:r>
-      <w:proofErr w:type="spellEnd"/>
-      <w:r>
-        <w:t xml:space="preserve"> </w:t>
-      </w:r>
-      <w:proofErr w:type="spellStart"/>
-      <w:r>
-        <w:t>ut</w:t>
-      </w:r>
-      <w:proofErr w:type="spellEnd"/>
-      <w:r>
-        <w:t xml:space="preserve"> labore et dolore magna </w:t>
-      </w:r>
-      <w:proofErr w:type="spellStart"/>
-      <w:r>
-        <w:t>aliqua</w:t>
-      </w:r>
-      <w:proofErr w:type="spellEnd"/>
-      <w:r>
-        <w:t xml:space="preserve">. </w:t>
-      </w:r>
-      <w:proofErr w:type="spellStart"/>
-      <w:r>
-        <w:t>Aliquet</w:t>
-      </w:r>
-      <w:proofErr w:type="spellEnd"/>
-      <w:r>
-        <w:t xml:space="preserve"> </w:t>
-      </w:r>
-      <w:proofErr w:type="spellStart"/>
-      <w:r>
-        <w:t>porttitor</w:t>
-      </w:r>
-      <w:proofErr w:type="spellEnd"/>
-      <w:r>
-        <w:t xml:space="preserve"> </w:t>
-      </w:r>
-      <w:proofErr w:type="spellStart"/>
-      <w:r>
-        <w:t>lacus</w:t>
-      </w:r>
-      <w:proofErr w:type="spellEnd"/>
-      <w:r>
-        <w:t xml:space="preserve"> </w:t>
-      </w:r>
-      <w:proofErr w:type="spellStart"/>
-      <w:r>
-        <w:t>luctus</w:t>
-      </w:r>
-      <w:proofErr w:type="spellEnd"/>
-      <w:r>
-        <w:t xml:space="preserve"> </w:t>
-      </w:r>
-      <w:proofErr w:type="spellStart"/>
-      <w:r>
-        <w:t>accumsan</w:t>
-      </w:r>
-      <w:proofErr w:type="spellEnd"/>
-      <w:r>
-        <w:t xml:space="preserve"> </w:t>
-      </w:r>
-      <w:proofErr w:type="spellStart"/>
-      <w:r>
-        <w:t>tortor</w:t>
-      </w:r>
-      <w:proofErr w:type="spellEnd"/>
-      <w:r>
-        <w:t xml:space="preserve"> </w:t>
-      </w:r>
-      <w:proofErr w:type="spellStart"/>
-      <w:r>
-        <w:t>posuere</w:t>
-      </w:r>
-      <w:proofErr w:type="spellEnd"/>
-      <w:r>
-        <w:t xml:space="preserve"> ac </w:t>
-      </w:r>
-      <w:proofErr w:type="spellStart"/>
-      <w:r>
-        <w:t>ut</w:t>
-      </w:r>
-      <w:proofErr w:type="spellEnd"/>
-      <w:r>
-        <w:t xml:space="preserve"> </w:t>
-      </w:r>
-      <w:proofErr w:type="spellStart"/>
-      <w:r>
-        <w:t>consequat</w:t>
-      </w:r>
-      <w:proofErr w:type="spellEnd"/>
-      <w:r>
-        <w:t xml:space="preserve">. At </w:t>
-      </w:r>
-      <w:proofErr w:type="spellStart"/>
-      <w:r>
-        <w:t>tempor</w:t>
-      </w:r>
-      <w:proofErr w:type="spellEnd"/>
-      <w:r>
-        <w:t xml:space="preserve"> </w:t>
-      </w:r>
-      <w:proofErr w:type="spellStart"/>
-      <w:r>
-        <w:t>commodo</w:t>
-      </w:r>
-      <w:proofErr w:type="spellEnd"/>
-      <w:r>
-        <w:t xml:space="preserve"> </w:t>
-      </w:r>
-      <w:proofErr w:type="spellStart"/>
-      <w:r>
-        <w:t>ullamcorper</w:t>
-      </w:r>
-      <w:proofErr w:type="spellEnd"/>
-      <w:r>
-        <w:t xml:space="preserve"> a </w:t>
-      </w:r>
-      <w:proofErr w:type="spellStart"/>
-      <w:r>
-        <w:t>lacus</w:t>
-      </w:r>
-      <w:proofErr w:type="spellEnd"/>
-      <w:r>
-        <w:t>.</w:t>
+        <w:t xml:space="preserve"> elit, sed do eiusmod tempor incididunt ut labore et dolore magna aliqua. Aliquet porttitor lacus luctus accumsan tortor posuere ac ut consequat. At tempor commodo ullamcorper a lacus.</w:t>
       </w:r>
     </w:p>
     <w:p>
@@ -201,95 +25,7 @@
         <w:pStyle w:val="Quote"/>
       </w:pPr>
       <w:r>
-        <w:t>“</w:t>
-      </w:r>
-      <w:proofErr w:type="spellStart"/>
-      <w:r>
-        <w:t>Vulputate</w:t>
-      </w:r>
-      <w:proofErr w:type="spellEnd"/>
-      <w:r>
-        <w:t xml:space="preserve"> </w:t>
-      </w:r>
-      <w:proofErr w:type="spellStart"/>
-      <w:r>
-        <w:t>eu</w:t>
-      </w:r>
-      <w:proofErr w:type="spellEnd"/>
-      <w:r>
-        <w:t xml:space="preserve"> </w:t>
-      </w:r>
-      <w:proofErr w:type="spellStart"/>
-      <w:r>
-        <w:t>scelerisque</w:t>
-      </w:r>
-      <w:proofErr w:type="spellEnd"/>
-      <w:r>
-        <w:t xml:space="preserve"> </w:t>
-      </w:r>
-      <w:proofErr w:type="spellStart"/>
-      <w:r>
-        <w:t>felis</w:t>
-      </w:r>
-      <w:proofErr w:type="spellEnd"/>
-      <w:r>
-        <w:t xml:space="preserve"> </w:t>
-      </w:r>
-      <w:proofErr w:type="spellStart"/>
-      <w:r>
-        <w:t>imperdiet</w:t>
-      </w:r>
-      <w:proofErr w:type="spellEnd"/>
-      <w:r>
-        <w:t xml:space="preserve">. Pharetra </w:t>
-      </w:r>
-      <w:proofErr w:type="spellStart"/>
-      <w:r>
-        <w:t>pharetra</w:t>
-      </w:r>
-      <w:proofErr w:type="spellEnd"/>
-      <w:r>
-        <w:t xml:space="preserve"> </w:t>
-      </w:r>
-      <w:proofErr w:type="spellStart"/>
-      <w:r>
-        <w:t>massa</w:t>
-      </w:r>
-      <w:proofErr w:type="spellEnd"/>
-      <w:r>
-        <w:t xml:space="preserve"> </w:t>
-      </w:r>
-      <w:proofErr w:type="spellStart"/>
-      <w:r>
-        <w:t>massa</w:t>
-      </w:r>
-      <w:proofErr w:type="spellEnd"/>
-      <w:r>
-        <w:t xml:space="preserve"> </w:t>
-      </w:r>
-      <w:proofErr w:type="spellStart"/>
-      <w:r>
-        <w:t>ultricies</w:t>
-      </w:r>
-      <w:proofErr w:type="spellEnd"/>
-      <w:r>
-        <w:t xml:space="preserve"> mi </w:t>
-      </w:r>
-      <w:proofErr w:type="spellStart"/>
-      <w:r>
-        <w:t>quis</w:t>
-      </w:r>
-      <w:proofErr w:type="spellEnd"/>
-      <w:r>
-        <w:t xml:space="preserve"> </w:t>
-      </w:r>
-      <w:proofErr w:type="spellStart"/>
-      <w:r>
-        <w:t>hendrerit</w:t>
-      </w:r>
-      <w:proofErr w:type="spellEnd"/>
-      <w:r>
-        <w:t xml:space="preserve"> </w:t>
+        <w:t xml:space="preserve">“Vulputate eu scelerisque felis imperdiet. Pharetra pharetra massa massa ultricies mi quis hendrerit </w:t>
       </w:r>
       <w:r>
         <w:rPr>
@@ -298,47 +34,7 @@
         <w:t>Dolor Magna</w:t>
       </w:r>
       <w:r>
-        <w:t xml:space="preserve">. Donec ac </w:t>
-      </w:r>
-      <w:proofErr w:type="spellStart"/>
-      <w:r>
-        <w:t>odio</w:t>
-      </w:r>
-      <w:proofErr w:type="spellEnd"/>
-      <w:r>
-        <w:t xml:space="preserve"> </w:t>
-      </w:r>
-      <w:proofErr w:type="spellStart"/>
-      <w:r>
-        <w:t>tempor</w:t>
-      </w:r>
-      <w:proofErr w:type="spellEnd"/>
-      <w:r>
-        <w:t xml:space="preserve"> </w:t>
-      </w:r>
-      <w:proofErr w:type="spellStart"/>
-      <w:r>
-        <w:t>orci</w:t>
-      </w:r>
-      <w:proofErr w:type="spellEnd"/>
-      <w:r>
-        <w:t xml:space="preserve"> </w:t>
-      </w:r>
-      <w:proofErr w:type="spellStart"/>
-      <w:r>
-        <w:t>dapibus</w:t>
-      </w:r>
-      <w:proofErr w:type="spellEnd"/>
-      <w:r>
-        <w:t xml:space="preserve"> </w:t>
-      </w:r>
-      <w:proofErr w:type="spellStart"/>
-      <w:r>
-        <w:t>ultrices</w:t>
-      </w:r>
-      <w:proofErr w:type="spellEnd"/>
-      <w:r>
-        <w:t>.”</w:t>
+        <w:t>. Donec ac odio tempor orci dapibus ultrices.”</w:t>
       </w:r>
     </w:p>
     <w:p>
@@ -348,239 +44,7 @@
         <w:jc w:val="both"/>
       </w:pPr>
       <w:r>
-        <w:t xml:space="preserve">Est </w:t>
-      </w:r>
-      <w:proofErr w:type="spellStart"/>
-      <w:r>
-        <w:t>placerat</w:t>
-      </w:r>
-      <w:proofErr w:type="spellEnd"/>
-      <w:r>
-        <w:t xml:space="preserve"> in </w:t>
-      </w:r>
-      <w:proofErr w:type="spellStart"/>
-      <w:r>
-        <w:t>egestas</w:t>
-      </w:r>
-      <w:proofErr w:type="spellEnd"/>
-      <w:r>
-        <w:t xml:space="preserve"> </w:t>
-      </w:r>
-      <w:proofErr w:type="spellStart"/>
-      <w:r>
-        <w:t>erat</w:t>
-      </w:r>
-      <w:proofErr w:type="spellEnd"/>
-      <w:r>
-        <w:t xml:space="preserve"> </w:t>
-      </w:r>
-      <w:proofErr w:type="spellStart"/>
-      <w:r>
-        <w:t>imperdiet</w:t>
-      </w:r>
-      <w:proofErr w:type="spellEnd"/>
-      <w:r>
-        <w:t xml:space="preserve"> sed. </w:t>
-      </w:r>
-      <w:proofErr w:type="spellStart"/>
-      <w:r>
-        <w:t>Nibh</w:t>
-      </w:r>
-      <w:proofErr w:type="spellEnd"/>
-      <w:r>
-        <w:t xml:space="preserve"> </w:t>
-      </w:r>
-      <w:proofErr w:type="spellStart"/>
-      <w:r>
-        <w:t>praesent</w:t>
-      </w:r>
-      <w:proofErr w:type="spellEnd"/>
-      <w:r>
-        <w:t xml:space="preserve"> </w:t>
-      </w:r>
-      <w:proofErr w:type="spellStart"/>
-      <w:r>
-        <w:t>tristique</w:t>
-      </w:r>
-      <w:proofErr w:type="spellEnd"/>
-      <w:r>
-        <w:t xml:space="preserve"> magna sit </w:t>
-      </w:r>
-      <w:proofErr w:type="spellStart"/>
-      <w:r>
-        <w:t>amet</w:t>
-      </w:r>
-      <w:proofErr w:type="spellEnd"/>
-      <w:r>
-        <w:t xml:space="preserve"> </w:t>
-      </w:r>
-      <w:proofErr w:type="spellStart"/>
-      <w:r>
-        <w:t>purus</w:t>
-      </w:r>
-      <w:proofErr w:type="spellEnd"/>
-      <w:r>
-        <w:t xml:space="preserve"> gravida </w:t>
-      </w:r>
-      <w:proofErr w:type="spellStart"/>
-      <w:r>
-        <w:t>quis</w:t>
-      </w:r>
-      <w:proofErr w:type="spellEnd"/>
-      <w:r>
-        <w:t xml:space="preserve"> </w:t>
-      </w:r>
-      <w:proofErr w:type="spellStart"/>
-      <w:r>
-        <w:t>blandit</w:t>
-      </w:r>
-      <w:proofErr w:type="spellEnd"/>
-      <w:r>
-        <w:t xml:space="preserve">. Cras </w:t>
-      </w:r>
-      <w:proofErr w:type="spellStart"/>
-      <w:r>
-        <w:t>ornare</w:t>
-      </w:r>
-      <w:proofErr w:type="spellEnd"/>
-      <w:r>
-        <w:t xml:space="preserve"> </w:t>
-      </w:r>
-      <w:proofErr w:type="spellStart"/>
-      <w:r>
-        <w:t>arcu</w:t>
-      </w:r>
-      <w:proofErr w:type="spellEnd"/>
-      <w:r>
-        <w:t xml:space="preserve"> dui </w:t>
-      </w:r>
-      <w:proofErr w:type="spellStart"/>
-      <w:r>
-        <w:t>vivamus</w:t>
-      </w:r>
-      <w:proofErr w:type="spellEnd"/>
-      <w:r>
-        <w:t xml:space="preserve"> </w:t>
-      </w:r>
-      <w:proofErr w:type="spellStart"/>
-      <w:r>
-        <w:t>arcu</w:t>
-      </w:r>
-      <w:proofErr w:type="spellEnd"/>
-      <w:r>
-        <w:t xml:space="preserve"> </w:t>
-      </w:r>
-      <w:proofErr w:type="spellStart"/>
-      <w:r>
-        <w:t>felis</w:t>
-      </w:r>
-      <w:proofErr w:type="spellEnd"/>
-      <w:r>
-        <w:t xml:space="preserve"> </w:t>
-      </w:r>
-      <w:proofErr w:type="spellStart"/>
-      <w:r>
-        <w:t>bibendum</w:t>
-      </w:r>
-      <w:proofErr w:type="spellEnd"/>
-      <w:r>
-        <w:t xml:space="preserve"> </w:t>
-      </w:r>
-      <w:proofErr w:type="spellStart"/>
-      <w:r>
-        <w:t>ut</w:t>
-      </w:r>
-      <w:proofErr w:type="spellEnd"/>
-      <w:r>
-        <w:t xml:space="preserve"> </w:t>
-      </w:r>
-      <w:proofErr w:type="spellStart"/>
-      <w:r>
-        <w:t>tristique</w:t>
-      </w:r>
-      <w:proofErr w:type="spellEnd"/>
-      <w:r>
-        <w:t xml:space="preserve">. </w:t>
-      </w:r>
-      <w:proofErr w:type="spellStart"/>
-      <w:r>
-        <w:t>Pellentesque</w:t>
-      </w:r>
-      <w:proofErr w:type="spellEnd"/>
-      <w:r>
-        <w:t xml:space="preserve"> </w:t>
-      </w:r>
-      <w:proofErr w:type="spellStart"/>
-      <w:r>
-        <w:t>eu</w:t>
-      </w:r>
-      <w:proofErr w:type="spellEnd"/>
-      <w:r>
-        <w:t xml:space="preserve"> </w:t>
-      </w:r>
-      <w:proofErr w:type="spellStart"/>
-      <w:r>
-        <w:t>tincidunt</w:t>
-      </w:r>
-      <w:proofErr w:type="spellEnd"/>
-      <w:r>
-        <w:t xml:space="preserve"> </w:t>
-      </w:r>
-      <w:proofErr w:type="spellStart"/>
-      <w:r>
-        <w:t>tortor</w:t>
-      </w:r>
-      <w:proofErr w:type="spellEnd"/>
-      <w:r>
-        <w:t xml:space="preserve"> </w:t>
-      </w:r>
-      <w:proofErr w:type="spellStart"/>
-      <w:r>
-        <w:t>aliquam</w:t>
-      </w:r>
-      <w:proofErr w:type="spellEnd"/>
-      <w:r>
-        <w:t xml:space="preserve">. Felis </w:t>
-      </w:r>
-      <w:proofErr w:type="spellStart"/>
-      <w:r>
-        <w:t>bibendum</w:t>
-      </w:r>
-      <w:proofErr w:type="spellEnd"/>
-      <w:r>
-        <w:t xml:space="preserve"> </w:t>
-      </w:r>
-      <w:proofErr w:type="spellStart"/>
-      <w:r>
-        <w:t>ut</w:t>
-      </w:r>
-      <w:proofErr w:type="spellEnd"/>
-      <w:r>
-        <w:t xml:space="preserve"> </w:t>
-      </w:r>
-      <w:proofErr w:type="spellStart"/>
-      <w:r>
-        <w:t>tristique</w:t>
-      </w:r>
-      <w:proofErr w:type="spellEnd"/>
-      <w:r>
-        <w:t xml:space="preserve"> et </w:t>
-      </w:r>
-      <w:proofErr w:type="spellStart"/>
-      <w:r>
-        <w:t>egestas</w:t>
-      </w:r>
-      <w:proofErr w:type="spellEnd"/>
-      <w:r>
-        <w:t xml:space="preserve"> </w:t>
-      </w:r>
-      <w:proofErr w:type="spellStart"/>
-      <w:r>
-        <w:t>quis</w:t>
-      </w:r>
-      <w:proofErr w:type="spellEnd"/>
-      <w:r>
-        <w:t>.</w:t>
+        <w:t>Est placerat in egestas erat imperdiet sed. Nibh praesent tristique magna sit amet purus gravida quis blandit. Cras ornare arcu dui vivamus arcu felis bibendum ut tristique. Pellentesque eu tincidunt tortor aliquam. Felis bibendum ut tristique et egestas quis.</w:t>
       </w:r>
     </w:p>
     <w:tbl>
@@ -660,16 +124,8 @@
               <w:rPr>
                 <w:rStyle w:val="Strong"/>
               </w:rPr>
-              <w:t xml:space="preserve">Lorem </w:t>
+              <w:t>Lorem Ispum</w:t>
             </w:r>
-            <w:proofErr w:type="spellStart"/>
-            <w:r>
-              <w:rPr>
-                <w:rStyle w:val="Strong"/>
-              </w:rPr>
-              <w:t>Ispum</w:t>
-            </w:r>
-            <w:proofErr w:type="spellEnd"/>
             <w:r>
               <w:rPr>
                 <w:rStyle w:val="Strong"/>
@@ -680,106 +136,10 @@
               <w:t xml:space="preserve"> </w:t>
             </w:r>
             <w:r>
-              <w:t xml:space="preserve">Ut </w:t>
-            </w:r>
-            <w:proofErr w:type="spellStart"/>
-            <w:r>
-              <w:t>sem</w:t>
-            </w:r>
-            <w:proofErr w:type="spellEnd"/>
-            <w:r>
-              <w:t xml:space="preserve"> </w:t>
-            </w:r>
-            <w:proofErr w:type="spellStart"/>
-            <w:r>
-              <w:t>viverra</w:t>
-            </w:r>
-            <w:proofErr w:type="spellEnd"/>
-            <w:r>
-              <w:t xml:space="preserve"> </w:t>
-            </w:r>
-            <w:proofErr w:type="spellStart"/>
-            <w:r>
-              <w:t>aliquet</w:t>
-            </w:r>
-            <w:proofErr w:type="spellEnd"/>
-            <w:r>
-              <w:t xml:space="preserve"> </w:t>
-            </w:r>
-            <w:proofErr w:type="spellStart"/>
-            <w:r>
-              <w:t>eget</w:t>
-            </w:r>
-            <w:proofErr w:type="spellEnd"/>
-            <w:r>
-              <w:t xml:space="preserve"> sit </w:t>
-            </w:r>
-            <w:proofErr w:type="spellStart"/>
-            <w:r>
-              <w:t>amet</w:t>
-            </w:r>
-            <w:proofErr w:type="spellEnd"/>
-            <w:r>
-              <w:t xml:space="preserve">. Urna id </w:t>
-            </w:r>
-            <w:proofErr w:type="spellStart"/>
-            <w:r>
-              <w:t>volutpat</w:t>
-            </w:r>
-            <w:proofErr w:type="spellEnd"/>
-            <w:r>
-              <w:t xml:space="preserve"> </w:t>
-            </w:r>
-            <w:proofErr w:type="spellStart"/>
-            <w:r>
-              <w:t>lacus</w:t>
-            </w:r>
-            <w:proofErr w:type="spellEnd"/>
-            <w:r>
-              <w:t xml:space="preserve"> </w:t>
-            </w:r>
-            <w:proofErr w:type="spellStart"/>
-            <w:r>
-              <w:t>laoreet</w:t>
-            </w:r>
-            <w:proofErr w:type="spellEnd"/>
-            <w:r>
-              <w:t xml:space="preserve"> non </w:t>
-            </w:r>
-            <w:proofErr w:type="spellStart"/>
-            <w:r>
-              <w:t>curabitur</w:t>
-            </w:r>
-            <w:proofErr w:type="spellEnd"/>
-            <w:r>
-              <w:t xml:space="preserve"> gravida.</w:t>
+              <w:t>Ut sem viverra aliquet eget sit amet. Urna id volutpat lacus laoreet non curabitur gravida.</w:t>
             </w:r>
             <w:r>
-              <w:t xml:space="preserve"> Est lorem ipsum dolor sit </w:t>
-            </w:r>
-            <w:proofErr w:type="spellStart"/>
-            <w:r>
-              <w:t>amet</w:t>
-            </w:r>
-            <w:proofErr w:type="spellEnd"/>
-            <w:r>
-              <w:t xml:space="preserve"> </w:t>
-            </w:r>
-            <w:proofErr w:type="spellStart"/>
-            <w:r>
-              <w:t>consectetur</w:t>
-            </w:r>
-            <w:proofErr w:type="spellEnd"/>
-            <w:r>
-              <w:t xml:space="preserve"> </w:t>
-            </w:r>
-            <w:proofErr w:type="spellStart"/>
-            <w:r>
-              <w:t>adipiscing</w:t>
-            </w:r>
-            <w:proofErr w:type="spellEnd"/>
-            <w:r>
-              <w:t>.</w:t>
+              <w:t xml:space="preserve"> Est lorem ipsum dolor sit amet consectetur adipiscing.</w:t>
             </w:r>
           </w:p>
           <w:tbl>
@@ -814,14 +174,12 @@
                   <w:pPr>
                     <w:pStyle w:val="ParagraphNormal"/>
                   </w:pPr>
-                  <w:proofErr w:type="spellStart"/>
                   <w:r>
                     <w:rPr>
                       <w:rStyle w:val="Strong"/>
                     </w:rPr>
                     <w:t>Turpis</w:t>
                   </w:r>
-                  <w:proofErr w:type="spellEnd"/>
                   <w:r>
                     <w:rPr>
                       <w:rStyle w:val="Strong"/>
@@ -838,98 +196,48 @@
                     <w:t xml:space="preserve"> </w:t>
                   </w:r>
                   <w:r>
-                    <w:t xml:space="preserve">Urna </w:t>
-                  </w:r>
-                  <w:proofErr w:type="spellStart"/>
-                  <w:r>
-                    <w:t>condimentum</w:t>
-                  </w:r>
-                  <w:proofErr w:type="spellEnd"/>
+                    <w:t xml:space="preserve">Urna condimentum mattis pellentesque id nibh tortor. </w:t>
+                  </w:r>
+                </w:p>
+                <w:p>
+                  <w:pPr>
+                    <w:pStyle w:val="NoParagraphNormal"/>
+                  </w:pPr>
+                  <w:r>
+                    <w:rPr>
+                      <w:rFonts w:ascii="Segoe UI Symbol" w:hAnsi="Segoe UI Symbol" w:cs="Segoe UI Symbol"/>
+                    </w:rPr>
+                    <w:t>❖</w:t>
+                  </w:r>
                   <w:r>
                     <w:t xml:space="preserve"> </w:t>
                   </w:r>
-                  <w:proofErr w:type="spellStart"/>
-                  <w:r>
-                    <w:t>mattis</w:t>
-                  </w:r>
-                  <w:proofErr w:type="spellEnd"/>
-                  <w:r>
+                  <w:r>
+                    <w:t>Lorem ipsun</w:t>
+                  </w:r>
+                  <w:r>
+                    <w:t xml:space="preserve"> staff</w:t>
+                  </w:r>
+                </w:p>
+                <w:p>
+                  <w:pPr>
+                    <w:pStyle w:val="NoParagraphNormal"/>
+                  </w:pPr>
+                  <w:r>
+                    <w:rPr>
+                      <w:rFonts w:ascii="Segoe UI Symbol" w:hAnsi="Segoe UI Symbol" w:cs="Segoe UI Symbol"/>
+                    </w:rPr>
+                    <w:t>❖</w:t>
+                  </w:r>
+                  <w:r>
+                    <w:rPr>
+                      <w:rFonts w:ascii="Segoe UI Symbol" w:hAnsi="Segoe UI Symbol" w:cs="Segoe UI Symbol"/>
+                    </w:rPr>
                     <w:t xml:space="preserve"> </w:t>
                   </w:r>
-                  <w:proofErr w:type="spellStart"/>
-                  <w:r>
-                    <w:t>pellentesque</w:t>
-                  </w:r>
-                  <w:proofErr w:type="spellEnd"/>
-                  <w:r>
-                    <w:t xml:space="preserve"> id </w:t>
-                  </w:r>
-                  <w:proofErr w:type="spellStart"/>
-                  <w:r>
-                    <w:t>nibh</w:t>
-                  </w:r>
-                  <w:proofErr w:type="spellEnd"/>
-                  <w:r>
-                    <w:t xml:space="preserve"> </w:t>
-                  </w:r>
-                  <w:proofErr w:type="spellStart"/>
-                  <w:r>
-                    <w:t>tortor</w:t>
-                  </w:r>
-                  <w:proofErr w:type="spellEnd"/>
-                  <w:r>
-                    <w:t xml:space="preserve">. </w:t>
-                  </w:r>
-                </w:p>
-                <w:p>
-                  <w:pPr>
-                    <w:pStyle w:val="NoParagraphNormal"/>
-                  </w:pPr>
-                  <w:r>
-                    <w:rPr>
-                      <w:rFonts w:ascii="Segoe UI Symbol" w:hAnsi="Segoe UI Symbol" w:cs="Segoe UI Symbol"/>
-                    </w:rPr>
-                    <w:t>❖</w:t>
-                  </w:r>
-                  <w:r>
-                    <w:t xml:space="preserve"> </w:t>
-                  </w:r>
-                  <w:r>
-                    <w:t xml:space="preserve">Lorem </w:t>
-                  </w:r>
-                  <w:proofErr w:type="spellStart"/>
-                  <w:r>
-                    <w:t>ipsun</w:t>
-                  </w:r>
-                  <w:proofErr w:type="spellEnd"/>
-                  <w:r>
-                    <w:t xml:space="preserve"> staff</w:t>
-                  </w:r>
-                </w:p>
-                <w:p>
-                  <w:pPr>
-                    <w:pStyle w:val="NoParagraphNormal"/>
-                  </w:pPr>
-                  <w:r>
-                    <w:rPr>
-                      <w:rFonts w:ascii="Segoe UI Symbol" w:hAnsi="Segoe UI Symbol" w:cs="Segoe UI Symbol"/>
-                    </w:rPr>
-                    <w:t>❖</w:t>
-                  </w:r>
-                  <w:r>
-                    <w:rPr>
-                      <w:rFonts w:ascii="Segoe UI Symbol" w:hAnsi="Segoe UI Symbol" w:cs="Segoe UI Symbol"/>
-                    </w:rPr>
-                    <w:t xml:space="preserve"> </w:t>
-                  </w:r>
-                  <w:r>
-                    <w:t xml:space="preserve">Fermentum </w:t>
-                  </w:r>
-                  <w:proofErr w:type="spellStart"/>
-                  <w:r>
-                    <w:t>posuere</w:t>
-                  </w:r>
-                  <w:proofErr w:type="spellEnd"/>
+                  <w:r>
+                    <w:t>Fermentum posuere</w:t>
+                  </w:r>
                 </w:p>
                 <w:p>
                   <w:pPr>
@@ -952,13 +260,8 @@
                     <w:t xml:space="preserve"> </w:t>
                   </w:r>
                   <w:r>
-                    <w:t xml:space="preserve">Dolor sit </w:t>
-                  </w:r>
-                  <w:proofErr w:type="spellStart"/>
-                  <w:r>
-                    <w:t>amet</w:t>
-                  </w:r>
-                  <w:proofErr w:type="spellEnd"/>
+                    <w:t>Dolor sit amet</w:t>
+                  </w:r>
                 </w:p>
               </w:tc>
               <w:tc>
@@ -976,14 +279,12 @@
                   <w:pPr>
                     <w:pStyle w:val="ParagraphNormal"/>
                   </w:pPr>
-                  <w:proofErr w:type="spellStart"/>
                   <w:r>
                     <w:rPr>
                       <w:rStyle w:val="Strong"/>
                     </w:rPr>
                     <w:t>Turpis</w:t>
                   </w:r>
-                  <w:proofErr w:type="spellEnd"/>
                   <w:r>
                     <w:rPr>
                       <w:rStyle w:val="Strong"/>
@@ -1000,98 +301,48 @@
                     <w:t xml:space="preserve"> </w:t>
                   </w:r>
                   <w:r>
-                    <w:t xml:space="preserve">Urna </w:t>
-                  </w:r>
-                  <w:proofErr w:type="spellStart"/>
-                  <w:r>
-                    <w:t>condimentum</w:t>
-                  </w:r>
-                  <w:proofErr w:type="spellEnd"/>
+                    <w:t xml:space="preserve">Urna condimentum mattis pellentesque id nibh tortor. </w:t>
+                  </w:r>
+                </w:p>
+                <w:p>
+                  <w:pPr>
+                    <w:pStyle w:val="NoParagraphNormal"/>
+                  </w:pPr>
+                  <w:r>
+                    <w:rPr>
+                      <w:rFonts w:ascii="Segoe UI Symbol" w:hAnsi="Segoe UI Symbol" w:cs="Segoe UI Symbol"/>
+                    </w:rPr>
+                    <w:t>❖</w:t>
+                  </w:r>
                   <w:r>
                     <w:t xml:space="preserve"> </w:t>
                   </w:r>
-                  <w:proofErr w:type="spellStart"/>
-                  <w:r>
-                    <w:t>mattis</w:t>
-                  </w:r>
-                  <w:proofErr w:type="spellEnd"/>
-                  <w:r>
+                  <w:r>
+                    <w:t>Lorem ipsun</w:t>
+                  </w:r>
+                  <w:r>
+                    <w:t xml:space="preserve"> staff</w:t>
+                  </w:r>
+                </w:p>
+                <w:p>
+                  <w:pPr>
+                    <w:pStyle w:val="NoParagraphNormal"/>
+                  </w:pPr>
+                  <w:r>
+                    <w:rPr>
+                      <w:rFonts w:ascii="Segoe UI Symbol" w:hAnsi="Segoe UI Symbol" w:cs="Segoe UI Symbol"/>
+                    </w:rPr>
+                    <w:t>❖</w:t>
+                  </w:r>
+                  <w:r>
+                    <w:rPr>
+                      <w:rFonts w:ascii="Segoe UI Symbol" w:hAnsi="Segoe UI Symbol" w:cs="Segoe UI Symbol"/>
+                    </w:rPr>
                     <w:t xml:space="preserve"> </w:t>
                   </w:r>
-                  <w:proofErr w:type="spellStart"/>
-                  <w:r>
-                    <w:t>pellentesque</w:t>
-                  </w:r>
-                  <w:proofErr w:type="spellEnd"/>
-                  <w:r>
-                    <w:t xml:space="preserve"> id </w:t>
-                  </w:r>
-                  <w:proofErr w:type="spellStart"/>
-                  <w:r>
-                    <w:t>nibh</w:t>
-                  </w:r>
-                  <w:proofErr w:type="spellEnd"/>
-                  <w:r>
-                    <w:t xml:space="preserve"> </w:t>
-                  </w:r>
-                  <w:proofErr w:type="spellStart"/>
-                  <w:r>
-                    <w:t>tortor</w:t>
-                  </w:r>
-                  <w:proofErr w:type="spellEnd"/>
-                  <w:r>
-                    <w:t xml:space="preserve">. </w:t>
-                  </w:r>
-                </w:p>
-                <w:p>
-                  <w:pPr>
-                    <w:pStyle w:val="NoParagraphNormal"/>
-                  </w:pPr>
-                  <w:r>
-                    <w:rPr>
-                      <w:rFonts w:ascii="Segoe UI Symbol" w:hAnsi="Segoe UI Symbol" w:cs="Segoe UI Symbol"/>
-                    </w:rPr>
-                    <w:t>❖</w:t>
-                  </w:r>
-                  <w:r>
-                    <w:t xml:space="preserve"> </w:t>
-                  </w:r>
-                  <w:r>
-                    <w:t xml:space="preserve">Lorem </w:t>
-                  </w:r>
-                  <w:proofErr w:type="spellStart"/>
-                  <w:r>
-                    <w:t>ipsun</w:t>
-                  </w:r>
-                  <w:proofErr w:type="spellEnd"/>
-                  <w:r>
-                    <w:t xml:space="preserve"> staff</w:t>
-                  </w:r>
-                </w:p>
-                <w:p>
-                  <w:pPr>
-                    <w:pStyle w:val="NoParagraphNormal"/>
-                  </w:pPr>
-                  <w:r>
-                    <w:rPr>
-                      <w:rFonts w:ascii="Segoe UI Symbol" w:hAnsi="Segoe UI Symbol" w:cs="Segoe UI Symbol"/>
-                    </w:rPr>
-                    <w:t>❖</w:t>
-                  </w:r>
-                  <w:r>
-                    <w:rPr>
-                      <w:rFonts w:ascii="Segoe UI Symbol" w:hAnsi="Segoe UI Symbol" w:cs="Segoe UI Symbol"/>
-                    </w:rPr>
-                    <w:t xml:space="preserve"> </w:t>
-                  </w:r>
-                  <w:r>
-                    <w:t xml:space="preserve">Fermentum </w:t>
-                  </w:r>
-                  <w:proofErr w:type="spellStart"/>
-                  <w:r>
-                    <w:t>posuere</w:t>
-                  </w:r>
-                  <w:proofErr w:type="spellEnd"/>
+                  <w:r>
+                    <w:t>Fermentum posuere</w:t>
+                  </w:r>
                 </w:p>
                 <w:p>
                   <w:pPr>
@@ -1114,13 +365,8 @@
                     <w:t xml:space="preserve"> </w:t>
                   </w:r>
                   <w:r>
-                    <w:t xml:space="preserve">Dolor sit </w:t>
-                  </w:r>
-                  <w:proofErr w:type="spellStart"/>
-                  <w:r>
-                    <w:t>amet</w:t>
-                  </w:r>
-                  <w:proofErr w:type="spellEnd"/>
+                    <w:t>Dolor sit amet</w:t>
+                  </w:r>
                   <w:r>
                     <w:rPr>
                       <w:sz w:val="24"/>
@@ -1138,14 +384,12 @@
                   <w:pPr>
                     <w:pStyle w:val="ParagraphNormal"/>
                   </w:pPr>
-                  <w:proofErr w:type="spellStart"/>
                   <w:r>
                     <w:rPr>
                       <w:rStyle w:val="Strong"/>
                     </w:rPr>
                     <w:t>Turpis</w:t>
                   </w:r>
-                  <w:proofErr w:type="spellEnd"/>
                   <w:r>
                     <w:rPr>
                       <w:rStyle w:val="Strong"/>
@@ -1162,98 +406,48 @@
                     <w:t xml:space="preserve"> </w:t>
                   </w:r>
                   <w:r>
-                    <w:t xml:space="preserve">Urna </w:t>
-                  </w:r>
-                  <w:proofErr w:type="spellStart"/>
-                  <w:r>
-                    <w:t>condimentum</w:t>
-                  </w:r>
-                  <w:proofErr w:type="spellEnd"/>
+                    <w:t xml:space="preserve">Urna condimentum mattis pellentesque id nibh tortor. </w:t>
+                  </w:r>
+                </w:p>
+                <w:p>
+                  <w:pPr>
+                    <w:pStyle w:val="NoParagraphNormal"/>
+                  </w:pPr>
+                  <w:r>
+                    <w:rPr>
+                      <w:rFonts w:ascii="Segoe UI Symbol" w:hAnsi="Segoe UI Symbol" w:cs="Segoe UI Symbol"/>
+                    </w:rPr>
+                    <w:t>❖</w:t>
+                  </w:r>
                   <w:r>
                     <w:t xml:space="preserve"> </w:t>
                   </w:r>
-                  <w:proofErr w:type="spellStart"/>
-                  <w:r>
-                    <w:t>mattis</w:t>
-                  </w:r>
-                  <w:proofErr w:type="spellEnd"/>
-                  <w:r>
+                  <w:r>
+                    <w:t>Lorem ipsun</w:t>
+                  </w:r>
+                  <w:r>
+                    <w:t xml:space="preserve"> staff</w:t>
+                  </w:r>
+                </w:p>
+                <w:p>
+                  <w:pPr>
+                    <w:pStyle w:val="NoParagraphNormal"/>
+                  </w:pPr>
+                  <w:r>
+                    <w:rPr>
+                      <w:rFonts w:ascii="Segoe UI Symbol" w:hAnsi="Segoe UI Symbol" w:cs="Segoe UI Symbol"/>
+                    </w:rPr>
+                    <w:t>❖</w:t>
+                  </w:r>
+                  <w:r>
+                    <w:rPr>
+                      <w:rFonts w:ascii="Segoe UI Symbol" w:hAnsi="Segoe UI Symbol" w:cs="Segoe UI Symbol"/>
+                    </w:rPr>
                     <w:t xml:space="preserve"> </w:t>
                   </w:r>
-                  <w:proofErr w:type="spellStart"/>
-                  <w:r>
-                    <w:t>pellentesque</w:t>
-                  </w:r>
-                  <w:proofErr w:type="spellEnd"/>
-                  <w:r>
-                    <w:t xml:space="preserve"> id </w:t>
-                  </w:r>
-                  <w:proofErr w:type="spellStart"/>
-                  <w:r>
-                    <w:t>nibh</w:t>
-                  </w:r>
-                  <w:proofErr w:type="spellEnd"/>
-                  <w:r>
-                    <w:t xml:space="preserve"> </w:t>
-                  </w:r>
-                  <w:proofErr w:type="spellStart"/>
-                  <w:r>
-                    <w:t>tortor</w:t>
-                  </w:r>
-                  <w:proofErr w:type="spellEnd"/>
-                  <w:r>
-                    <w:t xml:space="preserve">. </w:t>
-                  </w:r>
-                </w:p>
-                <w:p>
-                  <w:pPr>
-                    <w:pStyle w:val="NoParagraphNormal"/>
-                  </w:pPr>
-                  <w:r>
-                    <w:rPr>
-                      <w:rFonts w:ascii="Segoe UI Symbol" w:hAnsi="Segoe UI Symbol" w:cs="Segoe UI Symbol"/>
-                    </w:rPr>
-                    <w:t>❖</w:t>
-                  </w:r>
-                  <w:r>
-                    <w:t xml:space="preserve"> </w:t>
-                  </w:r>
-                  <w:r>
-                    <w:t xml:space="preserve">Lorem </w:t>
-                  </w:r>
-                  <w:proofErr w:type="spellStart"/>
-                  <w:r>
-                    <w:t>ipsun</w:t>
-                  </w:r>
-                  <w:proofErr w:type="spellEnd"/>
-                  <w:r>
-                    <w:t xml:space="preserve"> staff</w:t>
-                  </w:r>
-                </w:p>
-                <w:p>
-                  <w:pPr>
-                    <w:pStyle w:val="NoParagraphNormal"/>
-                  </w:pPr>
-                  <w:r>
-                    <w:rPr>
-                      <w:rFonts w:ascii="Segoe UI Symbol" w:hAnsi="Segoe UI Symbol" w:cs="Segoe UI Symbol"/>
-                    </w:rPr>
-                    <w:t>❖</w:t>
-                  </w:r>
-                  <w:r>
-                    <w:rPr>
-                      <w:rFonts w:ascii="Segoe UI Symbol" w:hAnsi="Segoe UI Symbol" w:cs="Segoe UI Symbol"/>
-                    </w:rPr>
-                    <w:t xml:space="preserve"> </w:t>
-                  </w:r>
-                  <w:r>
-                    <w:t xml:space="preserve">Fermentum </w:t>
-                  </w:r>
-                  <w:proofErr w:type="spellStart"/>
-                  <w:r>
-                    <w:t>posuere</w:t>
-                  </w:r>
-                  <w:proofErr w:type="spellEnd"/>
+                  <w:r>
+                    <w:t>Fermentum posuere</w:t>
+                  </w:r>
                 </w:p>
                 <w:p>
                   <w:pPr>
@@ -1278,13 +472,8 @@
                     <w:t xml:space="preserve"> </w:t>
                   </w:r>
                   <w:r>
-                    <w:t xml:space="preserve">Dolor sit </w:t>
-                  </w:r>
-                  <w:proofErr w:type="spellStart"/>
-                  <w:r>
-                    <w:t>amet</w:t>
-                  </w:r>
-                  <w:proofErr w:type="spellEnd"/>
+                    <w:t>Dolor sit amet</w:t>
+                  </w:r>
                 </w:p>
               </w:tc>
             </w:tr>
@@ -1295,87 +484,7 @@
               <w:jc w:val="both"/>
             </w:pPr>
             <w:r>
-              <w:t xml:space="preserve">Bibendum </w:t>
-            </w:r>
-            <w:proofErr w:type="spellStart"/>
-            <w:r>
-              <w:t>enim</w:t>
-            </w:r>
-            <w:proofErr w:type="spellEnd"/>
-            <w:r>
-              <w:t xml:space="preserve"> </w:t>
-            </w:r>
-            <w:proofErr w:type="spellStart"/>
-            <w:r>
-              <w:t>facilisis</w:t>
-            </w:r>
-            <w:proofErr w:type="spellEnd"/>
-            <w:r>
-              <w:t xml:space="preserve"> gravida </w:t>
-            </w:r>
-            <w:proofErr w:type="spellStart"/>
-            <w:r>
-              <w:t>neque</w:t>
-            </w:r>
-            <w:proofErr w:type="spellEnd"/>
-            <w:r>
-              <w:t xml:space="preserve"> convallis a. </w:t>
-            </w:r>
-            <w:proofErr w:type="spellStart"/>
-            <w:r>
-              <w:t>Rhoncus</w:t>
-            </w:r>
-            <w:proofErr w:type="spellEnd"/>
-            <w:r>
-              <w:t xml:space="preserve"> </w:t>
-            </w:r>
-            <w:proofErr w:type="spellStart"/>
-            <w:r>
-              <w:t>aenean</w:t>
-            </w:r>
-            <w:proofErr w:type="spellEnd"/>
-            <w:r>
-              <w:t xml:space="preserve"> vel </w:t>
-            </w:r>
-            <w:proofErr w:type="spellStart"/>
-            <w:r>
-              <w:t>elit</w:t>
-            </w:r>
-            <w:proofErr w:type="spellEnd"/>
-            <w:r>
-              <w:t xml:space="preserve"> </w:t>
-            </w:r>
-            <w:proofErr w:type="spellStart"/>
-            <w:r>
-              <w:t>scelerisque</w:t>
-            </w:r>
-            <w:proofErr w:type="spellEnd"/>
-            <w:r>
-              <w:t xml:space="preserve"> </w:t>
-            </w:r>
-            <w:proofErr w:type="spellStart"/>
-            <w:r>
-              <w:t>mauris</w:t>
-            </w:r>
-            <w:proofErr w:type="spellEnd"/>
-            <w:r>
-              <w:t xml:space="preserve"> </w:t>
-            </w:r>
-            <w:proofErr w:type="spellStart"/>
-            <w:r>
-              <w:t>pellentesque</w:t>
-            </w:r>
-            <w:proofErr w:type="spellEnd"/>
-            <w:r>
-              <w:t xml:space="preserve"> pulvinar </w:t>
-            </w:r>
-            <w:proofErr w:type="spellStart"/>
-            <w:r>
-              <w:t>pellentesque</w:t>
-            </w:r>
-            <w:proofErr w:type="spellEnd"/>
-            <w:r>
-              <w:t>.</w:t>
+              <w:t>Bibendum enim facilisis gravida neque convallis a. Rhoncus aenean vel elit scelerisque mauris pellentesque pulvinar pellentesque.</w:t>
             </w:r>
           </w:p>
         </w:tc>
@@ -1472,55 +581,13 @@
                       <w:iCs/>
                     </w:rPr>
                   </w:pPr>
-                  <w:proofErr w:type="spellStart"/>
                   <w:r>
                     <w:rPr>
                       <w:i/>
                       <w:iCs/>
                     </w:rPr>
-                    <w:t>Tristique</w:t>
-                  </w:r>
-                  <w:proofErr w:type="spellEnd"/>
-                  <w:r>
-                    <w:rPr>
-                      <w:i/>
-                      <w:iCs/>
-                    </w:rPr>
-                    <w:t xml:space="preserve"> et </w:t>
-                  </w:r>
-                  <w:proofErr w:type="spellStart"/>
-                  <w:r>
-                    <w:rPr>
-                      <w:i/>
-                      <w:iCs/>
-                    </w:rPr>
-                    <w:t>egestas</w:t>
-                  </w:r>
-                  <w:proofErr w:type="spellEnd"/>
-                  <w:r>
-                    <w:rPr>
-                      <w:i/>
-                      <w:iCs/>
-                    </w:rPr>
-                    <w:t xml:space="preserve"> </w:t>
-                  </w:r>
-                  <w:proofErr w:type="spellStart"/>
-                  <w:r>
-                    <w:rPr>
-                      <w:i/>
-                      <w:iCs/>
-                    </w:rPr>
-                    <w:t>quis</w:t>
-                  </w:r>
-                  <w:proofErr w:type="spellEnd"/>
-                  <w:r>
-                    <w:rPr>
-                      <w:i/>
-                      <w:iCs/>
-                    </w:rPr>
-                    <w:t xml:space="preserve"> ipsum </w:t>
-                  </w:r>
-                  <w:proofErr w:type="spellStart"/>
+                    <w:t xml:space="preserve">Tristique et egestas quis ipsum </w:t>
+                  </w:r>
                   <w:r>
                     <w:rPr>
                       <w:rStyle w:val="Strong"/>
@@ -1529,68 +596,36 @@
                     </w:rPr>
                     <w:t>suspendisse</w:t>
                   </w:r>
-                  <w:proofErr w:type="spellEnd"/>
                   <w:r>
                     <w:rPr>
                       <w:i/>
                       <w:iCs/>
                     </w:rPr>
-                    <w:t xml:space="preserve"> </w:t>
-                  </w:r>
-                  <w:proofErr w:type="spellStart"/>
+                    <w:t xml:space="preserve"> ultrices.</w:t>
+                  </w:r>
                   <w:r>
                     <w:rPr>
                       <w:i/>
                       <w:iCs/>
                     </w:rPr>
-                    <w:t>ultrices</w:t>
-                  </w:r>
-                  <w:proofErr w:type="spellEnd"/>
-                  <w:r>
-                    <w:rPr>
-                      <w:i/>
-                      <w:iCs/>
-                    </w:rPr>
-                    <w:t>.</w:t>
-                  </w:r>
-                  <w:r>
-                    <w:rPr>
-                      <w:i/>
-                      <w:iCs/>
-                    </w:rPr>
+                    <w:t xml:space="preserve"> Elementum nisi quis.</w:t>
+                  </w:r>
+                </w:p>
+                <w:p>
+                  <w:pPr>
+                    <w:pStyle w:val="NoParagraphNormal"/>
+                  </w:pPr>
+                  <w:r>
+                    <w:rPr>
+                      <w:rFonts w:ascii="Segoe UI Symbol" w:hAnsi="Segoe UI Symbol" w:cs="Segoe UI Symbol"/>
+                    </w:rPr>
+                    <w:t>❖</w:t>
+                  </w:r>
+                  <w:r>
                     <w:t xml:space="preserve"> </w:t>
                   </w:r>
-                  <w:proofErr w:type="spellStart"/>
-                  <w:r>
-                    <w:rPr>
-                      <w:i/>
-                      <w:iCs/>
-                    </w:rPr>
-                    <w:t>Elementum</w:t>
-                  </w:r>
-                  <w:proofErr w:type="spellEnd"/>
-                  <w:r>
-                    <w:rPr>
-                      <w:i/>
-                      <w:iCs/>
-                    </w:rPr>
-                    <w:t xml:space="preserve"> nisi </w:t>
-                  </w:r>
-                  <w:proofErr w:type="spellStart"/>
-                  <w:r>
-                    <w:rPr>
-                      <w:i/>
-                      <w:iCs/>
-                    </w:rPr>
-                    <w:t>quis</w:t>
-                  </w:r>
-                  <w:proofErr w:type="spellEnd"/>
-                  <w:r>
-                    <w:rPr>
-                      <w:i/>
-                      <w:iCs/>
-                    </w:rPr>
-                    <w:t>.</w:t>
+                  <w:r>
+                    <w:t>Habitant morbi tristique senectus et netus</w:t>
                   </w:r>
                 </w:p>
                 <w:p>
@@ -1607,140 +642,25 @@
                     <w:t xml:space="preserve"> </w:t>
                   </w:r>
                   <w:r>
-                    <w:t xml:space="preserve">Habitant </w:t>
-                  </w:r>
-                  <w:proofErr w:type="spellStart"/>
-                  <w:r>
-                    <w:t>morbi</w:t>
-                  </w:r>
-                  <w:proofErr w:type="spellEnd"/>
+                    <w:t>Eget velit aliquet sagittis id consectetur purus ut faucibus pulvinar</w:t>
+                  </w:r>
+                </w:p>
+                <w:p>
+                  <w:pPr>
+                    <w:pStyle w:val="NoParagraphNormal"/>
+                  </w:pPr>
+                  <w:r>
+                    <w:rPr>
+                      <w:rFonts w:ascii="Segoe UI Symbol" w:hAnsi="Segoe UI Symbol" w:cs="Segoe UI Symbol"/>
+                    </w:rPr>
+                    <w:t>❖</w:t>
+                  </w:r>
                   <w:r>
                     <w:t xml:space="preserve"> </w:t>
                   </w:r>
-                  <w:proofErr w:type="spellStart"/>
-                  <w:r>
-                    <w:t>tristique</w:t>
-                  </w:r>
-                  <w:proofErr w:type="spellEnd"/>
-                  <w:r>
-                    <w:t xml:space="preserve"> </w:t>
-                  </w:r>
-                  <w:proofErr w:type="spellStart"/>
-                  <w:r>
-                    <w:t>senectus</w:t>
-                  </w:r>
-                  <w:proofErr w:type="spellEnd"/>
-                  <w:r>
-                    <w:t xml:space="preserve"> et </w:t>
-                  </w:r>
-                  <w:proofErr w:type="spellStart"/>
-                  <w:r>
-                    <w:t>netus</w:t>
-                  </w:r>
-                  <w:proofErr w:type="spellEnd"/>
-                </w:p>
-                <w:p>
-                  <w:pPr>
-                    <w:pStyle w:val="NoParagraphNormal"/>
-                  </w:pPr>
-                  <w:r>
-                    <w:rPr>
-                      <w:rFonts w:ascii="Segoe UI Symbol" w:hAnsi="Segoe UI Symbol" w:cs="Segoe UI Symbol"/>
-                    </w:rPr>
-                    <w:t>❖</w:t>
-                  </w:r>
-                  <w:r>
-                    <w:t xml:space="preserve"> </w:t>
-                  </w:r>
-                  <w:r>
-                    <w:t xml:space="preserve">Eget </w:t>
-                  </w:r>
-                  <w:proofErr w:type="spellStart"/>
-                  <w:r>
-                    <w:t>velit</w:t>
-                  </w:r>
-                  <w:proofErr w:type="spellEnd"/>
-                  <w:r>
-                    <w:t xml:space="preserve"> </w:t>
-                  </w:r>
-                  <w:proofErr w:type="spellStart"/>
-                  <w:r>
-                    <w:t>aliquet</w:t>
-                  </w:r>
-                  <w:proofErr w:type="spellEnd"/>
-                  <w:r>
-                    <w:t xml:space="preserve"> </w:t>
-                  </w:r>
-                  <w:proofErr w:type="spellStart"/>
-                  <w:r>
-                    <w:t>sagittis</w:t>
-                  </w:r>
-                  <w:proofErr w:type="spellEnd"/>
-                  <w:r>
-                    <w:t xml:space="preserve"> id </w:t>
-                  </w:r>
-                  <w:proofErr w:type="spellStart"/>
-                  <w:r>
-                    <w:t>consectetur</w:t>
-                  </w:r>
-                  <w:proofErr w:type="spellEnd"/>
-                  <w:r>
-                    <w:t xml:space="preserve"> </w:t>
-                  </w:r>
-                  <w:proofErr w:type="spellStart"/>
-                  <w:r>
-                    <w:t>purus</w:t>
-                  </w:r>
-                  <w:proofErr w:type="spellEnd"/>
-                  <w:r>
-                    <w:t xml:space="preserve"> </w:t>
-                  </w:r>
-                  <w:proofErr w:type="spellStart"/>
-                  <w:r>
-                    <w:t>ut</w:t>
-                  </w:r>
-                  <w:proofErr w:type="spellEnd"/>
-                  <w:r>
-                    <w:t xml:space="preserve"> </w:t>
-                  </w:r>
-                  <w:proofErr w:type="spellStart"/>
-                  <w:r>
-                    <w:t>faucibus</w:t>
-                  </w:r>
-                  <w:proofErr w:type="spellEnd"/>
-                  <w:r>
-                    <w:t xml:space="preserve"> pulvinar</w:t>
-                  </w:r>
-                </w:p>
-                <w:p>
-                  <w:pPr>
-                    <w:pStyle w:val="NoParagraphNormal"/>
-                  </w:pPr>
-                  <w:r>
-                    <w:rPr>
-                      <w:rFonts w:ascii="Segoe UI Symbol" w:hAnsi="Segoe UI Symbol" w:cs="Segoe UI Symbol"/>
-                    </w:rPr>
-                    <w:t>❖</w:t>
-                  </w:r>
-                  <w:r>
-                    <w:t xml:space="preserve"> </w:t>
-                  </w:r>
-                  <w:r>
-                    <w:t xml:space="preserve">Platea </w:t>
-                  </w:r>
-                  <w:proofErr w:type="spellStart"/>
-                  <w:r>
-                    <w:t>dictumst</w:t>
-                  </w:r>
-                  <w:proofErr w:type="spellEnd"/>
-                  <w:r>
-                    <w:t xml:space="preserve"> vestibulum </w:t>
-                  </w:r>
-                  <w:proofErr w:type="spellStart"/>
-                  <w:r>
-                    <w:t>rhoncus</w:t>
-                  </w:r>
-                  <w:proofErr w:type="spellEnd"/>
+                  <w:r>
+                    <w:t>Platea dictumst vestibulum rhoncus</w:t>
+                  </w:r>
                 </w:p>
               </w:tc>
               <w:tc>
@@ -1763,55 +683,13 @@
                       <w:iCs/>
                     </w:rPr>
                   </w:pPr>
-                  <w:proofErr w:type="spellStart"/>
                   <w:r>
                     <w:rPr>
                       <w:i/>
                       <w:iCs/>
                     </w:rPr>
-                    <w:t>Tristique</w:t>
-                  </w:r>
-                  <w:proofErr w:type="spellEnd"/>
-                  <w:r>
-                    <w:rPr>
-                      <w:i/>
-                      <w:iCs/>
-                    </w:rPr>
-                    <w:t xml:space="preserve"> et </w:t>
-                  </w:r>
-                  <w:proofErr w:type="spellStart"/>
-                  <w:r>
-                    <w:rPr>
-                      <w:i/>
-                      <w:iCs/>
-                    </w:rPr>
-                    <w:t>egestas</w:t>
-                  </w:r>
-                  <w:proofErr w:type="spellEnd"/>
-                  <w:r>
-                    <w:rPr>
-                      <w:i/>
-                      <w:iCs/>
-                    </w:rPr>
-                    <w:t xml:space="preserve"> </w:t>
-                  </w:r>
-                  <w:proofErr w:type="spellStart"/>
-                  <w:r>
-                    <w:rPr>
-                      <w:i/>
-                      <w:iCs/>
-                    </w:rPr>
-                    <w:t>quis</w:t>
-                  </w:r>
-                  <w:proofErr w:type="spellEnd"/>
-                  <w:r>
-                    <w:rPr>
-                      <w:i/>
-                      <w:iCs/>
-                    </w:rPr>
-                    <w:t xml:space="preserve"> ipsum </w:t>
-                  </w:r>
-                  <w:proofErr w:type="spellStart"/>
+                    <w:t xml:space="preserve">Tristique et egestas quis ipsum </w:t>
+                  </w:r>
                   <w:r>
                     <w:rPr>
                       <w:rStyle w:val="Strong"/>
@@ -1820,61 +698,29 @@
                     </w:rPr>
                     <w:t>suspendisse</w:t>
                   </w:r>
-                  <w:proofErr w:type="spellEnd"/>
                   <w:r>
                     <w:rPr>
                       <w:i/>
                       <w:iCs/>
                     </w:rPr>
+                    <w:t xml:space="preserve"> ultrices. Elementum nisi quis.</w:t>
+                  </w:r>
+                </w:p>
+                <w:p>
+                  <w:pPr>
+                    <w:pStyle w:val="NoParagraphNormal"/>
+                  </w:pPr>
+                  <w:r>
+                    <w:rPr>
+                      <w:rFonts w:ascii="Segoe UI Symbol" w:hAnsi="Segoe UI Symbol" w:cs="Segoe UI Symbol"/>
+                    </w:rPr>
+                    <w:t>❖</w:t>
+                  </w:r>
+                  <w:r>
                     <w:t xml:space="preserve"> </w:t>
                   </w:r>
-                  <w:proofErr w:type="spellStart"/>
-                  <w:r>
-                    <w:rPr>
-                      <w:i/>
-                      <w:iCs/>
-                    </w:rPr>
-                    <w:t>ultrices</w:t>
-                  </w:r>
-                  <w:proofErr w:type="spellEnd"/>
-                  <w:r>
-                    <w:rPr>
-                      <w:i/>
-                      <w:iCs/>
-                    </w:rPr>
-                    <w:t xml:space="preserve">. </w:t>
-                  </w:r>
-                  <w:proofErr w:type="spellStart"/>
-                  <w:r>
-                    <w:rPr>
-                      <w:i/>
-                      <w:iCs/>
-                    </w:rPr>
-                    <w:t>Elementum</w:t>
-                  </w:r>
-                  <w:proofErr w:type="spellEnd"/>
-                  <w:r>
-                    <w:rPr>
-                      <w:i/>
-                      <w:iCs/>
-                    </w:rPr>
-                    <w:t xml:space="preserve"> nisi </w:t>
-                  </w:r>
-                  <w:proofErr w:type="spellStart"/>
-                  <w:r>
-                    <w:rPr>
-                      <w:i/>
-                      <w:iCs/>
-                    </w:rPr>
-                    <w:t>quis</w:t>
-                  </w:r>
-                  <w:proofErr w:type="spellEnd"/>
-                  <w:r>
-                    <w:rPr>
-                      <w:i/>
-                      <w:iCs/>
-                    </w:rPr>
-                    <w:t>.</w:t>
+                  <w:r>
+                    <w:t>Habitant morbi tristique senectus et netus</w:t>
                   </w:r>
                 </w:p>
                 <w:p>
@@ -1891,109 +737,7 @@
                     <w:t xml:space="preserve"> </w:t>
                   </w:r>
                   <w:r>
-                    <w:t xml:space="preserve">Habitant </w:t>
-                  </w:r>
-                  <w:proofErr w:type="spellStart"/>
-                  <w:r>
-                    <w:t>morbi</w:t>
-                  </w:r>
-                  <w:proofErr w:type="spellEnd"/>
-                  <w:r>
-                    <w:t xml:space="preserve"> </w:t>
-                  </w:r>
-                  <w:proofErr w:type="spellStart"/>
-                  <w:r>
-                    <w:t>tristique</w:t>
-                  </w:r>
-                  <w:proofErr w:type="spellEnd"/>
-                  <w:r>
-                    <w:t xml:space="preserve"> </w:t>
-                  </w:r>
-                  <w:proofErr w:type="spellStart"/>
-                  <w:r>
-                    <w:t>senectus</w:t>
-                  </w:r>
-                  <w:proofErr w:type="spellEnd"/>
-                  <w:r>
-                    <w:t xml:space="preserve"> et </w:t>
-                  </w:r>
-                  <w:proofErr w:type="spellStart"/>
-                  <w:r>
-                    <w:t>netus</w:t>
-                  </w:r>
-                  <w:proofErr w:type="spellEnd"/>
-                </w:p>
-                <w:p>
-                  <w:pPr>
-                    <w:pStyle w:val="NoParagraphNormal"/>
-                  </w:pPr>
-                  <w:r>
-                    <w:rPr>
-                      <w:rFonts w:ascii="Segoe UI Symbol" w:hAnsi="Segoe UI Symbol" w:cs="Segoe UI Symbol"/>
-                    </w:rPr>
-                    <w:t>❖</w:t>
-                  </w:r>
-                  <w:r>
-                    <w:t xml:space="preserve"> </w:t>
-                  </w:r>
-                  <w:r>
-                    <w:t xml:space="preserve">Eget </w:t>
-                  </w:r>
-                  <w:proofErr w:type="spellStart"/>
-                  <w:r>
-                    <w:t>velit</w:t>
-                  </w:r>
-                  <w:proofErr w:type="spellEnd"/>
-                  <w:r>
-                    <w:t xml:space="preserve"> </w:t>
-                  </w:r>
-                  <w:proofErr w:type="spellStart"/>
-                  <w:r>
-                    <w:t>aliquet</w:t>
-                  </w:r>
-                  <w:proofErr w:type="spellEnd"/>
-                  <w:r>
-                    <w:t xml:space="preserve"> </w:t>
-                  </w:r>
-                  <w:proofErr w:type="spellStart"/>
-                  <w:r>
-                    <w:t>sagittis</w:t>
-                  </w:r>
-                  <w:proofErr w:type="spellEnd"/>
-                  <w:r>
-                    <w:t xml:space="preserve"> id </w:t>
-                  </w:r>
-                  <w:proofErr w:type="spellStart"/>
-                  <w:r>
-                    <w:t>consectetur</w:t>
-                  </w:r>
-                  <w:proofErr w:type="spellEnd"/>
-                  <w:r>
-                    <w:t xml:space="preserve"> </w:t>
-                  </w:r>
-                  <w:proofErr w:type="spellStart"/>
-                  <w:r>
-                    <w:t>purus</w:t>
-                  </w:r>
-                  <w:proofErr w:type="spellEnd"/>
-                  <w:r>
-                    <w:t xml:space="preserve"> </w:t>
-                  </w:r>
-                  <w:proofErr w:type="spellStart"/>
-                  <w:r>
-                    <w:t>ut</w:t>
-                  </w:r>
-                  <w:proofErr w:type="spellEnd"/>
-                  <w:r>
-                    <w:t xml:space="preserve"> </w:t>
-                  </w:r>
-                  <w:proofErr w:type="spellStart"/>
-                  <w:r>
-                    <w:t>faucibus</w:t>
-                  </w:r>
-                  <w:proofErr w:type="spellEnd"/>
-                  <w:r>
-                    <w:t xml:space="preserve"> pulvinar</w:t>
+                    <w:t>Eget velit aliquet sagittis id consectetur purus ut faucibus pulvinar</w:t>
                   </w:r>
                 </w:p>
                 <w:p>
@@ -2014,21 +758,8 @@
                     <w:t xml:space="preserve"> </w:t>
                   </w:r>
                   <w:r>
-                    <w:t xml:space="preserve">Platea </w:t>
-                  </w:r>
-                  <w:proofErr w:type="spellStart"/>
-                  <w:r>
-                    <w:t>dictumst</w:t>
-                  </w:r>
-                  <w:proofErr w:type="spellEnd"/>
-                  <w:r>
-                    <w:t xml:space="preserve"> vestibulum </w:t>
-                  </w:r>
-                  <w:proofErr w:type="spellStart"/>
-                  <w:r>
-                    <w:t>rhoncus</w:t>
-                  </w:r>
-                  <w:proofErr w:type="spellEnd"/>
+                    <w:t>Platea dictumst vestibulum rhoncus</w:t>
+                  </w:r>
                 </w:p>
               </w:tc>
             </w:tr>
@@ -2053,55 +784,13 @@
                       <w:iCs/>
                     </w:rPr>
                   </w:pPr>
-                  <w:proofErr w:type="spellStart"/>
                   <w:r>
                     <w:rPr>
                       <w:i/>
                       <w:iCs/>
                     </w:rPr>
-                    <w:t>Tristique</w:t>
-                  </w:r>
-                  <w:proofErr w:type="spellEnd"/>
-                  <w:r>
-                    <w:rPr>
-                      <w:i/>
-                      <w:iCs/>
-                    </w:rPr>
-                    <w:t xml:space="preserve"> et </w:t>
-                  </w:r>
-                  <w:proofErr w:type="spellStart"/>
-                  <w:r>
-                    <w:rPr>
-                      <w:i/>
-                      <w:iCs/>
-                    </w:rPr>
-                    <w:t>egestas</w:t>
-                  </w:r>
-                  <w:proofErr w:type="spellEnd"/>
-                  <w:r>
-                    <w:rPr>
-                      <w:i/>
-                      <w:iCs/>
-                    </w:rPr>
-                    <w:t xml:space="preserve"> </w:t>
-                  </w:r>
-                  <w:proofErr w:type="spellStart"/>
-                  <w:r>
-                    <w:rPr>
-                      <w:i/>
-                      <w:iCs/>
-                    </w:rPr>
-                    <w:t>quis</w:t>
-                  </w:r>
-                  <w:proofErr w:type="spellEnd"/>
-                  <w:r>
-                    <w:rPr>
-                      <w:i/>
-                      <w:iCs/>
-                    </w:rPr>
-                    <w:t xml:space="preserve"> ipsum </w:t>
-                  </w:r>
-                  <w:proofErr w:type="spellStart"/>
+                    <w:t xml:space="preserve">Tristique et egestas quis ipsum </w:t>
+                  </w:r>
                   <w:r>
                     <w:rPr>
                       <w:rStyle w:val="Strong"/>
@@ -2110,61 +799,29 @@
                     </w:rPr>
                     <w:t>suspendisse</w:t>
                   </w:r>
-                  <w:proofErr w:type="spellEnd"/>
                   <w:r>
                     <w:rPr>
                       <w:i/>
                       <w:iCs/>
                     </w:rPr>
+                    <w:t xml:space="preserve"> ultrices. Elementum nisi quis.</w:t>
+                  </w:r>
+                </w:p>
+                <w:p>
+                  <w:pPr>
+                    <w:pStyle w:val="NoParagraphNormal"/>
+                  </w:pPr>
+                  <w:r>
+                    <w:rPr>
+                      <w:rFonts w:ascii="Segoe UI Symbol" w:hAnsi="Segoe UI Symbol" w:cs="Segoe UI Symbol"/>
+                    </w:rPr>
+                    <w:t>❖</w:t>
+                  </w:r>
+                  <w:r>
                     <w:t xml:space="preserve"> </w:t>
                   </w:r>
-                  <w:proofErr w:type="spellStart"/>
-                  <w:r>
-                    <w:rPr>
-                      <w:i/>
-                      <w:iCs/>
-                    </w:rPr>
-                    <w:t>ultrices</w:t>
-                  </w:r>
-                  <w:proofErr w:type="spellEnd"/>
-                  <w:r>
-                    <w:rPr>
-                      <w:i/>
-                      <w:iCs/>
-                    </w:rPr>
-                    <w:t xml:space="preserve">. </w:t>
-                  </w:r>
-                  <w:proofErr w:type="spellStart"/>
-                  <w:r>
-                    <w:rPr>
-                      <w:i/>
-                      <w:iCs/>
-                    </w:rPr>
-                    <w:t>Elementum</w:t>
-                  </w:r>
-                  <w:proofErr w:type="spellEnd"/>
-                  <w:r>
-                    <w:rPr>
-                      <w:i/>
-                      <w:iCs/>
-                    </w:rPr>
-                    <w:t xml:space="preserve"> nisi </w:t>
-                  </w:r>
-                  <w:proofErr w:type="spellStart"/>
-                  <w:r>
-                    <w:rPr>
-                      <w:i/>
-                      <w:iCs/>
-                    </w:rPr>
-                    <w:t>quis</w:t>
-                  </w:r>
-                  <w:proofErr w:type="spellEnd"/>
-                  <w:r>
-                    <w:rPr>
-                      <w:i/>
-                      <w:iCs/>
-                    </w:rPr>
-                    <w:t>.</w:t>
+                  <w:r>
+                    <w:t>Habitant morbi tristique senectus et netus</w:t>
                   </w:r>
                 </w:p>
                 <w:p>
@@ -2181,140 +838,25 @@
                     <w:t xml:space="preserve"> </w:t>
                   </w:r>
                   <w:r>
-                    <w:t xml:space="preserve">Habitant </w:t>
-                  </w:r>
-                  <w:proofErr w:type="spellStart"/>
-                  <w:r>
-                    <w:t>morbi</w:t>
-                  </w:r>
-                  <w:proofErr w:type="spellEnd"/>
+                    <w:t>Eget velit aliquet sagittis id consectetur purus ut faucibus pulvinar</w:t>
+                  </w:r>
+                </w:p>
+                <w:p>
+                  <w:pPr>
+                    <w:pStyle w:val="NoParagraphNormal"/>
+                  </w:pPr>
+                  <w:r>
+                    <w:rPr>
+                      <w:rFonts w:ascii="Segoe UI Symbol" w:hAnsi="Segoe UI Symbol" w:cs="Segoe UI Symbol"/>
+                    </w:rPr>
+                    <w:t>❖</w:t>
+                  </w:r>
                   <w:r>
                     <w:t xml:space="preserve"> </w:t>
                   </w:r>
-                  <w:proofErr w:type="spellStart"/>
-                  <w:r>
-                    <w:t>tristique</w:t>
-                  </w:r>
-                  <w:proofErr w:type="spellEnd"/>
-                  <w:r>
-                    <w:t xml:space="preserve"> </w:t>
-                  </w:r>
-                  <w:proofErr w:type="spellStart"/>
-                  <w:r>
-                    <w:t>senectus</w:t>
-                  </w:r>
-                  <w:proofErr w:type="spellEnd"/>
-                  <w:r>
-                    <w:t xml:space="preserve"> et </w:t>
-                  </w:r>
-                  <w:proofErr w:type="spellStart"/>
-                  <w:r>
-                    <w:t>netus</w:t>
-                  </w:r>
-                  <w:proofErr w:type="spellEnd"/>
-                </w:p>
-                <w:p>
-                  <w:pPr>
-                    <w:pStyle w:val="NoParagraphNormal"/>
-                  </w:pPr>
-                  <w:r>
-                    <w:rPr>
-                      <w:rFonts w:ascii="Segoe UI Symbol" w:hAnsi="Segoe UI Symbol" w:cs="Segoe UI Symbol"/>
-                    </w:rPr>
-                    <w:t>❖</w:t>
-                  </w:r>
-                  <w:r>
-                    <w:t xml:space="preserve"> </w:t>
-                  </w:r>
-                  <w:r>
-                    <w:t xml:space="preserve">Eget </w:t>
-                  </w:r>
-                  <w:proofErr w:type="spellStart"/>
-                  <w:r>
-                    <w:t>velit</w:t>
-                  </w:r>
-                  <w:proofErr w:type="spellEnd"/>
-                  <w:r>
-                    <w:t xml:space="preserve"> </w:t>
-                  </w:r>
-                  <w:proofErr w:type="spellStart"/>
-                  <w:r>
-                    <w:t>aliquet</w:t>
-                  </w:r>
-                  <w:proofErr w:type="spellEnd"/>
-                  <w:r>
-                    <w:t xml:space="preserve"> </w:t>
-                  </w:r>
-                  <w:proofErr w:type="spellStart"/>
-                  <w:r>
-                    <w:t>sagittis</w:t>
-                  </w:r>
-                  <w:proofErr w:type="spellEnd"/>
-                  <w:r>
-                    <w:t xml:space="preserve"> id </w:t>
-                  </w:r>
-                  <w:proofErr w:type="spellStart"/>
-                  <w:r>
-                    <w:t>consectetur</w:t>
-                  </w:r>
-                  <w:proofErr w:type="spellEnd"/>
-                  <w:r>
-                    <w:t xml:space="preserve"> </w:t>
-                  </w:r>
-                  <w:proofErr w:type="spellStart"/>
-                  <w:r>
-                    <w:t>purus</w:t>
-                  </w:r>
-                  <w:proofErr w:type="spellEnd"/>
-                  <w:r>
-                    <w:t xml:space="preserve"> </w:t>
-                  </w:r>
-                  <w:proofErr w:type="spellStart"/>
-                  <w:r>
-                    <w:t>ut</w:t>
-                  </w:r>
-                  <w:proofErr w:type="spellEnd"/>
-                  <w:r>
-                    <w:t xml:space="preserve"> </w:t>
-                  </w:r>
-                  <w:proofErr w:type="spellStart"/>
-                  <w:r>
-                    <w:t>faucibus</w:t>
-                  </w:r>
-                  <w:proofErr w:type="spellEnd"/>
-                  <w:r>
-                    <w:t xml:space="preserve"> pulvinar</w:t>
-                  </w:r>
-                </w:p>
-                <w:p>
-                  <w:pPr>
-                    <w:pStyle w:val="NoParagraphNormal"/>
-                  </w:pPr>
-                  <w:r>
-                    <w:rPr>
-                      <w:rFonts w:ascii="Segoe UI Symbol" w:hAnsi="Segoe UI Symbol" w:cs="Segoe UI Symbol"/>
-                    </w:rPr>
-                    <w:t>❖</w:t>
-                  </w:r>
-                  <w:r>
-                    <w:t xml:space="preserve"> </w:t>
-                  </w:r>
-                  <w:r>
-                    <w:t xml:space="preserve">Platea </w:t>
-                  </w:r>
-                  <w:proofErr w:type="spellStart"/>
-                  <w:r>
-                    <w:t>dictumst</w:t>
-                  </w:r>
-                  <w:proofErr w:type="spellEnd"/>
-                  <w:r>
-                    <w:t xml:space="preserve"> vestibulum </w:t>
-                  </w:r>
-                  <w:proofErr w:type="spellStart"/>
-                  <w:r>
-                    <w:t>rhoncus</w:t>
-                  </w:r>
-                  <w:proofErr w:type="spellEnd"/>
+                  <w:r>
+                    <w:t>Platea dictumst vestibulum rhoncus</w:t>
+                  </w:r>
                 </w:p>
               </w:tc>
               <w:tc>
@@ -2337,55 +879,13 @@
                       <w:iCs/>
                     </w:rPr>
                   </w:pPr>
-                  <w:proofErr w:type="spellStart"/>
                   <w:r>
                     <w:rPr>
                       <w:i/>
                       <w:iCs/>
                     </w:rPr>
-                    <w:t>Tristique</w:t>
-                  </w:r>
-                  <w:proofErr w:type="spellEnd"/>
-                  <w:r>
-                    <w:rPr>
-                      <w:i/>
-                      <w:iCs/>
-                    </w:rPr>
-                    <w:t xml:space="preserve"> et </w:t>
-                  </w:r>
-                  <w:proofErr w:type="spellStart"/>
-                  <w:r>
-                    <w:rPr>
-                      <w:i/>
-                      <w:iCs/>
-                    </w:rPr>
-                    <w:t>egestas</w:t>
-                  </w:r>
-                  <w:proofErr w:type="spellEnd"/>
-                  <w:r>
-                    <w:rPr>
-                      <w:i/>
-                      <w:iCs/>
-                    </w:rPr>
-                    <w:t xml:space="preserve"> </w:t>
-                  </w:r>
-                  <w:proofErr w:type="spellStart"/>
-                  <w:r>
-                    <w:rPr>
-                      <w:i/>
-                      <w:iCs/>
-                    </w:rPr>
-                    <w:t>quis</w:t>
-                  </w:r>
-                  <w:proofErr w:type="spellEnd"/>
-                  <w:r>
-                    <w:rPr>
-                      <w:i/>
-                      <w:iCs/>
-                    </w:rPr>
-                    <w:t xml:space="preserve"> ipsum </w:t>
-                  </w:r>
-                  <w:proofErr w:type="spellStart"/>
+                    <w:t xml:space="preserve">Tristique et egestas quis ipsum </w:t>
+                  </w:r>
                   <w:r>
                     <w:rPr>
                       <w:rStyle w:val="Strong"/>
@@ -2394,61 +894,29 @@
                     </w:rPr>
                     <w:t>suspendisse</w:t>
                   </w:r>
-                  <w:proofErr w:type="spellEnd"/>
                   <w:r>
                     <w:rPr>
                       <w:i/>
                       <w:iCs/>
                     </w:rPr>
+                    <w:t xml:space="preserve"> ultrices. Elementum nisi quis.</w:t>
+                  </w:r>
+                </w:p>
+                <w:p>
+                  <w:pPr>
+                    <w:pStyle w:val="NoParagraphNormal"/>
+                  </w:pPr>
+                  <w:r>
+                    <w:rPr>
+                      <w:rFonts w:ascii="Segoe UI Symbol" w:hAnsi="Segoe UI Symbol" w:cs="Segoe UI Symbol"/>
+                    </w:rPr>
+                    <w:t>❖</w:t>
+                  </w:r>
+                  <w:r>
                     <w:t xml:space="preserve"> </w:t>
                   </w:r>
-                  <w:proofErr w:type="spellStart"/>
-                  <w:r>
-                    <w:rPr>
-                      <w:i/>
-                      <w:iCs/>
-                    </w:rPr>
-                    <w:t>ultrices</w:t>
-                  </w:r>
-                  <w:proofErr w:type="spellEnd"/>
-                  <w:r>
-                    <w:rPr>
-                      <w:i/>
-                      <w:iCs/>
-                    </w:rPr>
-                    <w:t xml:space="preserve">. </w:t>
-                  </w:r>
-                  <w:proofErr w:type="spellStart"/>
-                  <w:r>
-                    <w:rPr>
-                      <w:i/>
-                      <w:iCs/>
-                    </w:rPr>
-                    <w:t>Elementum</w:t>
-                  </w:r>
-                  <w:proofErr w:type="spellEnd"/>
-                  <w:r>
-                    <w:rPr>
-                      <w:i/>
-                      <w:iCs/>
-                    </w:rPr>
-                    <w:t xml:space="preserve"> nisi </w:t>
-                  </w:r>
-                  <w:proofErr w:type="spellStart"/>
-                  <w:r>
-                    <w:rPr>
-                      <w:i/>
-                      <w:iCs/>
-                    </w:rPr>
-                    <w:t>quis</w:t>
-                  </w:r>
-                  <w:proofErr w:type="spellEnd"/>
-                  <w:r>
-                    <w:rPr>
-                      <w:i/>
-                      <w:iCs/>
-                    </w:rPr>
-                    <w:t>.</w:t>
+                  <w:r>
+                    <w:t>Habitant morbi tristique senectus et netus</w:t>
                   </w:r>
                 </w:p>
                 <w:p>
@@ -2465,140 +933,25 @@
                     <w:t xml:space="preserve"> </w:t>
                   </w:r>
                   <w:r>
-                    <w:t xml:space="preserve">Habitant </w:t>
-                  </w:r>
-                  <w:proofErr w:type="spellStart"/>
-                  <w:r>
-                    <w:t>morbi</w:t>
-                  </w:r>
-                  <w:proofErr w:type="spellEnd"/>
+                    <w:t>Eget velit aliquet sagittis id consectetur purus ut faucibus pulvinar</w:t>
+                  </w:r>
+                </w:p>
+                <w:p>
+                  <w:pPr>
+                    <w:pStyle w:val="NoParagraphNormal"/>
+                  </w:pPr>
+                  <w:r>
+                    <w:rPr>
+                      <w:rFonts w:ascii="Segoe UI Symbol" w:hAnsi="Segoe UI Symbol" w:cs="Segoe UI Symbol"/>
+                    </w:rPr>
+                    <w:t>❖</w:t>
+                  </w:r>
                   <w:r>
                     <w:t xml:space="preserve"> </w:t>
                   </w:r>
-                  <w:proofErr w:type="spellStart"/>
-                  <w:r>
-                    <w:t>tristique</w:t>
-                  </w:r>
-                  <w:proofErr w:type="spellEnd"/>
-                  <w:r>
-                    <w:t xml:space="preserve"> </w:t>
-                  </w:r>
-                  <w:proofErr w:type="spellStart"/>
-                  <w:r>
-                    <w:t>senectus</w:t>
-                  </w:r>
-                  <w:proofErr w:type="spellEnd"/>
-                  <w:r>
-                    <w:t xml:space="preserve"> et </w:t>
-                  </w:r>
-                  <w:proofErr w:type="spellStart"/>
-                  <w:r>
-                    <w:t>netus</w:t>
-                  </w:r>
-                  <w:proofErr w:type="spellEnd"/>
-                </w:p>
-                <w:p>
-                  <w:pPr>
-                    <w:pStyle w:val="NoParagraphNormal"/>
-                  </w:pPr>
-                  <w:r>
-                    <w:rPr>
-                      <w:rFonts w:ascii="Segoe UI Symbol" w:hAnsi="Segoe UI Symbol" w:cs="Segoe UI Symbol"/>
-                    </w:rPr>
-                    <w:t>❖</w:t>
-                  </w:r>
-                  <w:r>
-                    <w:t xml:space="preserve"> </w:t>
-                  </w:r>
-                  <w:r>
-                    <w:t xml:space="preserve">Eget </w:t>
-                  </w:r>
-                  <w:proofErr w:type="spellStart"/>
-                  <w:r>
-                    <w:t>velit</w:t>
-                  </w:r>
-                  <w:proofErr w:type="spellEnd"/>
-                  <w:r>
-                    <w:t xml:space="preserve"> </w:t>
-                  </w:r>
-                  <w:proofErr w:type="spellStart"/>
-                  <w:r>
-                    <w:t>aliquet</w:t>
-                  </w:r>
-                  <w:proofErr w:type="spellEnd"/>
-                  <w:r>
-                    <w:t xml:space="preserve"> </w:t>
-                  </w:r>
-                  <w:proofErr w:type="spellStart"/>
-                  <w:r>
-                    <w:t>sagittis</w:t>
-                  </w:r>
-                  <w:proofErr w:type="spellEnd"/>
-                  <w:r>
-                    <w:t xml:space="preserve"> id </w:t>
-                  </w:r>
-                  <w:proofErr w:type="spellStart"/>
-                  <w:r>
-                    <w:t>consectetur</w:t>
-                  </w:r>
-                  <w:proofErr w:type="spellEnd"/>
-                  <w:r>
-                    <w:t xml:space="preserve"> </w:t>
-                  </w:r>
-                  <w:proofErr w:type="spellStart"/>
-                  <w:r>
-                    <w:t>purus</w:t>
-                  </w:r>
-                  <w:proofErr w:type="spellEnd"/>
-                  <w:r>
-                    <w:t xml:space="preserve"> </w:t>
-                  </w:r>
-                  <w:proofErr w:type="spellStart"/>
-                  <w:r>
-                    <w:t>ut</w:t>
-                  </w:r>
-                  <w:proofErr w:type="spellEnd"/>
-                  <w:r>
-                    <w:t xml:space="preserve"> </w:t>
-                  </w:r>
-                  <w:proofErr w:type="spellStart"/>
-                  <w:r>
-                    <w:t>faucibus</w:t>
-                  </w:r>
-                  <w:proofErr w:type="spellEnd"/>
-                  <w:r>
-                    <w:t xml:space="preserve"> pulvinar</w:t>
-                  </w:r>
-                </w:p>
-                <w:p>
-                  <w:pPr>
-                    <w:pStyle w:val="NoParagraphNormal"/>
-                  </w:pPr>
-                  <w:r>
-                    <w:rPr>
-                      <w:rFonts w:ascii="Segoe UI Symbol" w:hAnsi="Segoe UI Symbol" w:cs="Segoe UI Symbol"/>
-                    </w:rPr>
-                    <w:t>❖</w:t>
-                  </w:r>
-                  <w:r>
-                    <w:t xml:space="preserve"> </w:t>
-                  </w:r>
-                  <w:r>
-                    <w:t xml:space="preserve">Platea </w:t>
-                  </w:r>
-                  <w:proofErr w:type="spellStart"/>
-                  <w:r>
-                    <w:t>dictumst</w:t>
-                  </w:r>
-                  <w:proofErr w:type="spellEnd"/>
-                  <w:r>
-                    <w:t xml:space="preserve"> vestibulum </w:t>
-                  </w:r>
-                  <w:proofErr w:type="spellStart"/>
-                  <w:r>
-                    <w:t>rhoncus</w:t>
-                  </w:r>
-                  <w:proofErr w:type="spellEnd"/>
+                  <w:r>
+                    <w:t>Platea dictumst vestibulum rhoncus</w:t>
+                  </w:r>
                 </w:p>
               </w:tc>
             </w:tr>
@@ -2750,13 +1103,8 @@
             <w:r>
               <w:br/>
             </w:r>
-            <w:proofErr w:type="spellStart"/>
             <w:r>
-              <w:t>item</w:t>
-            </w:r>
-            <w:proofErr w:type="spellEnd"/>
-            <w:r>
-              <w:t xml:space="preserve"> — item — item — item — item — item — item — item — item — item — item — item — item</w:t>
+              <w:t>item — item — item — item — item — item — item — item — item — item — item — item — item</w:t>
             </w:r>
           </w:p>
         </w:tc>
@@ -2862,423 +1210,7 @@
                 <w:i/>
                 <w:iCs/>
               </w:rPr>
-              <w:t xml:space="preserve">Lorem ipsum dolor sit </w:t>
-            </w:r>
-            <w:proofErr w:type="spellStart"/>
-            <w:r>
-              <w:rPr>
-                <w:i/>
-                <w:iCs/>
-              </w:rPr>
-              <w:t>amet</w:t>
-            </w:r>
-            <w:proofErr w:type="spellEnd"/>
-            <w:r>
-              <w:rPr>
-                <w:i/>
-                <w:iCs/>
-              </w:rPr>
-              <w:t xml:space="preserve">, </w:t>
-            </w:r>
-            <w:proofErr w:type="spellStart"/>
-            <w:r>
-              <w:rPr>
-                <w:i/>
-                <w:iCs/>
-              </w:rPr>
-              <w:t>consectetur</w:t>
-            </w:r>
-            <w:proofErr w:type="spellEnd"/>
-            <w:r>
-              <w:rPr>
-                <w:i/>
-                <w:iCs/>
-              </w:rPr>
-              <w:t xml:space="preserve"> </w:t>
-            </w:r>
-            <w:proofErr w:type="spellStart"/>
-            <w:r>
-              <w:rPr>
-                <w:i/>
-                <w:iCs/>
-              </w:rPr>
-              <w:t>adipiscing</w:t>
-            </w:r>
-            <w:proofErr w:type="spellEnd"/>
-            <w:r>
-              <w:rPr>
-                <w:i/>
-                <w:iCs/>
-              </w:rPr>
-              <w:t xml:space="preserve"> </w:t>
-            </w:r>
-            <w:proofErr w:type="spellStart"/>
-            <w:r>
-              <w:rPr>
-                <w:i/>
-                <w:iCs/>
-              </w:rPr>
-              <w:t>elit</w:t>
-            </w:r>
-            <w:proofErr w:type="spellEnd"/>
-            <w:r>
-              <w:rPr>
-                <w:i/>
-                <w:iCs/>
-              </w:rPr>
-              <w:t xml:space="preserve">, sed do </w:t>
-            </w:r>
-            <w:proofErr w:type="spellStart"/>
-            <w:r>
-              <w:rPr>
-                <w:i/>
-                <w:iCs/>
-              </w:rPr>
-              <w:t>eiusmod</w:t>
-            </w:r>
-            <w:proofErr w:type="spellEnd"/>
-            <w:r>
-              <w:rPr>
-                <w:i/>
-                <w:iCs/>
-              </w:rPr>
-              <w:t xml:space="preserve"> </w:t>
-            </w:r>
-            <w:proofErr w:type="spellStart"/>
-            <w:r>
-              <w:rPr>
-                <w:i/>
-                <w:iCs/>
-              </w:rPr>
-              <w:t>tempor</w:t>
-            </w:r>
-            <w:proofErr w:type="spellEnd"/>
-            <w:r>
-              <w:rPr>
-                <w:i/>
-                <w:iCs/>
-              </w:rPr>
-              <w:t xml:space="preserve"> </w:t>
-            </w:r>
-            <w:proofErr w:type="spellStart"/>
-            <w:r>
-              <w:rPr>
-                <w:i/>
-                <w:iCs/>
-              </w:rPr>
-              <w:t>incididunt</w:t>
-            </w:r>
-            <w:proofErr w:type="spellEnd"/>
-            <w:r>
-              <w:rPr>
-                <w:i/>
-                <w:iCs/>
-              </w:rPr>
-              <w:t xml:space="preserve"> </w:t>
-            </w:r>
-            <w:proofErr w:type="spellStart"/>
-            <w:r>
-              <w:rPr>
-                <w:i/>
-                <w:iCs/>
-              </w:rPr>
-              <w:t>ut</w:t>
-            </w:r>
-            <w:proofErr w:type="spellEnd"/>
-            <w:r>
-              <w:rPr>
-                <w:i/>
-                <w:iCs/>
-              </w:rPr>
-              <w:t xml:space="preserve"> labore et dolore magna </w:t>
-            </w:r>
-            <w:proofErr w:type="spellStart"/>
-            <w:r>
-              <w:rPr>
-                <w:i/>
-                <w:iCs/>
-              </w:rPr>
-              <w:t>aliqua</w:t>
-            </w:r>
-            <w:proofErr w:type="spellEnd"/>
-            <w:r>
-              <w:rPr>
-                <w:i/>
-                <w:iCs/>
-              </w:rPr>
-              <w:t xml:space="preserve">. In fermentum et </w:t>
-            </w:r>
-            <w:proofErr w:type="spellStart"/>
-            <w:r>
-              <w:rPr>
-                <w:i/>
-                <w:iCs/>
-              </w:rPr>
-              <w:t>sollicitudin</w:t>
-            </w:r>
-            <w:proofErr w:type="spellEnd"/>
-            <w:r>
-              <w:rPr>
-                <w:i/>
-                <w:iCs/>
-              </w:rPr>
-              <w:t xml:space="preserve"> ac </w:t>
-            </w:r>
-            <w:proofErr w:type="spellStart"/>
-            <w:r>
-              <w:rPr>
-                <w:i/>
-                <w:iCs/>
-              </w:rPr>
-              <w:t>orci</w:t>
-            </w:r>
-            <w:proofErr w:type="spellEnd"/>
-            <w:r>
-              <w:rPr>
-                <w:i/>
-                <w:iCs/>
-              </w:rPr>
-              <w:t xml:space="preserve">. Convallis a </w:t>
-            </w:r>
-            <w:proofErr w:type="spellStart"/>
-            <w:r>
-              <w:rPr>
-                <w:i/>
-                <w:iCs/>
-              </w:rPr>
-              <w:t>cras</w:t>
-            </w:r>
-            <w:proofErr w:type="spellEnd"/>
-            <w:r>
-              <w:rPr>
-                <w:i/>
-                <w:iCs/>
-              </w:rPr>
-              <w:t xml:space="preserve"> semper auctor </w:t>
-            </w:r>
-            <w:proofErr w:type="spellStart"/>
-            <w:r>
-              <w:rPr>
-                <w:i/>
-                <w:iCs/>
-              </w:rPr>
-              <w:t>neque</w:t>
-            </w:r>
-            <w:proofErr w:type="spellEnd"/>
-            <w:r>
-              <w:rPr>
-                <w:i/>
-                <w:iCs/>
-              </w:rPr>
-              <w:t xml:space="preserve"> vitae tempus </w:t>
-            </w:r>
-            <w:proofErr w:type="spellStart"/>
-            <w:r>
-              <w:rPr>
-                <w:i/>
-                <w:iCs/>
-              </w:rPr>
-              <w:t>quam</w:t>
-            </w:r>
-            <w:proofErr w:type="spellEnd"/>
-            <w:r>
-              <w:rPr>
-                <w:i/>
-                <w:iCs/>
-              </w:rPr>
-              <w:t xml:space="preserve">. Non nisi </w:t>
-            </w:r>
-            <w:proofErr w:type="spellStart"/>
-            <w:r>
-              <w:rPr>
-                <w:i/>
-                <w:iCs/>
-              </w:rPr>
-              <w:t>est</w:t>
-            </w:r>
-            <w:proofErr w:type="spellEnd"/>
-            <w:r>
-              <w:rPr>
-                <w:i/>
-                <w:iCs/>
-              </w:rPr>
-              <w:t xml:space="preserve"> sit </w:t>
-            </w:r>
-            <w:proofErr w:type="spellStart"/>
-            <w:r>
-              <w:rPr>
-                <w:i/>
-                <w:iCs/>
-              </w:rPr>
-              <w:t>amet</w:t>
-            </w:r>
-            <w:proofErr w:type="spellEnd"/>
-            <w:r>
-              <w:rPr>
-                <w:i/>
-                <w:iCs/>
-              </w:rPr>
-              <w:t xml:space="preserve">. </w:t>
-            </w:r>
-            <w:proofErr w:type="spellStart"/>
-            <w:r>
-              <w:rPr>
-                <w:i/>
-                <w:iCs/>
-              </w:rPr>
-              <w:t>Tincidunt</w:t>
-            </w:r>
-            <w:proofErr w:type="spellEnd"/>
-            <w:r>
-              <w:rPr>
-                <w:i/>
-                <w:iCs/>
-              </w:rPr>
-              <w:t xml:space="preserve"> </w:t>
-            </w:r>
-            <w:proofErr w:type="spellStart"/>
-            <w:r>
-              <w:rPr>
-                <w:i/>
-                <w:iCs/>
-              </w:rPr>
-              <w:t>ornare</w:t>
-            </w:r>
-            <w:proofErr w:type="spellEnd"/>
-            <w:r>
-              <w:rPr>
-                <w:i/>
-                <w:iCs/>
-              </w:rPr>
-              <w:t xml:space="preserve"> </w:t>
-            </w:r>
-            <w:proofErr w:type="spellStart"/>
-            <w:r>
-              <w:rPr>
-                <w:i/>
-                <w:iCs/>
-              </w:rPr>
-              <w:t>massa</w:t>
-            </w:r>
-            <w:proofErr w:type="spellEnd"/>
-            <w:r>
-              <w:rPr>
-                <w:i/>
-                <w:iCs/>
-              </w:rPr>
-              <w:t xml:space="preserve"> </w:t>
-            </w:r>
-            <w:proofErr w:type="spellStart"/>
-            <w:r>
-              <w:rPr>
-                <w:i/>
-                <w:iCs/>
-              </w:rPr>
-              <w:t>eget</w:t>
-            </w:r>
-            <w:proofErr w:type="spellEnd"/>
-            <w:r>
-              <w:rPr>
-                <w:i/>
-                <w:iCs/>
-              </w:rPr>
-              <w:t xml:space="preserve"> </w:t>
-            </w:r>
-            <w:proofErr w:type="spellStart"/>
-            <w:r>
-              <w:rPr>
-                <w:i/>
-                <w:iCs/>
-              </w:rPr>
-              <w:t>egestas</w:t>
-            </w:r>
-            <w:proofErr w:type="spellEnd"/>
-            <w:r>
-              <w:rPr>
-                <w:i/>
-                <w:iCs/>
-              </w:rPr>
-              <w:t xml:space="preserve"> </w:t>
-            </w:r>
-            <w:proofErr w:type="spellStart"/>
-            <w:r>
-              <w:rPr>
-                <w:i/>
-                <w:iCs/>
-              </w:rPr>
-              <w:t>purus</w:t>
-            </w:r>
-            <w:proofErr w:type="spellEnd"/>
-            <w:r>
-              <w:rPr>
-                <w:i/>
-                <w:iCs/>
-              </w:rPr>
-              <w:t xml:space="preserve">. </w:t>
-            </w:r>
-            <w:proofErr w:type="spellStart"/>
-            <w:r>
-              <w:rPr>
-                <w:i/>
-                <w:iCs/>
-              </w:rPr>
-              <w:t>Neque</w:t>
-            </w:r>
-            <w:proofErr w:type="spellEnd"/>
-            <w:r>
-              <w:rPr>
-                <w:i/>
-                <w:iCs/>
-              </w:rPr>
-              <w:t xml:space="preserve"> gravida in fermentum et </w:t>
-            </w:r>
-            <w:proofErr w:type="spellStart"/>
-            <w:r>
-              <w:rPr>
-                <w:i/>
-                <w:iCs/>
-              </w:rPr>
-              <w:t>sollicitudin</w:t>
-            </w:r>
-            <w:proofErr w:type="spellEnd"/>
-            <w:r>
-              <w:rPr>
-                <w:i/>
-                <w:iCs/>
-              </w:rPr>
-              <w:t xml:space="preserve"> ac </w:t>
-            </w:r>
-            <w:proofErr w:type="spellStart"/>
-            <w:r>
-              <w:rPr>
-                <w:i/>
-                <w:iCs/>
-              </w:rPr>
-              <w:t>orci</w:t>
-            </w:r>
-            <w:proofErr w:type="spellEnd"/>
-            <w:r>
-              <w:rPr>
-                <w:i/>
-                <w:iCs/>
-              </w:rPr>
-              <w:t xml:space="preserve"> </w:t>
-            </w:r>
-            <w:proofErr w:type="spellStart"/>
-            <w:r>
-              <w:rPr>
-                <w:i/>
-                <w:iCs/>
-              </w:rPr>
-              <w:t>phasellus</w:t>
-            </w:r>
-            <w:proofErr w:type="spellEnd"/>
-            <w:r>
-              <w:rPr>
-                <w:i/>
-                <w:iCs/>
-              </w:rPr>
-              <w:t>.</w:t>
+              <w:t>Lorem ipsum dolor sit amet, consectetur adipiscing elit, sed do eiusmod tempor incididunt ut labore et dolore magna aliqua. In fermentum et sollicitudin ac orci. Convallis a cras semper auctor neque vitae tempus quam. Non nisi est sit amet. Tincidunt ornare massa eget egestas purus. Neque gravida in fermentum et sollicitudin ac orci phasellus.</w:t>
             </w:r>
           </w:p>
           <w:p>
@@ -3339,95 +1271,7 @@
                     <w:t xml:space="preserve"> </w:t>
                   </w:r>
                   <w:r>
-                    <w:t xml:space="preserve">In fermentum et </w:t>
-                  </w:r>
-                  <w:proofErr w:type="spellStart"/>
-                  <w:r>
-                    <w:t>sollicitudin</w:t>
-                  </w:r>
-                  <w:proofErr w:type="spellEnd"/>
-                  <w:r>
-                    <w:t xml:space="preserve"> ac </w:t>
-                  </w:r>
-                  <w:proofErr w:type="spellStart"/>
-                  <w:r>
-                    <w:t>orci</w:t>
-                  </w:r>
-                  <w:proofErr w:type="spellEnd"/>
-                  <w:r>
-                    <w:t xml:space="preserve">. Convallis a </w:t>
-                  </w:r>
-                  <w:proofErr w:type="spellStart"/>
-                  <w:r>
-                    <w:t>cras</w:t>
-                  </w:r>
-                  <w:proofErr w:type="spellEnd"/>
-                  <w:r>
-                    <w:t xml:space="preserve"> semper auctor </w:t>
-                  </w:r>
-                  <w:proofErr w:type="spellStart"/>
-                  <w:r>
-                    <w:t>neque</w:t>
-                  </w:r>
-                  <w:proofErr w:type="spellEnd"/>
-                  <w:r>
-                    <w:t xml:space="preserve"> vitae tempus </w:t>
-                  </w:r>
-                  <w:proofErr w:type="spellStart"/>
-                  <w:r>
-                    <w:t>quam</w:t>
-                  </w:r>
-                  <w:proofErr w:type="spellEnd"/>
-                  <w:r>
-                    <w:t xml:space="preserve">. Non nisi </w:t>
-                  </w:r>
-                  <w:proofErr w:type="spellStart"/>
-                  <w:r>
-                    <w:t>est</w:t>
-                  </w:r>
-                  <w:proofErr w:type="spellEnd"/>
-                  <w:r>
-                    <w:t xml:space="preserve"> sit </w:t>
-                  </w:r>
-                  <w:proofErr w:type="spellStart"/>
-                  <w:r>
-                    <w:t>amet</w:t>
-                  </w:r>
-                  <w:proofErr w:type="spellEnd"/>
-                  <w:r>
-                    <w:t xml:space="preserve">. </w:t>
-                  </w:r>
-                  <w:proofErr w:type="spellStart"/>
-                  <w:r>
-                    <w:t>Tincidunt</w:t>
-                  </w:r>
-                  <w:proofErr w:type="spellEnd"/>
-                  <w:r>
-                    <w:t xml:space="preserve"> </w:t>
-                  </w:r>
-                  <w:proofErr w:type="spellStart"/>
-                  <w:r>
-                    <w:t>ornare</w:t>
-                  </w:r>
-                  <w:proofErr w:type="spellEnd"/>
-                  <w:r>
-                    <w:t xml:space="preserve"> </w:t>
-                  </w:r>
-                  <w:proofErr w:type="spellStart"/>
-                  <w:r>
-                    <w:t>massa</w:t>
-                  </w:r>
-                  <w:proofErr w:type="spellEnd"/>
-                  <w:r>
-                    <w:t xml:space="preserve"> </w:t>
-                  </w:r>
-                  <w:proofErr w:type="spellStart"/>
-                  <w:r>
-                    <w:t>eget</w:t>
-                  </w:r>
-                  <w:proofErr w:type="spellEnd"/>
-                  <w:r>
-                    <w:t>.</w:t>
+                    <w:t>In fermentum et sollicitudin ac orci. Convallis a cras semper auctor neque vitae tempus quam. Non nisi est sit amet. Tincidunt ornare massa eget.</w:t>
                   </w:r>
                   <w:r>
                     <w:rPr>
@@ -3529,95 +1373,7 @@
                     <w:t xml:space="preserve"> </w:t>
                   </w:r>
                   <w:r>
-                    <w:t xml:space="preserve">In fermentum et </w:t>
-                  </w:r>
-                  <w:proofErr w:type="spellStart"/>
-                  <w:r>
-                    <w:t>sollicitudin</w:t>
-                  </w:r>
-                  <w:proofErr w:type="spellEnd"/>
-                  <w:r>
-                    <w:t xml:space="preserve"> ac </w:t>
-                  </w:r>
-                  <w:proofErr w:type="spellStart"/>
-                  <w:r>
-                    <w:t>orci</w:t>
-                  </w:r>
-                  <w:proofErr w:type="spellEnd"/>
-                  <w:r>
-                    <w:t xml:space="preserve">. Convallis a </w:t>
-                  </w:r>
-                  <w:proofErr w:type="spellStart"/>
-                  <w:r>
-                    <w:t>cras</w:t>
-                  </w:r>
-                  <w:proofErr w:type="spellEnd"/>
-                  <w:r>
-                    <w:t xml:space="preserve"> semper auctor </w:t>
-                  </w:r>
-                  <w:proofErr w:type="spellStart"/>
-                  <w:r>
-                    <w:t>neque</w:t>
-                  </w:r>
-                  <w:proofErr w:type="spellEnd"/>
-                  <w:r>
-                    <w:t xml:space="preserve"> vitae tempus </w:t>
-                  </w:r>
-                  <w:proofErr w:type="spellStart"/>
-                  <w:r>
-                    <w:t>quam</w:t>
-                  </w:r>
-                  <w:proofErr w:type="spellEnd"/>
-                  <w:r>
-                    <w:t xml:space="preserve">. Non nisi </w:t>
-                  </w:r>
-                  <w:proofErr w:type="spellStart"/>
-                  <w:r>
-                    <w:t>est</w:t>
-                  </w:r>
-                  <w:proofErr w:type="spellEnd"/>
-                  <w:r>
-                    <w:t xml:space="preserve"> sit </w:t>
-                  </w:r>
-                  <w:proofErr w:type="spellStart"/>
-                  <w:r>
-                    <w:t>amet</w:t>
-                  </w:r>
-                  <w:proofErr w:type="spellEnd"/>
-                  <w:r>
-                    <w:t xml:space="preserve">. </w:t>
-                  </w:r>
-                  <w:proofErr w:type="spellStart"/>
-                  <w:r>
-                    <w:t>Tincidunt</w:t>
-                  </w:r>
-                  <w:proofErr w:type="spellEnd"/>
-                  <w:r>
-                    <w:t xml:space="preserve"> </w:t>
-                  </w:r>
-                  <w:proofErr w:type="spellStart"/>
-                  <w:r>
-                    <w:t>ornare</w:t>
-                  </w:r>
-                  <w:proofErr w:type="spellEnd"/>
-                  <w:r>
-                    <w:t xml:space="preserve"> </w:t>
-                  </w:r>
-                  <w:proofErr w:type="spellStart"/>
-                  <w:r>
-                    <w:t>massa</w:t>
-                  </w:r>
-                  <w:proofErr w:type="spellEnd"/>
-                  <w:r>
-                    <w:t xml:space="preserve"> </w:t>
-                  </w:r>
-                  <w:proofErr w:type="spellStart"/>
-                  <w:r>
-                    <w:t>eget</w:t>
-                  </w:r>
-                  <w:proofErr w:type="spellEnd"/>
-                  <w:r>
-                    <w:t>.</w:t>
+                    <w:t>In fermentum et sollicitudin ac orci. Convallis a cras semper auctor neque vitae tempus quam. Non nisi est sit amet. Tincidunt ornare massa eget.</w:t>
                   </w:r>
                 </w:p>
               </w:tc>
@@ -3671,113 +1427,17 @@
                       </v:shape>
                     </w:pict>
                   </w:r>
-                  <w:proofErr w:type="spellStart"/>
                   <w:r>
                     <w:rPr>
                       <w:rStyle w:val="Strong"/>
                     </w:rPr>
-                    <w:t>Tamily’s</w:t>
-                  </w:r>
-                  <w:proofErr w:type="spellEnd"/>
-                  <w:r>
-                    <w:rPr>
-                      <w:rStyle w:val="Strong"/>
-                    </w:rPr>
-                    <w:t xml:space="preserve"> Fishery.</w:t>
+                    <w:t>Tamily’s Fishery.</w:t>
                   </w:r>
                   <w:r>
                     <w:t xml:space="preserve"> </w:t>
                   </w:r>
                   <w:r>
-                    <w:t xml:space="preserve">In fermentum et </w:t>
-                  </w:r>
-                  <w:proofErr w:type="spellStart"/>
-                  <w:r>
-                    <w:t>sollicitudin</w:t>
-                  </w:r>
-                  <w:proofErr w:type="spellEnd"/>
-                  <w:r>
-                    <w:t xml:space="preserve"> ac </w:t>
-                  </w:r>
-                  <w:proofErr w:type="spellStart"/>
-                  <w:r>
-                    <w:t>orci</w:t>
-                  </w:r>
-                  <w:proofErr w:type="spellEnd"/>
-                  <w:r>
-                    <w:t xml:space="preserve">. Convallis a </w:t>
-                  </w:r>
-                  <w:proofErr w:type="spellStart"/>
-                  <w:r>
-                    <w:t>cras</w:t>
-                  </w:r>
-                  <w:proofErr w:type="spellEnd"/>
-                  <w:r>
-                    <w:t xml:space="preserve"> semper auctor </w:t>
-                  </w:r>
-                  <w:proofErr w:type="spellStart"/>
-                  <w:r>
-                    <w:t>neque</w:t>
-                  </w:r>
-                  <w:proofErr w:type="spellEnd"/>
-                  <w:r>
-                    <w:t xml:space="preserve"> vitae tempus </w:t>
-                  </w:r>
-                  <w:proofErr w:type="spellStart"/>
-                  <w:r>
-                    <w:t>quam</w:t>
-                  </w:r>
-                  <w:proofErr w:type="spellEnd"/>
-                  <w:r>
-                    <w:t xml:space="preserve">. Non nisi </w:t>
-                  </w:r>
-                  <w:proofErr w:type="spellStart"/>
-                  <w:r>
-                    <w:t>est</w:t>
-                  </w:r>
-                  <w:proofErr w:type="spellEnd"/>
-                  <w:r>
-                    <w:t xml:space="preserve"> sit </w:t>
-                  </w:r>
-                  <w:proofErr w:type="spellStart"/>
-                  <w:r>
-                    <w:t>amet</w:t>
-                  </w:r>
-                  <w:proofErr w:type="spellEnd"/>
-                  <w:r>
-                    <w:t xml:space="preserve">. </w:t>
-                  </w:r>
-                  <w:proofErr w:type="spellStart"/>
-                  <w:r>
-                    <w:t>Tincidunt</w:t>
-                  </w:r>
-                  <w:proofErr w:type="spellEnd"/>
-                  <w:r>
-                    <w:t xml:space="preserve"> </w:t>
-                  </w:r>
-                  <w:proofErr w:type="spellStart"/>
-                  <w:r>
-                    <w:t>ornare</w:t>
-                  </w:r>
-                  <w:proofErr w:type="spellEnd"/>
-                  <w:r>
-                    <w:t xml:space="preserve"> </w:t>
-                  </w:r>
-                  <w:proofErr w:type="spellStart"/>
-                  <w:r>
-                    <w:t>massa</w:t>
-                  </w:r>
-                  <w:proofErr w:type="spellEnd"/>
-                  <w:r>
-                    <w:t xml:space="preserve"> </w:t>
-                  </w:r>
-                  <w:proofErr w:type="spellStart"/>
-                  <w:r>
-                    <w:t>eget</w:t>
-                  </w:r>
-                  <w:proofErr w:type="spellEnd"/>
-                  <w:r>
-                    <w:t>.</w:t>
+                    <w:t>In fermentum et sollicitudin ac orci. Convallis a cras semper auctor neque vitae tempus quam. Non nisi est sit amet. Tincidunt ornare massa eget.</w:t>
                   </w:r>
                 </w:p>
               </w:tc>
@@ -3829,113 +1489,17 @@
                       </v:shape>
                     </w:pict>
                   </w:r>
-                  <w:proofErr w:type="spellStart"/>
                   <w:r>
                     <w:rPr>
                       <w:rStyle w:val="Strong"/>
                     </w:rPr>
-                    <w:t>Menhemes</w:t>
-                  </w:r>
-                  <w:proofErr w:type="spellEnd"/>
-                  <w:r>
-                    <w:rPr>
-                      <w:rStyle w:val="Strong"/>
-                    </w:rPr>
-                    <w:t xml:space="preserve"> Manor.</w:t>
+                    <w:t>Menhemes Manor.</w:t>
                   </w:r>
                   <w:r>
                     <w:t xml:space="preserve"> </w:t>
                   </w:r>
                   <w:r>
-                    <w:t xml:space="preserve">In fermentum et </w:t>
-                  </w:r>
-                  <w:proofErr w:type="spellStart"/>
-                  <w:r>
-                    <w:t>sollicitudin</w:t>
-                  </w:r>
-                  <w:proofErr w:type="spellEnd"/>
-                  <w:r>
-                    <w:t xml:space="preserve"> ac </w:t>
-                  </w:r>
-                  <w:proofErr w:type="spellStart"/>
-                  <w:r>
-                    <w:t>orci</w:t>
-                  </w:r>
-                  <w:proofErr w:type="spellEnd"/>
-                  <w:r>
-                    <w:t xml:space="preserve">. Convallis a </w:t>
-                  </w:r>
-                  <w:proofErr w:type="spellStart"/>
-                  <w:r>
-                    <w:t>cras</w:t>
-                  </w:r>
-                  <w:proofErr w:type="spellEnd"/>
-                  <w:r>
-                    <w:t xml:space="preserve"> semper auctor </w:t>
-                  </w:r>
-                  <w:proofErr w:type="spellStart"/>
-                  <w:r>
-                    <w:t>neque</w:t>
-                  </w:r>
-                  <w:proofErr w:type="spellEnd"/>
-                  <w:r>
-                    <w:t xml:space="preserve"> vitae tempus </w:t>
-                  </w:r>
-                  <w:proofErr w:type="spellStart"/>
-                  <w:r>
-                    <w:t>quam</w:t>
-                  </w:r>
-                  <w:proofErr w:type="spellEnd"/>
-                  <w:r>
-                    <w:t xml:space="preserve">. Non nisi </w:t>
-                  </w:r>
-                  <w:proofErr w:type="spellStart"/>
-                  <w:r>
-                    <w:t>est</w:t>
-                  </w:r>
-                  <w:proofErr w:type="spellEnd"/>
-                  <w:r>
-                    <w:t xml:space="preserve"> sit </w:t>
-                  </w:r>
-                  <w:proofErr w:type="spellStart"/>
-                  <w:r>
-                    <w:t>amet</w:t>
-                  </w:r>
-                  <w:proofErr w:type="spellEnd"/>
-                  <w:r>
-                    <w:t xml:space="preserve">. </w:t>
-                  </w:r>
-                  <w:proofErr w:type="spellStart"/>
-                  <w:r>
-                    <w:t>Tincidunt</w:t>
-                  </w:r>
-                  <w:proofErr w:type="spellEnd"/>
-                  <w:r>
-                    <w:t xml:space="preserve"> </w:t>
-                  </w:r>
-                  <w:proofErr w:type="spellStart"/>
-                  <w:r>
-                    <w:t>ornare</w:t>
-                  </w:r>
-                  <w:proofErr w:type="spellEnd"/>
-                  <w:r>
-                    <w:t xml:space="preserve"> </w:t>
-                  </w:r>
-                  <w:proofErr w:type="spellStart"/>
-                  <w:r>
-                    <w:t>massa</w:t>
-                  </w:r>
-                  <w:proofErr w:type="spellEnd"/>
-                  <w:r>
-                    <w:t xml:space="preserve"> </w:t>
-                  </w:r>
-                  <w:proofErr w:type="spellStart"/>
-                  <w:r>
-                    <w:t>eget</w:t>
-                  </w:r>
-                  <w:proofErr w:type="spellEnd"/>
-                  <w:r>
-                    <w:t>.</w:t>
+                    <w:t>In fermentum et sollicitudin ac orci. Convallis a cras semper auctor neque vitae tempus quam. Non nisi est sit amet. Tincidunt ornare massa eget.</w:t>
                   </w:r>
                 </w:p>
               </w:tc>
@@ -4087,79 +1651,7 @@
                     <w:t xml:space="preserve"> </w:t>
                   </w:r>
                   <w:r>
-                    <w:t xml:space="preserve">Lorem ipsum dolor sit </w:t>
-                  </w:r>
-                  <w:proofErr w:type="spellStart"/>
-                  <w:r>
-                    <w:t>amet</w:t>
-                  </w:r>
-                  <w:proofErr w:type="spellEnd"/>
-                  <w:r>
-                    <w:t xml:space="preserve">, </w:t>
-                  </w:r>
-                  <w:proofErr w:type="spellStart"/>
-                  <w:r>
-                    <w:t>consectetur</w:t>
-                  </w:r>
-                  <w:proofErr w:type="spellEnd"/>
-                  <w:r>
-                    <w:t xml:space="preserve"> </w:t>
-                  </w:r>
-                  <w:proofErr w:type="spellStart"/>
-                  <w:r>
-                    <w:t>adipiscing</w:t>
-                  </w:r>
-                  <w:proofErr w:type="spellEnd"/>
-                  <w:r>
-                    <w:t xml:space="preserve"> </w:t>
-                  </w:r>
-                  <w:proofErr w:type="spellStart"/>
-                  <w:r>
-                    <w:t>elit</w:t>
-                  </w:r>
-                  <w:proofErr w:type="spellEnd"/>
-                  <w:r>
-                    <w:t xml:space="preserve">, sed do </w:t>
-                  </w:r>
-                  <w:proofErr w:type="spellStart"/>
-                  <w:r>
-                    <w:t>eiusmod</w:t>
-                  </w:r>
-                  <w:proofErr w:type="spellEnd"/>
-                  <w:r>
-                    <w:t xml:space="preserve"> </w:t>
-                  </w:r>
-                  <w:proofErr w:type="spellStart"/>
-                  <w:r>
-                    <w:t>tempor</w:t>
-                  </w:r>
-                  <w:proofErr w:type="spellEnd"/>
-                  <w:r>
-                    <w:t xml:space="preserve"> </w:t>
-                  </w:r>
-                  <w:proofErr w:type="spellStart"/>
-                  <w:r>
-                    <w:t>incididunt</w:t>
-                  </w:r>
-                  <w:proofErr w:type="spellEnd"/>
-                  <w:r>
-                    <w:t xml:space="preserve"> </w:t>
-                  </w:r>
-                  <w:proofErr w:type="spellStart"/>
-                  <w:r>
-                    <w:t>ut</w:t>
-                  </w:r>
-                  <w:proofErr w:type="spellEnd"/>
-                  <w:r>
-                    <w:t xml:space="preserve"> labore et dolore magna </w:t>
-                  </w:r>
-                  <w:proofErr w:type="spellStart"/>
-                  <w:r>
-                    <w:t>aliqua</w:t>
-                  </w:r>
-                  <w:proofErr w:type="spellEnd"/>
-                  <w:r>
-                    <w:t xml:space="preserve">. </w:t>
+                    <w:t xml:space="preserve">Lorem ipsum dolor sit amet, consectetur adipiscing elit, sed do eiusmod tempor incididunt ut labore et dolore magna aliqua. </w:t>
                   </w:r>
                 </w:p>
                 <w:p>
@@ -4202,79 +1694,7 @@
                     <w:t xml:space="preserve"> </w:t>
                   </w:r>
                   <w:r>
-                    <w:t xml:space="preserve">Lorem ipsum dolor sit </w:t>
-                  </w:r>
-                  <w:proofErr w:type="spellStart"/>
-                  <w:r>
-                    <w:t>amet</w:t>
-                  </w:r>
-                  <w:proofErr w:type="spellEnd"/>
-                  <w:r>
-                    <w:t xml:space="preserve">, </w:t>
-                  </w:r>
-                  <w:proofErr w:type="spellStart"/>
-                  <w:r>
-                    <w:t>consectetur</w:t>
-                  </w:r>
-                  <w:proofErr w:type="spellEnd"/>
-                  <w:r>
-                    <w:t xml:space="preserve"> </w:t>
-                  </w:r>
-                  <w:proofErr w:type="spellStart"/>
-                  <w:r>
-                    <w:t>adipiscing</w:t>
-                  </w:r>
-                  <w:proofErr w:type="spellEnd"/>
-                  <w:r>
-                    <w:t xml:space="preserve"> </w:t>
-                  </w:r>
-                  <w:proofErr w:type="spellStart"/>
-                  <w:r>
-                    <w:t>elit</w:t>
-                  </w:r>
-                  <w:proofErr w:type="spellEnd"/>
-                  <w:r>
-                    <w:t xml:space="preserve">, sed do </w:t>
-                  </w:r>
-                  <w:proofErr w:type="spellStart"/>
-                  <w:r>
-                    <w:t>eiusmod</w:t>
-                  </w:r>
-                  <w:proofErr w:type="spellEnd"/>
-                  <w:r>
-                    <w:t xml:space="preserve"> </w:t>
-                  </w:r>
-                  <w:proofErr w:type="spellStart"/>
-                  <w:r>
-                    <w:t>tempor</w:t>
-                  </w:r>
-                  <w:proofErr w:type="spellEnd"/>
-                  <w:r>
-                    <w:t xml:space="preserve"> </w:t>
-                  </w:r>
-                  <w:proofErr w:type="spellStart"/>
-                  <w:r>
-                    <w:t>incididunt</w:t>
-                  </w:r>
-                  <w:proofErr w:type="spellEnd"/>
-                  <w:r>
-                    <w:t xml:space="preserve"> </w:t>
-                  </w:r>
-                  <w:proofErr w:type="spellStart"/>
-                  <w:r>
-                    <w:t>ut</w:t>
-                  </w:r>
-                  <w:proofErr w:type="spellEnd"/>
-                  <w:r>
-                    <w:t xml:space="preserve"> labore et dolore magna </w:t>
-                  </w:r>
-                  <w:proofErr w:type="spellStart"/>
-                  <w:r>
-                    <w:t>aliqua</w:t>
-                  </w:r>
-                  <w:proofErr w:type="spellEnd"/>
-                  <w:r>
-                    <w:t xml:space="preserve">. </w:t>
+                    <w:t xml:space="preserve">Lorem ipsum dolor sit amet, consectetur adipiscing elit, sed do eiusmod tempor incididunt ut labore et dolore magna aliqua. </w:t>
                   </w:r>
                 </w:p>
                 <w:p>
@@ -4317,79 +1737,7 @@
                     <w:t xml:space="preserve"> </w:t>
                   </w:r>
                   <w:r>
-                    <w:t xml:space="preserve">Lorem ipsum dolor sit </w:t>
-                  </w:r>
-                  <w:proofErr w:type="spellStart"/>
-                  <w:r>
-                    <w:t>amet</w:t>
-                  </w:r>
-                  <w:proofErr w:type="spellEnd"/>
-                  <w:r>
-                    <w:t xml:space="preserve">, </w:t>
-                  </w:r>
-                  <w:proofErr w:type="spellStart"/>
-                  <w:r>
-                    <w:t>consectetur</w:t>
-                  </w:r>
-                  <w:proofErr w:type="spellEnd"/>
-                  <w:r>
-                    <w:t xml:space="preserve"> </w:t>
-                  </w:r>
-                  <w:proofErr w:type="spellStart"/>
-                  <w:r>
-                    <w:t>adipiscing</w:t>
-                  </w:r>
-                  <w:proofErr w:type="spellEnd"/>
-                  <w:r>
-                    <w:t xml:space="preserve"> </w:t>
-                  </w:r>
-                  <w:proofErr w:type="spellStart"/>
-                  <w:r>
-                    <w:t>elit</w:t>
-                  </w:r>
-                  <w:proofErr w:type="spellEnd"/>
-                  <w:r>
-                    <w:t xml:space="preserve">, sed do </w:t>
-                  </w:r>
-                  <w:proofErr w:type="spellStart"/>
-                  <w:r>
-                    <w:t>eiusmod</w:t>
-                  </w:r>
-                  <w:proofErr w:type="spellEnd"/>
-                  <w:r>
-                    <w:t xml:space="preserve"> </w:t>
-                  </w:r>
-                  <w:proofErr w:type="spellStart"/>
-                  <w:r>
-                    <w:t>tempor</w:t>
-                  </w:r>
-                  <w:proofErr w:type="spellEnd"/>
-                  <w:r>
-                    <w:t xml:space="preserve"> </w:t>
-                  </w:r>
-                  <w:proofErr w:type="spellStart"/>
-                  <w:r>
-                    <w:t>incididunt</w:t>
-                  </w:r>
-                  <w:proofErr w:type="spellEnd"/>
-                  <w:r>
-                    <w:t xml:space="preserve"> </w:t>
-                  </w:r>
-                  <w:proofErr w:type="spellStart"/>
-                  <w:r>
-                    <w:t>ut</w:t>
-                  </w:r>
-                  <w:proofErr w:type="spellEnd"/>
-                  <w:r>
-                    <w:t xml:space="preserve"> labore et dolore magna </w:t>
-                  </w:r>
-                  <w:proofErr w:type="spellStart"/>
-                  <w:r>
-                    <w:t>aliqua</w:t>
-                  </w:r>
-                  <w:proofErr w:type="spellEnd"/>
-                  <w:r>
-                    <w:t xml:space="preserve">. </w:t>
+                    <w:t xml:space="preserve">Lorem ipsum dolor sit amet, consectetur adipiscing elit, sed do eiusmod tempor incididunt ut labore et dolore magna aliqua. </w:t>
                   </w:r>
                 </w:p>
                 <w:p>
@@ -4444,79 +1792,7 @@
         <w:t xml:space="preserve">cene: </w:t>
       </w:r>
       <w:r>
-        <w:t xml:space="preserve">Lorem ipsum dolor sit </w:t>
-      </w:r>
-      <w:proofErr w:type="spellStart"/>
-      <w:r>
-        <w:t>amet</w:t>
-      </w:r>
-      <w:proofErr w:type="spellEnd"/>
-      <w:r>
-        <w:t xml:space="preserve">, </w:t>
-      </w:r>
-      <w:proofErr w:type="spellStart"/>
-      <w:r>
-        <w:t>consectetur</w:t>
-      </w:r>
-      <w:proofErr w:type="spellEnd"/>
-      <w:r>
-        <w:t xml:space="preserve"> </w:t>
-      </w:r>
-      <w:proofErr w:type="spellStart"/>
-      <w:r>
-        <w:t>adipiscing</w:t>
-      </w:r>
-      <w:proofErr w:type="spellEnd"/>
-      <w:r>
-        <w:t xml:space="preserve"> </w:t>
-      </w:r>
-      <w:proofErr w:type="spellStart"/>
-      <w:r>
-        <w:t>elit</w:t>
-      </w:r>
-      <w:proofErr w:type="spellEnd"/>
-      <w:r>
-        <w:t xml:space="preserve">, sed do </w:t>
-      </w:r>
-      <w:proofErr w:type="spellStart"/>
-      <w:r>
-        <w:t>eiusmod</w:t>
-      </w:r>
-      <w:proofErr w:type="spellEnd"/>
-      <w:r>
-        <w:t xml:space="preserve"> </w:t>
-      </w:r>
-      <w:proofErr w:type="spellStart"/>
-      <w:r>
-        <w:t>tempor</w:t>
-      </w:r>
-      <w:proofErr w:type="spellEnd"/>
-      <w:r>
-        <w:t xml:space="preserve"> </w:t>
-      </w:r>
-      <w:proofErr w:type="spellStart"/>
-      <w:r>
-        <w:t>incididunt</w:t>
-      </w:r>
-      <w:proofErr w:type="spellEnd"/>
-      <w:r>
-        <w:t xml:space="preserve"> </w:t>
-      </w:r>
-      <w:proofErr w:type="spellStart"/>
-      <w:r>
-        <w:t>ut</w:t>
-      </w:r>
-      <w:proofErr w:type="spellEnd"/>
-      <w:r>
-        <w:t xml:space="preserve"> labore et dolore magna </w:t>
-      </w:r>
-      <w:proofErr w:type="spellStart"/>
-      <w:r>
-        <w:t>aliqua</w:t>
-      </w:r>
-      <w:proofErr w:type="spellEnd"/>
-      <w:r>
-        <w:t>.</w:t>
+        <w:t>Lorem ipsum dolor sit amet, consectetur adipiscing elit, sed do eiusmod tempor incididunt ut labore et dolore magna aliqua.</w:t>
       </w:r>
     </w:p>
     <w:p>
@@ -4537,79 +1813,7 @@
         <w:t xml:space="preserve"> </w:t>
       </w:r>
       <w:r>
-        <w:t xml:space="preserve">Lorem ipsum dolor sit </w:t>
-      </w:r>
-      <w:proofErr w:type="spellStart"/>
-      <w:r>
-        <w:t>amet</w:t>
-      </w:r>
-      <w:proofErr w:type="spellEnd"/>
-      <w:r>
-        <w:t xml:space="preserve">, </w:t>
-      </w:r>
-      <w:proofErr w:type="spellStart"/>
-      <w:r>
-        <w:t>consectetur</w:t>
-      </w:r>
-      <w:proofErr w:type="spellEnd"/>
-      <w:r>
-        <w:t xml:space="preserve"> </w:t>
-      </w:r>
-      <w:proofErr w:type="spellStart"/>
-      <w:r>
-        <w:t>adipiscing</w:t>
-      </w:r>
-      <w:proofErr w:type="spellEnd"/>
-      <w:r>
-        <w:t xml:space="preserve"> </w:t>
-      </w:r>
-      <w:proofErr w:type="spellStart"/>
-      <w:r>
-        <w:t>elit</w:t>
-      </w:r>
-      <w:proofErr w:type="spellEnd"/>
-      <w:r>
-        <w:t xml:space="preserve">, sed do </w:t>
-      </w:r>
-      <w:proofErr w:type="spellStart"/>
-      <w:r>
-        <w:t>eiusmod</w:t>
-      </w:r>
-      <w:proofErr w:type="spellEnd"/>
-      <w:r>
-        <w:t xml:space="preserve"> </w:t>
-      </w:r>
-      <w:proofErr w:type="spellStart"/>
-      <w:r>
-        <w:t>tempor</w:t>
-      </w:r>
-      <w:proofErr w:type="spellEnd"/>
-      <w:r>
-        <w:t xml:space="preserve"> </w:t>
-      </w:r>
-      <w:proofErr w:type="spellStart"/>
-      <w:r>
-        <w:t>incididunt</w:t>
-      </w:r>
-      <w:proofErr w:type="spellEnd"/>
-      <w:r>
-        <w:t xml:space="preserve"> </w:t>
-      </w:r>
-      <w:proofErr w:type="spellStart"/>
-      <w:r>
-        <w:t>ut</w:t>
-      </w:r>
-      <w:proofErr w:type="spellEnd"/>
-      <w:r>
-        <w:t xml:space="preserve"> labore et dolore magna </w:t>
-      </w:r>
-      <w:proofErr w:type="spellStart"/>
-      <w:r>
-        <w:t>aliqua</w:t>
-      </w:r>
-      <w:proofErr w:type="spellEnd"/>
-      <w:r>
-        <w:t>.</w:t>
+        <w:t>Lorem ipsum dolor sit amet, consectetur adipiscing elit, sed do eiusmod tempor incididunt ut labore et dolore magna aliqua.</w:t>
       </w:r>
     </w:p>
     <w:p>
@@ -4624,79 +1828,7 @@
         <w:t xml:space="preserve">Buildings: </w:t>
       </w:r>
       <w:r>
-        <w:t xml:space="preserve">Lorem ipsum dolor sit </w:t>
-      </w:r>
-      <w:proofErr w:type="spellStart"/>
-      <w:r>
-        <w:t>amet</w:t>
-      </w:r>
-      <w:proofErr w:type="spellEnd"/>
-      <w:r>
-        <w:t xml:space="preserve">, </w:t>
-      </w:r>
-      <w:proofErr w:type="spellStart"/>
-      <w:r>
-        <w:t>consectetur</w:t>
-      </w:r>
-      <w:proofErr w:type="spellEnd"/>
-      <w:r>
-        <w:t xml:space="preserve"> </w:t>
-      </w:r>
-      <w:proofErr w:type="spellStart"/>
-      <w:r>
-        <w:t>adipiscing</w:t>
-      </w:r>
-      <w:proofErr w:type="spellEnd"/>
-      <w:r>
-        <w:t xml:space="preserve"> </w:t>
-      </w:r>
-      <w:proofErr w:type="spellStart"/>
-      <w:r>
-        <w:t>elit</w:t>
-      </w:r>
-      <w:proofErr w:type="spellEnd"/>
-      <w:r>
-        <w:t xml:space="preserve">, sed do </w:t>
-      </w:r>
-      <w:proofErr w:type="spellStart"/>
-      <w:r>
-        <w:t>eiusmod</w:t>
-      </w:r>
-      <w:proofErr w:type="spellEnd"/>
-      <w:r>
-        <w:t xml:space="preserve"> </w:t>
-      </w:r>
-      <w:proofErr w:type="spellStart"/>
-      <w:r>
-        <w:t>tempor</w:t>
-      </w:r>
-      <w:proofErr w:type="spellEnd"/>
-      <w:r>
-        <w:t xml:space="preserve"> </w:t>
-      </w:r>
-      <w:proofErr w:type="spellStart"/>
-      <w:r>
-        <w:t>incididunt</w:t>
-      </w:r>
-      <w:proofErr w:type="spellEnd"/>
-      <w:r>
-        <w:t xml:space="preserve"> </w:t>
-      </w:r>
-      <w:proofErr w:type="spellStart"/>
-      <w:r>
-        <w:t>ut</w:t>
-      </w:r>
-      <w:proofErr w:type="spellEnd"/>
-      <w:r>
-        <w:t xml:space="preserve"> labore et dolore magna </w:t>
-      </w:r>
-      <w:proofErr w:type="spellStart"/>
-      <w:r>
-        <w:t>aliqua</w:t>
-      </w:r>
-      <w:proofErr w:type="spellEnd"/>
-      <w:r>
-        <w:t>.</w:t>
+        <w:t>Lorem ipsum dolor sit amet, consectetur adipiscing elit, sed do eiusmod tempor incididunt ut labore et dolore magna aliqua.</w:t>
       </w:r>
     </w:p>
     <w:p>
@@ -5155,9 +2287,1370 @@
     </w:tbl>
     <w:p>
       <w:pPr>
+        <w:pStyle w:val="ParagraphNormal"/>
+        <w:spacing w:before="200" w:after="200"/>
+      </w:pPr>
+      <w:r>
+        <w:rPr>
+          <w:rStyle w:val="Strong"/>
+        </w:rPr>
+        <w:t>Fashion is Danger</w:t>
+      </w:r>
+      <w:r>
+        <w:rPr>
+          <w:rStyle w:val="Strong"/>
+        </w:rPr>
+        <w:t xml:space="preserve">: </w:t>
+      </w:r>
+      <w:r>
+        <w:t>When touched or otherwise triggered, the gowns and jewelry suddenly spring to life, stuffing themselves onto you! They fit perfectly but won’t come off. Beyond attaching themselves to intruders, these statement pieces are cursed with more attributes that will impede your escape.</w:t>
+      </w:r>
+    </w:p>
+    <w:p>
+      <w:pPr>
+        <w:spacing w:afterLines="120" w:after="288"/>
+        <w:rPr>
+          <w:sz w:val="20"/>
+        </w:rPr>
+      </w:pPr>
+      <w:r>
+        <w:br w:type="page"/>
+      </w:r>
+    </w:p>
+    <w:tbl>
+      <w:tblPr>
+        <w:tblW w:w="5000" w:type="pct"/>
+        <w:tblBorders>
+          <w:top w:val="single" w:sz="8" w:space="0" w:color="auto"/>
+          <w:left w:val="single" w:sz="8" w:space="0" w:color="auto"/>
+          <w:bottom w:val="single" w:sz="8" w:space="0" w:color="auto"/>
+          <w:right w:val="single" w:sz="8" w:space="0" w:color="auto"/>
+        </w:tblBorders>
+        <w:tblCellMar>
+          <w:top w:w="15" w:type="dxa"/>
+          <w:left w:w="15" w:type="dxa"/>
+          <w:bottom w:w="15" w:type="dxa"/>
+          <w:right w:w="15" w:type="dxa"/>
+        </w:tblCellMar>
+        <w:tblLook w:val="04A0" w:firstRow="1" w:lastRow="0" w:firstColumn="1" w:lastColumn="0" w:noHBand="0" w:noVBand="1"/>
+      </w:tblPr>
+      <w:tblGrid>
+        <w:gridCol w:w="9244"/>
+      </w:tblGrid>
+      <w:tr>
+        <w:tc>
+          <w:tcPr>
+            <w:tcW w:w="0" w:type="auto"/>
+            <w:shd w:val="clear" w:color="auto" w:fill="000000"/>
+            <w:tcMar>
+              <w:top w:w="86" w:type="dxa"/>
+              <w:left w:w="86" w:type="dxa"/>
+              <w:bottom w:w="86" w:type="dxa"/>
+              <w:right w:w="86" w:type="dxa"/>
+            </w:tcMar>
+            <w:vAlign w:val="center"/>
+            <w:hideMark/>
+          </w:tcPr>
+          <w:p>
+            <w:pPr>
+              <w:pStyle w:val="SectionHeading"/>
+              <w:rPr>
+                <w:rStyle w:val="Strong"/>
+                <w:b/>
+                <w:bCs w:val="0"/>
+                <w:smallCaps/>
+              </w:rPr>
+            </w:pPr>
+            <w:r>
+              <w:rPr>
+                <w:rStyle w:val="Strong"/>
+                <w:b/>
+                <w:smallCaps/>
+              </w:rPr>
+              <w:lastRenderedPageBreak/>
+              <w:t>Dressed to Impress</w:t>
+            </w:r>
+          </w:p>
+        </w:tc>
+      </w:tr>
+      <w:tr>
+        <w:tc>
+          <w:tcPr>
+            <w:tcW w:w="0" w:type="auto"/>
+            <w:tcMar>
+              <w:top w:w="173" w:type="dxa"/>
+              <w:left w:w="173" w:type="dxa"/>
+              <w:bottom w:w="173" w:type="dxa"/>
+              <w:right w:w="173" w:type="dxa"/>
+            </w:tcMar>
+            <w:hideMark/>
+          </w:tcPr>
+          <w:p>
+            <w:pPr>
+              <w:pStyle w:val="ParagraphNormal"/>
+              <w:rPr>
+                <w:i/>
+                <w:iCs/>
+              </w:rPr>
+            </w:pPr>
+            <w:r>
+              <w:rPr>
+                <w:i/>
+                <w:iCs/>
+              </w:rPr>
+              <w:t>Optionally, r</w:t>
+            </w:r>
+            <w:r>
+              <w:rPr>
+                <w:i/>
+                <w:iCs/>
+              </w:rPr>
+              <w:t xml:space="preserve">oll (or have players roll) on the tables below or come up with an appearance and a curse for each gown. Roll twice for appearance and </w:t>
+            </w:r>
+            <w:r>
+              <w:rPr>
+                <w:i/>
+                <w:iCs/>
+              </w:rPr>
+              <w:t>combine choice</w:t>
+            </w:r>
+            <w:r>
+              <w:rPr>
+                <w:i/>
+                <w:iCs/>
+              </w:rPr>
+              <w:t xml:space="preserve"> details. Roll once for </w:t>
+            </w:r>
+            <w:r>
+              <w:rPr>
+                <w:i/>
+                <w:iCs/>
+              </w:rPr>
+              <w:t>a</w:t>
+            </w:r>
+            <w:r>
+              <w:rPr>
+                <w:i/>
+                <w:iCs/>
+              </w:rPr>
+              <w:t xml:space="preserve"> curse.</w:t>
+            </w:r>
+          </w:p>
+          <w:tbl>
+            <w:tblPr>
+              <w:tblStyle w:val="Style1"/>
+              <w:tblW w:w="0" w:type="auto"/>
+              <w:tblCellMar>
+                <w:top w:w="29" w:type="dxa"/>
+                <w:left w:w="29" w:type="dxa"/>
+                <w:bottom w:w="29" w:type="dxa"/>
+                <w:right w:w="29" w:type="dxa"/>
+              </w:tblCellMar>
+              <w:tblLook w:val="04A0" w:firstRow="1" w:lastRow="0" w:firstColumn="1" w:lastColumn="0" w:noHBand="0" w:noVBand="1"/>
+            </w:tblPr>
+            <w:tblGrid>
+              <w:gridCol w:w="4441"/>
+              <w:gridCol w:w="4442"/>
+            </w:tblGrid>
+            <w:tr>
+              <w:tc>
+                <w:tcPr>
+                  <w:tcW w:w="4441" w:type="dxa"/>
+                </w:tcPr>
+                <w:p>
+                  <w:pPr>
+                    <w:pStyle w:val="NoParagraphNormal"/>
+                    <w:spacing w:line="276" w:lineRule="auto"/>
+                    <w:jc w:val="center"/>
+                    <w:rPr>
+                      <w:rStyle w:val="Strong"/>
+                    </w:rPr>
+                  </w:pPr>
+                  <w:r>
+                    <w:rPr>
+                      <w:rStyle w:val="Strong"/>
+                    </w:rPr>
+                    <w:t>Appearance</w:t>
+                  </w:r>
+                </w:p>
+              </w:tc>
+              <w:tc>
+                <w:tcPr>
+                  <w:tcW w:w="4442" w:type="dxa"/>
+                </w:tcPr>
+                <w:p>
+                  <w:pPr>
+                    <w:pStyle w:val="ParagraphNormal"/>
+                    <w:spacing w:line="276" w:lineRule="auto"/>
+                    <w:jc w:val="center"/>
+                    <w:rPr>
+                      <w:rStyle w:val="Strong"/>
+                    </w:rPr>
+                  </w:pPr>
+                  <w:r>
+                    <w:rPr>
+                      <w:rStyle w:val="Strong"/>
+                    </w:rPr>
+                    <w:t>Curse</w:t>
+                  </w:r>
+                </w:p>
+              </w:tc>
+            </w:tr>
+            <w:tr>
+              <w:trPr>
+                <w:cnfStyle w:val="000000010000" w:firstRow="0" w:lastRow="0" w:firstColumn="0" w:lastColumn="0" w:oddVBand="0" w:evenVBand="0" w:oddHBand="0" w:evenHBand="1" w:firstRowFirstColumn="0" w:firstRowLastColumn="0" w:lastRowFirstColumn="0" w:lastRowLastColumn="0"/>
+              </w:trPr>
+              <w:tc>
+                <w:tcPr>
+                  <w:tcW w:w="4441" w:type="dxa"/>
+                </w:tcPr>
+                <w:p>
+                  <w:pPr>
+                    <w:pStyle w:val="ParagraphNormal"/>
+                    <w:spacing w:line="276" w:lineRule="auto"/>
+                  </w:pPr>
+                  <w:r>
+                    <w:rPr>
+                      <w:i/>
+                      <w:iCs/>
+                      <w:noProof/>
+                    </w:rPr>
+                    <w:drawing>
+                      <wp:inline distT="0" distB="0" distL="0" distR="0" wp14:anchorId="0D972A50" wp14:editId="7B3EF78E">
+                        <wp:extent cx="138430" cy="138430"/>
+                        <wp:effectExtent l="0" t="0" r="0" b="0"/>
+                        <wp:docPr id="128460433" name="Picture 2"/>
+                        <wp:cNvGraphicFramePr>
+                          <a:graphicFrameLocks xmlns:a="http://schemas.openxmlformats.org/drawingml/2006/main" noChangeAspect="1"/>
+                        </wp:cNvGraphicFramePr>
+                        <a:graphic xmlns:a="http://schemas.openxmlformats.org/drawingml/2006/main">
+                          <a:graphicData uri="http://schemas.openxmlformats.org/drawingml/2006/picture">
+                            <pic:pic xmlns:pic="http://schemas.openxmlformats.org/drawingml/2006/picture">
+                              <pic:nvPicPr>
+                                <pic:cNvPr id="0" name="Picture 5"/>
+                                <pic:cNvPicPr>
+                                  <a:picLocks noChangeAspect="1" noChangeArrowheads="1"/>
+                                </pic:cNvPicPr>
+                              </pic:nvPicPr>
+                              <pic:blipFill>
+                                <a:blip r:embed="rId7">
+                                  <a:extLst>
+                                    <a:ext uri="{28A0092B-C50C-407E-A947-70E740481C1C}">
+                                      <a14:useLocalDpi xmlns:a14="http://schemas.microsoft.com/office/drawing/2010/main" val="0"/>
+                                    </a:ext>
+                                  </a:extLst>
+                                </a:blip>
+                                <a:srcRect t="-12500" b="12500"/>
+                                <a:stretch>
+                                  <a:fillRect/>
+                                </a:stretch>
+                              </pic:blipFill>
+                              <pic:spPr bwMode="auto">
+                                <a:xfrm>
+                                  <a:off x="0" y="0"/>
+                                  <a:ext cx="138430" cy="138430"/>
+                                </a:xfrm>
+                                <a:prstGeom prst="rect">
+                                  <a:avLst/>
+                                </a:prstGeom>
+                                <a:noFill/>
+                                <a:ln>
+                                  <a:noFill/>
+                                </a:ln>
+                              </pic:spPr>
+                            </pic:pic>
+                          </a:graphicData>
+                        </a:graphic>
+                      </wp:inline>
+                    </w:drawing>
+                  </w:r>
+                  <w:r>
+                    <w:rPr>
+                      <w:i/>
+                      <w:iCs/>
+                    </w:rPr>
+                    <w:t xml:space="preserve"> black velvet – wispy blue silk – gold trim</w:t>
+                  </w:r>
+                </w:p>
+              </w:tc>
+              <w:tc>
+                <w:tcPr>
+                  <w:tcW w:w="4442" w:type="dxa"/>
+                </w:tcPr>
+                <w:p>
+                  <w:pPr>
+                    <w:pStyle w:val="ParagraphNormal"/>
+                    <w:spacing w:line="276" w:lineRule="auto"/>
+                  </w:pPr>
+                  <w:r>
+                    <w:rPr>
+                      <w:noProof/>
+                    </w:rPr>
+                    <w:drawing>
+                      <wp:inline distT="0" distB="0" distL="0" distR="0" wp14:anchorId="39AC0124" wp14:editId="16B493FA">
+                        <wp:extent cx="146685" cy="146685"/>
+                        <wp:effectExtent l="0" t="0" r="0" b="0"/>
+                        <wp:docPr id="1522889297" name="Picture 21"/>
+                        <wp:cNvGraphicFramePr>
+                          <a:graphicFrameLocks xmlns:a="http://schemas.openxmlformats.org/drawingml/2006/main" noChangeAspect="1"/>
+                        </wp:cNvGraphicFramePr>
+                        <a:graphic xmlns:a="http://schemas.openxmlformats.org/drawingml/2006/main">
+                          <a:graphicData uri="http://schemas.openxmlformats.org/drawingml/2006/picture">
+                            <pic:pic xmlns:pic="http://schemas.openxmlformats.org/drawingml/2006/picture">
+                              <pic:nvPicPr>
+                                <pic:cNvPr id="0" name="Picture 5"/>
+                                <pic:cNvPicPr>
+                                  <a:picLocks noChangeAspect="1" noChangeArrowheads="1"/>
+                                </pic:cNvPicPr>
+                              </pic:nvPicPr>
+                              <pic:blipFill>
+                                <a:blip r:embed="rId7">
+                                  <a:extLst>
+                                    <a:ext uri="{28A0092B-C50C-407E-A947-70E740481C1C}">
+                                      <a14:useLocalDpi xmlns:a14="http://schemas.microsoft.com/office/drawing/2010/main" val="0"/>
+                                    </a:ext>
+                                  </a:extLst>
+                                </a:blip>
+                                <a:srcRect t="-12500" b="12500"/>
+                                <a:stretch>
+                                  <a:fillRect/>
+                                </a:stretch>
+                              </pic:blipFill>
+                              <pic:spPr bwMode="auto">
+                                <a:xfrm>
+                                  <a:off x="0" y="0"/>
+                                  <a:ext cx="146685" cy="146685"/>
+                                </a:xfrm>
+                                <a:prstGeom prst="rect">
+                                  <a:avLst/>
+                                </a:prstGeom>
+                                <a:noFill/>
+                                <a:ln>
+                                  <a:noFill/>
+                                </a:ln>
+                              </pic:spPr>
+                            </pic:pic>
+                          </a:graphicData>
+                        </a:graphic>
+                      </wp:inline>
+                    </w:drawing>
+                  </w:r>
+                  <w:r>
+                    <w:t xml:space="preserve"> When you lie, take </w:t>
+                  </w:r>
+                  <w:r>
+                    <w:t xml:space="preserve">a </w:t>
+                  </w:r>
+                  <w:r>
+                    <w:t>Level 2 Harm</w:t>
+                  </w:r>
+                  <w:r>
+                    <w:t xml:space="preserve"> “dazed”</w:t>
+                  </w:r>
+                </w:p>
+              </w:tc>
+            </w:tr>
+            <w:tr>
+              <w:tc>
+                <w:tcPr>
+                  <w:tcW w:w="4441" w:type="dxa"/>
+                </w:tcPr>
+                <w:p>
+                  <w:pPr>
+                    <w:pStyle w:val="ParagraphNormal"/>
+                    <w:spacing w:line="276" w:lineRule="auto"/>
+                  </w:pPr>
+                  <w:r>
+                    <w:rPr>
+                      <w:i/>
+                      <w:iCs/>
+                      <w:noProof/>
+                    </w:rPr>
+                    <w:drawing>
+                      <wp:inline distT="0" distB="0" distL="0" distR="0" wp14:anchorId="289DA5C1" wp14:editId="42EC9EFA">
+                        <wp:extent cx="138430" cy="138430"/>
+                        <wp:effectExtent l="0" t="0" r="0" b="0"/>
+                        <wp:docPr id="17640880" name="Picture 1"/>
+                        <wp:cNvGraphicFramePr>
+                          <a:graphicFrameLocks xmlns:a="http://schemas.openxmlformats.org/drawingml/2006/main" noChangeAspect="1"/>
+                        </wp:cNvGraphicFramePr>
+                        <a:graphic xmlns:a="http://schemas.openxmlformats.org/drawingml/2006/main">
+                          <a:graphicData uri="http://schemas.openxmlformats.org/drawingml/2006/picture">
+                            <pic:pic xmlns:pic="http://schemas.openxmlformats.org/drawingml/2006/picture">
+                              <pic:nvPicPr>
+                                <pic:cNvPr id="0" name="Picture 6"/>
+                                <pic:cNvPicPr>
+                                  <a:picLocks noChangeAspect="1" noChangeArrowheads="1"/>
+                                </pic:cNvPicPr>
+                              </pic:nvPicPr>
+                              <pic:blipFill>
+                                <a:blip r:embed="rId8">
+                                  <a:extLst>
+                                    <a:ext uri="{28A0092B-C50C-407E-A947-70E740481C1C}">
+                                      <a14:useLocalDpi xmlns:a14="http://schemas.microsoft.com/office/drawing/2010/main" val="0"/>
+                                    </a:ext>
+                                  </a:extLst>
+                                </a:blip>
+                                <a:srcRect t="-12500" b="12500"/>
+                                <a:stretch>
+                                  <a:fillRect/>
+                                </a:stretch>
+                              </pic:blipFill>
+                              <pic:spPr bwMode="auto">
+                                <a:xfrm>
+                                  <a:off x="0" y="0"/>
+                                  <a:ext cx="138430" cy="138430"/>
+                                </a:xfrm>
+                                <a:prstGeom prst="rect">
+                                  <a:avLst/>
+                                </a:prstGeom>
+                                <a:noFill/>
+                                <a:ln>
+                                  <a:noFill/>
+                                </a:ln>
+                              </pic:spPr>
+                            </pic:pic>
+                          </a:graphicData>
+                        </a:graphic>
+                      </wp:inline>
+                    </w:drawing>
+                  </w:r>
+                  <w:r>
+                    <w:rPr>
+                      <w:i/>
+                      <w:iCs/>
+                    </w:rPr>
+                    <w:t xml:space="preserve"> fabric wings </w:t>
+                  </w:r>
+                  <w:r>
+                    <w:t xml:space="preserve">– </w:t>
+                  </w:r>
+                  <w:r>
+                    <w:rPr>
+                      <w:i/>
+                      <w:iCs/>
+                    </w:rPr>
+                    <w:t xml:space="preserve">sheer drape </w:t>
+                  </w:r>
+                  <w:r>
+                    <w:t xml:space="preserve">– </w:t>
+                  </w:r>
+                  <w:r>
+                    <w:rPr>
+                      <w:i/>
+                      <w:iCs/>
+                    </w:rPr>
+                    <w:t>green veil</w:t>
+                  </w:r>
+                </w:p>
+              </w:tc>
+              <w:tc>
+                <w:tcPr>
+                  <w:tcW w:w="4442" w:type="dxa"/>
+                </w:tcPr>
+                <w:p>
+                  <w:pPr>
+                    <w:pStyle w:val="ParagraphNormal"/>
+                    <w:spacing w:line="276" w:lineRule="auto"/>
+                  </w:pPr>
+                  <w:r>
+                    <w:rPr>
+                      <w:noProof/>
+                    </w:rPr>
+                    <w:drawing>
+                      <wp:inline distT="0" distB="0" distL="0" distR="0" wp14:anchorId="0A9BA9B3" wp14:editId="10C9F971">
+                        <wp:extent cx="146685" cy="146685"/>
+                        <wp:effectExtent l="0" t="0" r="0" b="0"/>
+                        <wp:docPr id="114593741" name="Picture 20"/>
+                        <wp:cNvGraphicFramePr>
+                          <a:graphicFrameLocks xmlns:a="http://schemas.openxmlformats.org/drawingml/2006/main" noChangeAspect="1"/>
+                        </wp:cNvGraphicFramePr>
+                        <a:graphic xmlns:a="http://schemas.openxmlformats.org/drawingml/2006/main">
+                          <a:graphicData uri="http://schemas.openxmlformats.org/drawingml/2006/picture">
+                            <pic:pic xmlns:pic="http://schemas.openxmlformats.org/drawingml/2006/picture">
+                              <pic:nvPicPr>
+                                <pic:cNvPr id="0" name="Picture 6"/>
+                                <pic:cNvPicPr>
+                                  <a:picLocks noChangeAspect="1" noChangeArrowheads="1"/>
+                                </pic:cNvPicPr>
+                              </pic:nvPicPr>
+                              <pic:blipFill>
+                                <a:blip r:embed="rId8">
+                                  <a:extLst>
+                                    <a:ext uri="{28A0092B-C50C-407E-A947-70E740481C1C}">
+                                      <a14:useLocalDpi xmlns:a14="http://schemas.microsoft.com/office/drawing/2010/main" val="0"/>
+                                    </a:ext>
+                                  </a:extLst>
+                                </a:blip>
+                                <a:srcRect t="-12500" b="12500"/>
+                                <a:stretch>
+                                  <a:fillRect/>
+                                </a:stretch>
+                              </pic:blipFill>
+                              <pic:spPr bwMode="auto">
+                                <a:xfrm>
+                                  <a:off x="0" y="0"/>
+                                  <a:ext cx="146685" cy="146685"/>
+                                </a:xfrm>
+                                <a:prstGeom prst="rect">
+                                  <a:avLst/>
+                                </a:prstGeom>
+                                <a:noFill/>
+                                <a:ln>
+                                  <a:noFill/>
+                                </a:ln>
+                              </pic:spPr>
+                            </pic:pic>
+                          </a:graphicData>
+                        </a:graphic>
+                      </wp:inline>
+                    </w:drawing>
+                  </w:r>
+                  <w:r>
+                    <w:t xml:space="preserve"> The dress </w:t>
+                  </w:r>
+                  <w:r>
+                    <w:rPr>
+                      <w:i/>
+                      <w:iCs/>
+                      <w:vertAlign w:val="subscript"/>
+                    </w:rPr>
+                    <w:t xml:space="preserve">(impatient, judgmental) </w:t>
+                  </w:r>
+                  <w:r>
+                    <w:t>is talkative</w:t>
+                  </w:r>
+                </w:p>
+              </w:tc>
+            </w:tr>
+            <w:tr>
+              <w:trPr>
+                <w:cnfStyle w:val="000000010000" w:firstRow="0" w:lastRow="0" w:firstColumn="0" w:lastColumn="0" w:oddVBand="0" w:evenVBand="0" w:oddHBand="0" w:evenHBand="1" w:firstRowFirstColumn="0" w:firstRowLastColumn="0" w:lastRowFirstColumn="0" w:lastRowLastColumn="0"/>
+              </w:trPr>
+              <w:tc>
+                <w:tcPr>
+                  <w:tcW w:w="4441" w:type="dxa"/>
+                </w:tcPr>
+                <w:p>
+                  <w:pPr>
+                    <w:pStyle w:val="ParagraphNormal"/>
+                    <w:spacing w:line="276" w:lineRule="auto"/>
+                  </w:pPr>
+                  <w:r>
+                    <w:rPr>
+                      <w:i/>
+                      <w:iCs/>
+                      <w:noProof/>
+                    </w:rPr>
+                    <w:drawing>
+                      <wp:inline distT="0" distB="0" distL="0" distR="0" wp14:anchorId="2F732D7B" wp14:editId="70A4A1D2">
+                        <wp:extent cx="146304" cy="146304"/>
+                        <wp:effectExtent l="0" t="0" r="0" b="0"/>
+                        <wp:docPr id="510050633" name="Picture 7"/>
+                        <wp:cNvGraphicFramePr>
+                          <a:graphicFrameLocks xmlns:a="http://schemas.openxmlformats.org/drawingml/2006/main" noChangeAspect="1"/>
+                        </wp:cNvGraphicFramePr>
+                        <a:graphic xmlns:a="http://schemas.openxmlformats.org/drawingml/2006/main">
+                          <a:graphicData uri="http://schemas.openxmlformats.org/drawingml/2006/picture">
+                            <pic:pic xmlns:pic="http://schemas.openxmlformats.org/drawingml/2006/picture">
+                              <pic:nvPicPr>
+                                <pic:cNvPr id="0" name="Picture 7"/>
+                                <pic:cNvPicPr>
+                                  <a:picLocks noChangeAspect="1" noChangeArrowheads="1"/>
+                                </pic:cNvPicPr>
+                              </pic:nvPicPr>
+                              <pic:blipFill rotWithShape="1">
+                                <a:blip r:embed="rId9">
+                                  <a:extLst>
+                                    <a:ext uri="{28A0092B-C50C-407E-A947-70E740481C1C}">
+                                      <a14:useLocalDpi xmlns:a14="http://schemas.microsoft.com/office/drawing/2010/main" val="0"/>
+                                    </a:ext>
+                                  </a:extLst>
+                                </a:blip>
+                                <a:srcRect t="-12500" b="12500"/>
+                                <a:stretch>
+                                  <a:fillRect/>
+                                </a:stretch>
+                              </pic:blipFill>
+                              <pic:spPr bwMode="auto">
+                                <a:xfrm>
+                                  <a:off x="0" y="0"/>
+                                  <a:ext cx="146304" cy="146304"/>
+                                </a:xfrm>
+                                <a:prstGeom prst="rect">
+                                  <a:avLst/>
+                                </a:prstGeom>
+                                <a:noFill/>
+                                <a:ln>
+                                  <a:noFill/>
+                                </a:ln>
+                              </pic:spPr>
+                            </pic:pic>
+                          </a:graphicData>
+                        </a:graphic>
+                      </wp:inline>
+                    </w:drawing>
+                  </w:r>
+                  <w:r>
+                    <w:rPr>
+                      <w:i/>
+                      <w:iCs/>
+                    </w:rPr>
+                    <w:t xml:space="preserve"> covered in writing </w:t>
+                  </w:r>
+                  <w:r>
+                    <w:t xml:space="preserve">– </w:t>
+                  </w:r>
+                  <w:r>
+                    <w:rPr>
+                      <w:i/>
+                      <w:iCs/>
+                    </w:rPr>
+                    <w:t>inlaid with red jewels</w:t>
+                  </w:r>
+                </w:p>
+              </w:tc>
+              <w:tc>
+                <w:tcPr>
+                  <w:tcW w:w="4442" w:type="dxa"/>
+                </w:tcPr>
+                <w:p>
+                  <w:pPr>
+                    <w:pStyle w:val="ParagraphNormal"/>
+                    <w:spacing w:line="276" w:lineRule="auto"/>
+                  </w:pPr>
+                  <w:r>
+                    <w:rPr>
+                      <w:noProof/>
+                    </w:rPr>
+                    <w:drawing>
+                      <wp:inline distT="0" distB="0" distL="0" distR="0" wp14:anchorId="76E0E2D5" wp14:editId="2C6AF4CC">
+                        <wp:extent cx="146304" cy="146304"/>
+                        <wp:effectExtent l="0" t="0" r="0" b="0"/>
+                        <wp:docPr id="927414265" name="Picture 7"/>
+                        <wp:cNvGraphicFramePr>
+                          <a:graphicFrameLocks xmlns:a="http://schemas.openxmlformats.org/drawingml/2006/main" noChangeAspect="1"/>
+                        </wp:cNvGraphicFramePr>
+                        <a:graphic xmlns:a="http://schemas.openxmlformats.org/drawingml/2006/main">
+                          <a:graphicData uri="http://schemas.openxmlformats.org/drawingml/2006/picture">
+                            <pic:pic xmlns:pic="http://schemas.openxmlformats.org/drawingml/2006/picture">
+                              <pic:nvPicPr>
+                                <pic:cNvPr id="0" name="Picture 7"/>
+                                <pic:cNvPicPr>
+                                  <a:picLocks noChangeAspect="1" noChangeArrowheads="1"/>
+                                </pic:cNvPicPr>
+                              </pic:nvPicPr>
+                              <pic:blipFill rotWithShape="1">
+                                <a:blip r:embed="rId9">
+                                  <a:extLst>
+                                    <a:ext uri="{28A0092B-C50C-407E-A947-70E740481C1C}">
+                                      <a14:useLocalDpi xmlns:a14="http://schemas.microsoft.com/office/drawing/2010/main" val="0"/>
+                                    </a:ext>
+                                  </a:extLst>
+                                </a:blip>
+                                <a:srcRect t="-12500" b="12500"/>
+                                <a:stretch>
+                                  <a:fillRect/>
+                                </a:stretch>
+                              </pic:blipFill>
+                              <pic:spPr bwMode="auto">
+                                <a:xfrm>
+                                  <a:off x="0" y="0"/>
+                                  <a:ext cx="146304" cy="146304"/>
+                                </a:xfrm>
+                                <a:prstGeom prst="rect">
+                                  <a:avLst/>
+                                </a:prstGeom>
+                                <a:noFill/>
+                                <a:ln>
+                                  <a:noFill/>
+                                </a:ln>
+                              </pic:spPr>
+                            </pic:pic>
+                          </a:graphicData>
+                        </a:graphic>
+                      </wp:inline>
+                    </w:drawing>
+                  </w:r>
+                  <w:r>
+                    <w:t xml:space="preserve"> Sequins chirp as you move your arms</w:t>
+                  </w:r>
+                </w:p>
+              </w:tc>
+            </w:tr>
+            <w:tr>
+              <w:tc>
+                <w:tcPr>
+                  <w:tcW w:w="4441" w:type="dxa"/>
+                </w:tcPr>
+                <w:p>
+                  <w:pPr>
+                    <w:pStyle w:val="ParagraphNormal"/>
+                    <w:spacing w:line="276" w:lineRule="auto"/>
+                  </w:pPr>
+                  <w:r>
+                    <w:rPr>
+                      <w:i/>
+                      <w:iCs/>
+                      <w:noProof/>
+                    </w:rPr>
+                    <w:drawing>
+                      <wp:inline distT="0" distB="0" distL="0" distR="0" wp14:anchorId="1E3E13D9" wp14:editId="4E8C2839">
+                        <wp:extent cx="146304" cy="146304"/>
+                        <wp:effectExtent l="0" t="0" r="0" b="0"/>
+                        <wp:docPr id="536781825" name="Picture 8"/>
+                        <wp:cNvGraphicFramePr>
+                          <a:graphicFrameLocks xmlns:a="http://schemas.openxmlformats.org/drawingml/2006/main" noChangeAspect="1"/>
+                        </wp:cNvGraphicFramePr>
+                        <a:graphic xmlns:a="http://schemas.openxmlformats.org/drawingml/2006/main">
+                          <a:graphicData uri="http://schemas.openxmlformats.org/drawingml/2006/picture">
+                            <pic:pic xmlns:pic="http://schemas.openxmlformats.org/drawingml/2006/picture">
+                              <pic:nvPicPr>
+                                <pic:cNvPr id="0" name="Picture 8"/>
+                                <pic:cNvPicPr>
+                                  <a:picLocks noChangeAspect="1" noChangeArrowheads="1"/>
+                                </pic:cNvPicPr>
+                              </pic:nvPicPr>
+                              <pic:blipFill rotWithShape="1">
+                                <a:blip r:embed="rId10">
+                                  <a:extLst>
+                                    <a:ext uri="{28A0092B-C50C-407E-A947-70E740481C1C}">
+                                      <a14:useLocalDpi xmlns:a14="http://schemas.microsoft.com/office/drawing/2010/main" val="0"/>
+                                    </a:ext>
+                                  </a:extLst>
+                                </a:blip>
+                                <a:srcRect t="-12500" b="12500"/>
+                                <a:stretch>
+                                  <a:fillRect/>
+                                </a:stretch>
+                              </pic:blipFill>
+                              <pic:spPr bwMode="auto">
+                                <a:xfrm>
+                                  <a:off x="0" y="0"/>
+                                  <a:ext cx="146304" cy="146304"/>
+                                </a:xfrm>
+                                <a:prstGeom prst="rect">
+                                  <a:avLst/>
+                                </a:prstGeom>
+                                <a:noFill/>
+                                <a:ln>
+                                  <a:noFill/>
+                                </a:ln>
+                              </pic:spPr>
+                            </pic:pic>
+                          </a:graphicData>
+                        </a:graphic>
+                      </wp:inline>
+                    </w:drawing>
+                  </w:r>
+                  <w:r>
+                    <w:rPr>
+                      <w:i/>
+                      <w:iCs/>
+                    </w:rPr>
+                    <w:t xml:space="preserve"> gossamer </w:t>
+                  </w:r>
+                  <w:r>
+                    <w:t xml:space="preserve">– </w:t>
+                  </w:r>
+                  <w:r>
+                    <w:rPr>
+                      <w:i/>
+                      <w:iCs/>
+                    </w:rPr>
+                    <w:t xml:space="preserve">heavy fabric </w:t>
+                  </w:r>
+                  <w:r>
+                    <w:t xml:space="preserve">– </w:t>
+                  </w:r>
+                  <w:r>
+                    <w:rPr>
+                      <w:i/>
+                      <w:iCs/>
+                    </w:rPr>
+                    <w:t>long skirts</w:t>
+                  </w:r>
+                </w:p>
+              </w:tc>
+              <w:tc>
+                <w:tcPr>
+                  <w:tcW w:w="4442" w:type="dxa"/>
+                </w:tcPr>
+                <w:p>
+                  <w:pPr>
+                    <w:pStyle w:val="ParagraphNormal"/>
+                    <w:spacing w:line="276" w:lineRule="auto"/>
+                  </w:pPr>
+                  <w:r>
+                    <w:rPr>
+                      <w:noProof/>
+                    </w:rPr>
+                    <w:drawing>
+                      <wp:inline distT="0" distB="0" distL="0" distR="0" wp14:anchorId="71EFFBFB" wp14:editId="1EA2ADE4">
+                        <wp:extent cx="146304" cy="146304"/>
+                        <wp:effectExtent l="0" t="0" r="0" b="0"/>
+                        <wp:docPr id="1885012414" name="Picture 8"/>
+                        <wp:cNvGraphicFramePr>
+                          <a:graphicFrameLocks xmlns:a="http://schemas.openxmlformats.org/drawingml/2006/main" noChangeAspect="1"/>
+                        </wp:cNvGraphicFramePr>
+                        <a:graphic xmlns:a="http://schemas.openxmlformats.org/drawingml/2006/main">
+                          <a:graphicData uri="http://schemas.openxmlformats.org/drawingml/2006/picture">
+                            <pic:pic xmlns:pic="http://schemas.openxmlformats.org/drawingml/2006/picture">
+                              <pic:nvPicPr>
+                                <pic:cNvPr id="0" name="Picture 8"/>
+                                <pic:cNvPicPr>
+                                  <a:picLocks noChangeAspect="1" noChangeArrowheads="1"/>
+                                </pic:cNvPicPr>
+                              </pic:nvPicPr>
+                              <pic:blipFill rotWithShape="1">
+                                <a:blip r:embed="rId10">
+                                  <a:extLst>
+                                    <a:ext uri="{28A0092B-C50C-407E-A947-70E740481C1C}">
+                                      <a14:useLocalDpi xmlns:a14="http://schemas.microsoft.com/office/drawing/2010/main" val="0"/>
+                                    </a:ext>
+                                  </a:extLst>
+                                </a:blip>
+                                <a:srcRect t="-12500" b="12500"/>
+                                <a:stretch>
+                                  <a:fillRect/>
+                                </a:stretch>
+                              </pic:blipFill>
+                              <pic:spPr bwMode="auto">
+                                <a:xfrm>
+                                  <a:off x="0" y="0"/>
+                                  <a:ext cx="146304" cy="146304"/>
+                                </a:xfrm>
+                                <a:prstGeom prst="rect">
+                                  <a:avLst/>
+                                </a:prstGeom>
+                                <a:noFill/>
+                                <a:ln>
+                                  <a:noFill/>
+                                </a:ln>
+                              </pic:spPr>
+                            </pic:pic>
+                          </a:graphicData>
+                        </a:graphic>
+                      </wp:inline>
+                    </w:drawing>
+                  </w:r>
+                  <w:r>
+                    <w:t xml:space="preserve"> Everyone mistakes you for a famous Duke</w:t>
+                  </w:r>
+                </w:p>
+              </w:tc>
+            </w:tr>
+            <w:tr>
+              <w:trPr>
+                <w:cnfStyle w:val="000000010000" w:firstRow="0" w:lastRow="0" w:firstColumn="0" w:lastColumn="0" w:oddVBand="0" w:evenVBand="0" w:oddHBand="0" w:evenHBand="1" w:firstRowFirstColumn="0" w:firstRowLastColumn="0" w:lastRowFirstColumn="0" w:lastRowLastColumn="0"/>
+              </w:trPr>
+              <w:tc>
+                <w:tcPr>
+                  <w:tcW w:w="4441" w:type="dxa"/>
+                </w:tcPr>
+                <w:p>
+                  <w:pPr>
+                    <w:pStyle w:val="ParagraphNormal"/>
+                    <w:spacing w:line="276" w:lineRule="auto"/>
+                  </w:pPr>
+                  <w:r>
+                    <w:rPr>
+                      <w:i/>
+                      <w:iCs/>
+                      <w:noProof/>
+                    </w:rPr>
+                    <w:drawing>
+                      <wp:inline distT="0" distB="0" distL="0" distR="0" wp14:anchorId="61F5D845" wp14:editId="2F76C41B">
+                        <wp:extent cx="146304" cy="146304"/>
+                        <wp:effectExtent l="0" t="0" r="0" b="0"/>
+                        <wp:docPr id="178252907" name="Picture 9"/>
+                        <wp:cNvGraphicFramePr>
+                          <a:graphicFrameLocks xmlns:a="http://schemas.openxmlformats.org/drawingml/2006/main" noChangeAspect="1"/>
+                        </wp:cNvGraphicFramePr>
+                        <a:graphic xmlns:a="http://schemas.openxmlformats.org/drawingml/2006/main">
+                          <a:graphicData uri="http://schemas.openxmlformats.org/drawingml/2006/picture">
+                            <pic:pic xmlns:pic="http://schemas.openxmlformats.org/drawingml/2006/picture">
+                              <pic:nvPicPr>
+                                <pic:cNvPr id="0" name="Picture 9"/>
+                                <pic:cNvPicPr>
+                                  <a:picLocks noChangeAspect="1" noChangeArrowheads="1"/>
+                                </pic:cNvPicPr>
+                              </pic:nvPicPr>
+                              <pic:blipFill rotWithShape="1">
+                                <a:blip r:embed="rId11">
+                                  <a:extLst>
+                                    <a:ext uri="{28A0092B-C50C-407E-A947-70E740481C1C}">
+                                      <a14:useLocalDpi xmlns:a14="http://schemas.microsoft.com/office/drawing/2010/main" val="0"/>
+                                    </a:ext>
+                                  </a:extLst>
+                                </a:blip>
+                                <a:srcRect t="-12500" b="12500"/>
+                                <a:stretch>
+                                  <a:fillRect/>
+                                </a:stretch>
+                              </pic:blipFill>
+                              <pic:spPr bwMode="auto">
+                                <a:xfrm>
+                                  <a:off x="0" y="0"/>
+                                  <a:ext cx="146304" cy="146304"/>
+                                </a:xfrm>
+                                <a:prstGeom prst="rect">
+                                  <a:avLst/>
+                                </a:prstGeom>
+                                <a:noFill/>
+                                <a:ln>
+                                  <a:noFill/>
+                                </a:ln>
+                              </pic:spPr>
+                            </pic:pic>
+                          </a:graphicData>
+                        </a:graphic>
+                      </wp:inline>
+                    </w:drawing>
+                  </w:r>
+                  <w:r>
+                    <w:rPr>
+                      <w:i/>
+                      <w:iCs/>
+                    </w:rPr>
+                    <w:t xml:space="preserve"> sleeveless </w:t>
+                  </w:r>
+                  <w:r>
+                    <w:t xml:space="preserve">– </w:t>
+                  </w:r>
+                  <w:r>
+                    <w:rPr>
+                      <w:i/>
+                      <w:iCs/>
+                    </w:rPr>
+                    <w:t>corset laces</w:t>
+                  </w:r>
+                  <w:r>
+                    <w:t xml:space="preserve"> – </w:t>
+                  </w:r>
+                  <w:r>
+                    <w:rPr>
+                      <w:i/>
+                      <w:iCs/>
+                    </w:rPr>
+                    <w:t>slim tiara</w:t>
+                  </w:r>
+                </w:p>
+              </w:tc>
+              <w:tc>
+                <w:tcPr>
+                  <w:tcW w:w="4442" w:type="dxa"/>
+                </w:tcPr>
+                <w:p>
+                  <w:pPr>
+                    <w:pStyle w:val="ParagraphNormal"/>
+                    <w:spacing w:line="276" w:lineRule="auto"/>
+                  </w:pPr>
+                  <w:r>
+                    <w:rPr>
+                      <w:noProof/>
+                    </w:rPr>
+                    <w:drawing>
+                      <wp:inline distT="0" distB="0" distL="0" distR="0" wp14:anchorId="7A4E0F01" wp14:editId="1FA29958">
+                        <wp:extent cx="146304" cy="146304"/>
+                        <wp:effectExtent l="0" t="0" r="0" b="0"/>
+                        <wp:docPr id="594739509" name="Picture 9"/>
+                        <wp:cNvGraphicFramePr>
+                          <a:graphicFrameLocks xmlns:a="http://schemas.openxmlformats.org/drawingml/2006/main" noChangeAspect="1"/>
+                        </wp:cNvGraphicFramePr>
+                        <a:graphic xmlns:a="http://schemas.openxmlformats.org/drawingml/2006/main">
+                          <a:graphicData uri="http://schemas.openxmlformats.org/drawingml/2006/picture">
+                            <pic:pic xmlns:pic="http://schemas.openxmlformats.org/drawingml/2006/picture">
+                              <pic:nvPicPr>
+                                <pic:cNvPr id="0" name="Picture 9"/>
+                                <pic:cNvPicPr>
+                                  <a:picLocks noChangeAspect="1" noChangeArrowheads="1"/>
+                                </pic:cNvPicPr>
+                              </pic:nvPicPr>
+                              <pic:blipFill rotWithShape="1">
+                                <a:blip r:embed="rId11">
+                                  <a:extLst>
+                                    <a:ext uri="{28A0092B-C50C-407E-A947-70E740481C1C}">
+                                      <a14:useLocalDpi xmlns:a14="http://schemas.microsoft.com/office/drawing/2010/main" val="0"/>
+                                    </a:ext>
+                                  </a:extLst>
+                                </a:blip>
+                                <a:srcRect t="-12500" b="12500"/>
+                                <a:stretch>
+                                  <a:fillRect/>
+                                </a:stretch>
+                              </pic:blipFill>
+                              <pic:spPr bwMode="auto">
+                                <a:xfrm>
+                                  <a:off x="0" y="0"/>
+                                  <a:ext cx="146304" cy="146304"/>
+                                </a:xfrm>
+                                <a:prstGeom prst="rect">
+                                  <a:avLst/>
+                                </a:prstGeom>
+                                <a:noFill/>
+                                <a:ln>
+                                  <a:noFill/>
+                                </a:ln>
+                              </pic:spPr>
+                            </pic:pic>
+                          </a:graphicData>
+                        </a:graphic>
+                      </wp:inline>
+                    </w:drawing>
+                  </w:r>
+                  <w:r>
+                    <w:t xml:space="preserve"> When you make eye-contact, you sneeze</w:t>
+                  </w:r>
+                </w:p>
+              </w:tc>
+            </w:tr>
+            <w:tr>
+              <w:tc>
+                <w:tcPr>
+                  <w:tcW w:w="4441" w:type="dxa"/>
+                </w:tcPr>
+                <w:p>
+                  <w:pPr>
+                    <w:pStyle w:val="ParagraphNormal"/>
+                    <w:spacing w:line="276" w:lineRule="auto"/>
+                  </w:pPr>
+                  <w:r>
+                    <w:rPr>
+                      <w:noProof/>
+                    </w:rPr>
+                    <w:drawing>
+                      <wp:inline distT="0" distB="0" distL="0" distR="0" wp14:anchorId="3BE181BC" wp14:editId="553AEF0C">
+                        <wp:extent cx="146304" cy="146304"/>
+                        <wp:effectExtent l="0" t="0" r="0" b="0"/>
+                        <wp:docPr id="1378829812" name="Picture 4"/>
+                        <wp:cNvGraphicFramePr>
+                          <a:graphicFrameLocks xmlns:a="http://schemas.openxmlformats.org/drawingml/2006/main" noChangeAspect="1"/>
+                        </wp:cNvGraphicFramePr>
+                        <a:graphic xmlns:a="http://schemas.openxmlformats.org/drawingml/2006/main">
+                          <a:graphicData uri="http://schemas.openxmlformats.org/drawingml/2006/picture">
+                            <pic:pic xmlns:pic="http://schemas.openxmlformats.org/drawingml/2006/picture">
+                              <pic:nvPicPr>
+                                <pic:cNvPr id="0" name="Picture 4"/>
+                                <pic:cNvPicPr>
+                                  <a:picLocks noChangeAspect="1" noChangeArrowheads="1"/>
+                                </pic:cNvPicPr>
+                              </pic:nvPicPr>
+                              <pic:blipFill rotWithShape="1">
+                                <a:blip r:embed="rId12" cstate="print">
+                                  <a:extLst>
+                                    <a:ext uri="{28A0092B-C50C-407E-A947-70E740481C1C}">
+                                      <a14:useLocalDpi xmlns:a14="http://schemas.microsoft.com/office/drawing/2010/main" val="0"/>
+                                    </a:ext>
+                                  </a:extLst>
+                                </a:blip>
+                                <a:srcRect t="-12500" b="12500"/>
+                                <a:stretch>
+                                  <a:fillRect/>
+                                </a:stretch>
+                              </pic:blipFill>
+                              <pic:spPr bwMode="auto">
+                                <a:xfrm>
+                                  <a:off x="0" y="0"/>
+                                  <a:ext cx="146304" cy="146304"/>
+                                </a:xfrm>
+                                <a:prstGeom prst="rect">
+                                  <a:avLst/>
+                                </a:prstGeom>
+                                <a:noFill/>
+                                <a:ln>
+                                  <a:noFill/>
+                                </a:ln>
+                              </pic:spPr>
+                            </pic:pic>
+                          </a:graphicData>
+                        </a:graphic>
+                      </wp:inline>
+                    </w:drawing>
+                  </w:r>
+                  <w:r>
+                    <w:t xml:space="preserve"> </w:t>
+                  </w:r>
+                  <w:r>
+                    <w:rPr>
+                      <w:i/>
+                      <w:iCs/>
+                    </w:rPr>
+                    <w:t>feathered gold mask – knee-high boots</w:t>
+                  </w:r>
+                </w:p>
+              </w:tc>
+              <w:tc>
+                <w:tcPr>
+                  <w:tcW w:w="4442" w:type="dxa"/>
+                </w:tcPr>
+                <w:p>
+                  <w:pPr>
+                    <w:pStyle w:val="ParagraphNormal"/>
+                    <w:spacing w:line="276" w:lineRule="auto"/>
+                  </w:pPr>
+                  <w:r>
+                    <w:rPr>
+                      <w:noProof/>
+                    </w:rPr>
+                    <w:drawing>
+                      <wp:inline distT="0" distB="0" distL="0" distR="0" wp14:anchorId="50F192D3" wp14:editId="5E9A7EF8">
+                        <wp:extent cx="146304" cy="146304"/>
+                        <wp:effectExtent l="0" t="0" r="0" b="0"/>
+                        <wp:docPr id="516008821" name="Picture 4"/>
+                        <wp:cNvGraphicFramePr>
+                          <a:graphicFrameLocks xmlns:a="http://schemas.openxmlformats.org/drawingml/2006/main" noChangeAspect="1"/>
+                        </wp:cNvGraphicFramePr>
+                        <a:graphic xmlns:a="http://schemas.openxmlformats.org/drawingml/2006/main">
+                          <a:graphicData uri="http://schemas.openxmlformats.org/drawingml/2006/picture">
+                            <pic:pic xmlns:pic="http://schemas.openxmlformats.org/drawingml/2006/picture">
+                              <pic:nvPicPr>
+                                <pic:cNvPr id="0" name="Picture 4"/>
+                                <pic:cNvPicPr>
+                                  <a:picLocks noChangeAspect="1" noChangeArrowheads="1"/>
+                                </pic:cNvPicPr>
+                              </pic:nvPicPr>
+                              <pic:blipFill rotWithShape="1">
+                                <a:blip r:embed="rId12" cstate="print">
+                                  <a:extLst>
+                                    <a:ext uri="{28A0092B-C50C-407E-A947-70E740481C1C}">
+                                      <a14:useLocalDpi xmlns:a14="http://schemas.microsoft.com/office/drawing/2010/main" val="0"/>
+                                    </a:ext>
+                                  </a:extLst>
+                                </a:blip>
+                                <a:srcRect t="-12500" b="12500"/>
+                                <a:stretch>
+                                  <a:fillRect/>
+                                </a:stretch>
+                              </pic:blipFill>
+                              <pic:spPr bwMode="auto">
+                                <a:xfrm>
+                                  <a:off x="0" y="0"/>
+                                  <a:ext cx="146304" cy="146304"/>
+                                </a:xfrm>
+                                <a:prstGeom prst="rect">
+                                  <a:avLst/>
+                                </a:prstGeom>
+                                <a:noFill/>
+                                <a:ln>
+                                  <a:noFill/>
+                                </a:ln>
+                              </pic:spPr>
+                            </pic:pic>
+                          </a:graphicData>
+                        </a:graphic>
+                      </wp:inline>
+                    </w:drawing>
+                  </w:r>
+                  <w:r>
+                    <w:t xml:space="preserve"> Animals follow you (e.g., rats, insects)</w:t>
+                  </w:r>
+                </w:p>
+              </w:tc>
+            </w:tr>
+          </w:tbl>
+          <w:p>
+            <w:pPr>
+              <w:pStyle w:val="NoParagraphNormal"/>
+              <w:jc w:val="both"/>
+            </w:pPr>
+          </w:p>
+        </w:tc>
+      </w:tr>
+    </w:tbl>
+    <w:p>
+      <w:pPr>
         <w:pStyle w:val="NoParagraphNormal"/>
+      </w:pPr>
+    </w:p>
+    <w:tbl>
+      <w:tblPr>
+        <w:tblStyle w:val="TableGrid"/>
+        <w:tblW w:w="9288" w:type="dxa"/>
+        <w:tblBorders>
+          <w:top w:val="none" w:sz="0" w:space="0" w:color="auto"/>
+          <w:left w:val="none" w:sz="0" w:space="0" w:color="auto"/>
+          <w:bottom w:val="none" w:sz="0" w:space="0" w:color="auto"/>
+          <w:right w:val="none" w:sz="0" w:space="0" w:color="auto"/>
+          <w:insideH w:val="none" w:sz="0" w:space="0" w:color="auto"/>
+          <w:insideV w:val="none" w:sz="0" w:space="0" w:color="auto"/>
+        </w:tblBorders>
+        <w:tblLook w:val="04A0" w:firstRow="1" w:lastRow="0" w:firstColumn="1" w:lastColumn="0" w:noHBand="0" w:noVBand="1"/>
+      </w:tblPr>
+      <w:tblGrid>
+        <w:gridCol w:w="4644"/>
+        <w:gridCol w:w="4644"/>
+      </w:tblGrid>
+      <w:tr>
+        <w:tc>
+          <w:tcPr>
+            <w:tcW w:w="4644" w:type="dxa"/>
+          </w:tcPr>
+          <w:p>
+            <w:pPr>
+              <w:pStyle w:val="NoParagraphNormal"/>
+              <w:spacing w:line="360" w:lineRule="auto"/>
+              <w:jc w:val="center"/>
+              <w:rPr>
+                <w:b/>
+                <w:bCs/>
+                <w:smallCaps/>
+              </w:rPr>
+            </w:pPr>
+            <w:r>
+              <w:rPr>
+                <w:rStyle w:val="Strong"/>
+              </w:rPr>
+              <w:t xml:space="preserve">Siding with </w:t>
+            </w:r>
+            <w:r>
+              <w:rPr>
+                <w:rStyle w:val="Strong"/>
+              </w:rPr>
+              <w:t>Ellisa</w:t>
+            </w:r>
+          </w:p>
+        </w:tc>
+        <w:tc>
+          <w:tcPr>
+            <w:tcW w:w="4644" w:type="dxa"/>
+          </w:tcPr>
+          <w:p>
+            <w:pPr>
+              <w:pStyle w:val="NoParagraphNormal"/>
+              <w:jc w:val="center"/>
+            </w:pPr>
+            <w:r>
+              <w:rPr>
+                <w:rStyle w:val="Strong"/>
+              </w:rPr>
+              <w:t xml:space="preserve">Siding with </w:t>
+            </w:r>
+            <w:r>
+              <w:rPr>
+                <w:rStyle w:val="Strong"/>
+              </w:rPr>
+              <w:t>Hanna</w:t>
+            </w:r>
+          </w:p>
+        </w:tc>
+      </w:tr>
+      <w:tr>
+        <w:tc>
+          <w:tcPr>
+            <w:tcW w:w="4644" w:type="dxa"/>
+          </w:tcPr>
+          <w:p>
+            <w:pPr>
+              <w:pStyle w:val="NoParagraphNormal"/>
+              <w:spacing w:after="120" w:line="276" w:lineRule="auto"/>
+            </w:pPr>
+            <w:r>
+              <w:t>Vitae pellentesque sem placerat in id cursus mi.</w:t>
+            </w:r>
+            <w:r>
+              <w:t>.</w:t>
+            </w:r>
+          </w:p>
+          <w:p>
+            <w:pPr>
+              <w:pStyle w:val="NoParagraphNormal"/>
+              <w:spacing w:after="120" w:line="276" w:lineRule="auto"/>
+              <w:rPr>
+                <w:i/>
+                <w:iCs/>
+              </w:rPr>
+            </w:pPr>
+            <w:r>
+              <w:rPr>
+                <w:i/>
+                <w:iCs/>
+              </w:rPr>
+              <w:t>“</w:t>
+            </w:r>
+            <w:r>
+              <w:rPr>
+                <w:i/>
+                <w:iCs/>
+              </w:rPr>
+              <w:t>Lorem ipsum dolor sit amet consectetur adipiscing elit. Dolor sit amet consectetur adipiscing elit quisque faucibus</w:t>
+            </w:r>
+            <w:r>
+              <w:rPr>
+                <w:i/>
+                <w:iCs/>
+              </w:rPr>
+              <w:t>.”</w:t>
+            </w:r>
+          </w:p>
+          <w:p>
+            <w:pPr>
+              <w:pStyle w:val="NoParagraphNormal"/>
+              <w:spacing w:after="120" w:line="276" w:lineRule="auto"/>
+            </w:pPr>
+            <w:r>
+              <w:t>Lorem ipsum dolor sit amet consectetur adipiscing elit. Amet consectetur adipiscing elit quisque faucibus ex sapien</w:t>
+            </w:r>
+            <w:r>
+              <w:t>.</w:t>
+            </w:r>
+          </w:p>
+        </w:tc>
+        <w:tc>
+          <w:tcPr>
+            <w:tcW w:w="4644" w:type="dxa"/>
+          </w:tcPr>
+          <w:p>
+            <w:pPr>
+              <w:pStyle w:val="NoParagraphNormal"/>
+              <w:spacing w:after="120" w:line="276" w:lineRule="auto"/>
+              <w:rPr>
+                <w:i/>
+                <w:iCs/>
+              </w:rPr>
+            </w:pPr>
+            <w:r>
+              <w:rPr>
+                <w:i/>
+                <w:iCs/>
+              </w:rPr>
+              <w:t>“</w:t>
+            </w:r>
+            <w:r>
+              <w:rPr>
+                <w:i/>
+                <w:iCs/>
+              </w:rPr>
+              <w:t>Lorem ipsum dolor sit amet consectetur adipiscing elit. Dolor sit amet consectetur adipiscing elit quisque faucibus</w:t>
+            </w:r>
+            <w:r>
+              <w:rPr>
+                <w:i/>
+                <w:iCs/>
+              </w:rPr>
+              <w:t>!”</w:t>
+            </w:r>
+          </w:p>
+          <w:p>
+            <w:pPr>
+              <w:pStyle w:val="NoParagraphNormal"/>
+              <w:spacing w:after="120" w:line="276" w:lineRule="auto"/>
+            </w:pPr>
+            <w:r>
+              <w:t>Quisque faucibus ex sapien vitae pellentesque sem placerat. Vitae pellentesque sem placerat in id cursus mi</w:t>
+            </w:r>
+            <w:r>
+              <w:t>.</w:t>
+            </w:r>
+          </w:p>
+        </w:tc>
+      </w:tr>
+    </w:tbl>
+    <w:p>
+      <w:pPr>
+        <w:spacing w:afterLines="120" w:after="288"/>
         <w:rPr>
-          <w:vertAlign w:val="subscript"/>
+          <w:sz w:val="20"/>
         </w:rPr>
       </w:pPr>
     </w:p>
@@ -5167,12 +3660,12 @@
       </w:pPr>
     </w:p>
     <w:sectPr>
-      <w:headerReference w:type="even" r:id="rId7"/>
-      <w:headerReference w:type="default" r:id="rId8"/>
-      <w:footerReference w:type="even" r:id="rId9"/>
-      <w:footerReference w:type="default" r:id="rId10"/>
-      <w:headerReference w:type="first" r:id="rId11"/>
-      <w:footerReference w:type="first" r:id="rId12"/>
+      <w:headerReference w:type="even" r:id="rId13"/>
+      <w:headerReference w:type="default" r:id="rId14"/>
+      <w:footerReference w:type="even" r:id="rId15"/>
+      <w:footerReference w:type="default" r:id="rId16"/>
+      <w:headerReference w:type="first" r:id="rId17"/>
+      <w:footerReference w:type="first" r:id="rId18"/>
       <w:pgSz w:w="11906" w:h="16838"/>
       <w:pgMar w:top="1417" w:right="1417" w:bottom="1134" w:left="1417" w:header="708" w:footer="708" w:gutter="0"/>
       <w:cols w:space="708"/>
@@ -5183,7 +3676,7 @@
 </file>
 
 <file path=word/endnotes.xml><?xml version="1.0" encoding="utf-8"?>
-<w:endnotes xmlns:wpc="http://schemas.microsoft.com/office/word/2010/wordprocessingCanvas" xmlns:cx="http://schemas.microsoft.com/office/drawing/2014/chartex" xmlns:cx1="http://schemas.microsoft.com/office/drawing/2015/9/8/chartex" xmlns:cx2="http://schemas.microsoft.com/office/drawing/2015/10/21/chartex" xmlns:cx3="http://schemas.microsoft.com/office/drawing/2016/5/9/chartex" xmlns:cx4="http://schemas.microsoft.com/office/drawing/2016/5/10/chartex" xmlns:cx5="http://schemas.microsoft.com/office/drawing/2016/5/11/chartex" xmlns:cx6="http://schemas.microsoft.com/office/drawing/2016/5/12/chartex" xmlns:cx7="http://schemas.microsoft.com/office/drawing/2016/5/13/chartex" xmlns:cx8="http://schemas.microsoft.com/office/drawing/2016/5/14/chartex" xmlns:mc="http://schemas.openxmlformats.org/markup-compatibility/2006" xmlns:aink="http://schemas.microsoft.com/office/drawing/2016/ink" xmlns:am3d="http://schemas.microsoft.com/office/drawing/2017/model3d" xmlns:o="urn:schemas-microsoft-com:office:office" xmlns:oel="http://schemas.microsoft.com/office/2019/extlst" xmlns:r="http://schemas.openxmlformats.org/officeDocument/2006/relationships" xmlns:m="http://schemas.openxmlformats.org/officeDocument/2006/math" xmlns:v="urn:schemas-microsoft-com:vml" xmlns:wp14="http://schemas.microsoft.com/office/word/2010/wordprocessingDrawing" xmlns:wp="http://schemas.openxmlformats.org/drawingml/2006/wordprocessingDrawing" xmlns:w10="urn:schemas-microsoft-com:office:word" xmlns:w="http://schemas.openxmlformats.org/wordprocessingml/2006/main" xmlns:w14="http://schemas.microsoft.com/office/word/2010/wordml" xmlns:w15="http://schemas.microsoft.com/office/word/2012/wordml" xmlns:w16cex="http://schemas.microsoft.com/office/word/2018/wordml/cex" xmlns:w16cid="http://schemas.microsoft.com/office/word/2016/wordml/cid" xmlns:w16="http://schemas.microsoft.com/office/word/2018/wordml" xmlns:w16du="http://schemas.microsoft.com/office/word/2023/wordml/word16du" xmlns:w16sdtdh="http://schemas.microsoft.com/office/word/2020/wordml/sdtdatahash" xmlns:w16se="http://schemas.microsoft.com/office/word/2015/wordml/symex" xmlns:wpg="http://schemas.microsoft.com/office/word/2010/wordprocessingGroup" xmlns:wpi="http://schemas.microsoft.com/office/word/2010/wordprocessingInk" xmlns:wne="http://schemas.microsoft.com/office/word/2006/wordml" xmlns:wps="http://schemas.microsoft.com/office/word/2010/wordprocessingShape" mc:Ignorable="w14 w15 w16se w16cid w16 w16cex w16sdtdh w16du wp14">
+<w:endnotes xmlns:wpc="http://schemas.microsoft.com/office/word/2010/wordprocessingCanvas" xmlns:cx="http://schemas.microsoft.com/office/drawing/2014/chartex" xmlns:cx1="http://schemas.microsoft.com/office/drawing/2015/9/8/chartex" xmlns:cx2="http://schemas.microsoft.com/office/drawing/2015/10/21/chartex" xmlns:cx3="http://schemas.microsoft.com/office/drawing/2016/5/9/chartex" xmlns:cx4="http://schemas.microsoft.com/office/drawing/2016/5/10/chartex" xmlns:cx5="http://schemas.microsoft.com/office/drawing/2016/5/11/chartex" xmlns:cx6="http://schemas.microsoft.com/office/drawing/2016/5/12/chartex" xmlns:cx7="http://schemas.microsoft.com/office/drawing/2016/5/13/chartex" xmlns:cx8="http://schemas.microsoft.com/office/drawing/2016/5/14/chartex" xmlns:mc="http://schemas.openxmlformats.org/markup-compatibility/2006" xmlns:aink="http://schemas.microsoft.com/office/drawing/2016/ink" xmlns:am3d="http://schemas.microsoft.com/office/drawing/2017/model3d" xmlns:o="urn:schemas-microsoft-com:office:office" xmlns:oel="http://schemas.microsoft.com/office/2019/extlst" xmlns:r="http://schemas.openxmlformats.org/officeDocument/2006/relationships" xmlns:m="http://schemas.openxmlformats.org/officeDocument/2006/math" xmlns:v="urn:schemas-microsoft-com:vml" xmlns:wp14="http://schemas.microsoft.com/office/word/2010/wordprocessingDrawing" xmlns:wp="http://schemas.openxmlformats.org/drawingml/2006/wordprocessingDrawing" xmlns:w10="urn:schemas-microsoft-com:office:word" xmlns:w="http://schemas.openxmlformats.org/wordprocessingml/2006/main" xmlns:w14="http://schemas.microsoft.com/office/word/2010/wordml" xmlns:w15="http://schemas.microsoft.com/office/word/2012/wordml" xmlns:w16cex="http://schemas.microsoft.com/office/word/2018/wordml/cex" xmlns:w16cid="http://schemas.microsoft.com/office/word/2016/wordml/cid" xmlns:w16="http://schemas.microsoft.com/office/word/2018/wordml" xmlns:w16du="http://schemas.microsoft.com/office/word/2023/wordml/word16du" xmlns:w16sdtdh="http://schemas.microsoft.com/office/word/2020/wordml/sdtdatahash" xmlns:w16sdtfl="http://schemas.microsoft.com/office/word/2024/wordml/sdtformatlock" xmlns:w16se="http://schemas.microsoft.com/office/word/2015/wordml/symex" xmlns:wpg="http://schemas.microsoft.com/office/word/2010/wordprocessingGroup" xmlns:wpi="http://schemas.microsoft.com/office/word/2010/wordprocessingInk" xmlns:wne="http://schemas.microsoft.com/office/word/2006/wordml" xmlns:wps="http://schemas.microsoft.com/office/word/2010/wordprocessingShape" mc:Ignorable="w14 w15 w16se w16cid w16 w16cex w16sdtdh w16sdtfl w16du wp14">
   <w:endnote w:type="separator" w:id="-1">
     <w:p>
       <w:r>
@@ -5202,7 +3695,7 @@
 </file>
 
 <file path=word/footer1.xml><?xml version="1.0" encoding="utf-8"?>
-<w:ftr xmlns:wpc="http://schemas.microsoft.com/office/word/2010/wordprocessingCanvas" xmlns:cx="http://schemas.microsoft.com/office/drawing/2014/chartex" xmlns:cx1="http://schemas.microsoft.com/office/drawing/2015/9/8/chartex" xmlns:cx2="http://schemas.microsoft.com/office/drawing/2015/10/21/chartex" xmlns:cx3="http://schemas.microsoft.com/office/drawing/2016/5/9/chartex" xmlns:cx4="http://schemas.microsoft.com/office/drawing/2016/5/10/chartex" xmlns:cx5="http://schemas.microsoft.com/office/drawing/2016/5/11/chartex" xmlns:cx6="http://schemas.microsoft.com/office/drawing/2016/5/12/chartex" xmlns:cx7="http://schemas.microsoft.com/office/drawing/2016/5/13/chartex" xmlns:cx8="http://schemas.microsoft.com/office/drawing/2016/5/14/chartex" xmlns:mc="http://schemas.openxmlformats.org/markup-compatibility/2006" xmlns:aink="http://schemas.microsoft.com/office/drawing/2016/ink" xmlns:am3d="http://schemas.microsoft.com/office/drawing/2017/model3d" xmlns:o="urn:schemas-microsoft-com:office:office" xmlns:oel="http://schemas.microsoft.com/office/2019/extlst" xmlns:r="http://schemas.openxmlformats.org/officeDocument/2006/relationships" xmlns:m="http://schemas.openxmlformats.org/officeDocument/2006/math" xmlns:v="urn:schemas-microsoft-com:vml" xmlns:wp14="http://schemas.microsoft.com/office/word/2010/wordprocessingDrawing" xmlns:wp="http://schemas.openxmlformats.org/drawingml/2006/wordprocessingDrawing" xmlns:w10="urn:schemas-microsoft-com:office:word" xmlns:w="http://schemas.openxmlformats.org/wordprocessingml/2006/main" xmlns:w14="http://schemas.microsoft.com/office/word/2010/wordml" xmlns:w15="http://schemas.microsoft.com/office/word/2012/wordml" xmlns:w16cex="http://schemas.microsoft.com/office/word/2018/wordml/cex" xmlns:w16cid="http://schemas.microsoft.com/office/word/2016/wordml/cid" xmlns:w16="http://schemas.microsoft.com/office/word/2018/wordml" xmlns:w16du="http://schemas.microsoft.com/office/word/2023/wordml/word16du" xmlns:w16sdtdh="http://schemas.microsoft.com/office/word/2020/wordml/sdtdatahash" xmlns:w16se="http://schemas.microsoft.com/office/word/2015/wordml/symex" xmlns:wpg="http://schemas.microsoft.com/office/word/2010/wordprocessingGroup" xmlns:wpi="http://schemas.microsoft.com/office/word/2010/wordprocessingInk" xmlns:wne="http://schemas.microsoft.com/office/word/2006/wordml" xmlns:wps="http://schemas.microsoft.com/office/word/2010/wordprocessingShape" mc:Ignorable="w14 w15 w16se w16cid w16 w16cex w16sdtdh w16du wp14">
+<w:ftr xmlns:wpc="http://schemas.microsoft.com/office/word/2010/wordprocessingCanvas" xmlns:cx="http://schemas.microsoft.com/office/drawing/2014/chartex" xmlns:cx1="http://schemas.microsoft.com/office/drawing/2015/9/8/chartex" xmlns:cx2="http://schemas.microsoft.com/office/drawing/2015/10/21/chartex" xmlns:cx3="http://schemas.microsoft.com/office/drawing/2016/5/9/chartex" xmlns:cx4="http://schemas.microsoft.com/office/drawing/2016/5/10/chartex" xmlns:cx5="http://schemas.microsoft.com/office/drawing/2016/5/11/chartex" xmlns:cx6="http://schemas.microsoft.com/office/drawing/2016/5/12/chartex" xmlns:cx7="http://schemas.microsoft.com/office/drawing/2016/5/13/chartex" xmlns:cx8="http://schemas.microsoft.com/office/drawing/2016/5/14/chartex" xmlns:mc="http://schemas.openxmlformats.org/markup-compatibility/2006" xmlns:aink="http://schemas.microsoft.com/office/drawing/2016/ink" xmlns:am3d="http://schemas.microsoft.com/office/drawing/2017/model3d" xmlns:o="urn:schemas-microsoft-com:office:office" xmlns:oel="http://schemas.microsoft.com/office/2019/extlst" xmlns:r="http://schemas.openxmlformats.org/officeDocument/2006/relationships" xmlns:m="http://schemas.openxmlformats.org/officeDocument/2006/math" xmlns:v="urn:schemas-microsoft-com:vml" xmlns:wp14="http://schemas.microsoft.com/office/word/2010/wordprocessingDrawing" xmlns:wp="http://schemas.openxmlformats.org/drawingml/2006/wordprocessingDrawing" xmlns:w10="urn:schemas-microsoft-com:office:word" xmlns:w="http://schemas.openxmlformats.org/wordprocessingml/2006/main" xmlns:w14="http://schemas.microsoft.com/office/word/2010/wordml" xmlns:w15="http://schemas.microsoft.com/office/word/2012/wordml" xmlns:w16cex="http://schemas.microsoft.com/office/word/2018/wordml/cex" xmlns:w16cid="http://schemas.microsoft.com/office/word/2016/wordml/cid" xmlns:w16="http://schemas.microsoft.com/office/word/2018/wordml" xmlns:w16du="http://schemas.microsoft.com/office/word/2023/wordml/word16du" xmlns:w16sdtdh="http://schemas.microsoft.com/office/word/2020/wordml/sdtdatahash" xmlns:w16sdtfl="http://schemas.microsoft.com/office/word/2024/wordml/sdtformatlock" xmlns:w16se="http://schemas.microsoft.com/office/word/2015/wordml/symex" xmlns:wpg="http://schemas.microsoft.com/office/word/2010/wordprocessingGroup" xmlns:wpi="http://schemas.microsoft.com/office/word/2010/wordprocessingInk" xmlns:wne="http://schemas.microsoft.com/office/word/2006/wordml" xmlns:wps="http://schemas.microsoft.com/office/word/2010/wordprocessingShape" mc:Ignorable="w14 w15 w16se w16cid w16 w16cex w16sdtdh w16sdtfl w16du wp14">
   <w:p>
     <w:pPr>
       <w:pStyle w:val="Footer"/>
@@ -5212,7 +3705,7 @@
 </file>
 
 <file path=word/footer2.xml><?xml version="1.0" encoding="utf-8"?>
-<w:ftr xmlns:wpc="http://schemas.microsoft.com/office/word/2010/wordprocessingCanvas" xmlns:cx="http://schemas.microsoft.com/office/drawing/2014/chartex" xmlns:cx1="http://schemas.microsoft.com/office/drawing/2015/9/8/chartex" xmlns:cx2="http://schemas.microsoft.com/office/drawing/2015/10/21/chartex" xmlns:cx3="http://schemas.microsoft.com/office/drawing/2016/5/9/chartex" xmlns:cx4="http://schemas.microsoft.com/office/drawing/2016/5/10/chartex" xmlns:cx5="http://schemas.microsoft.com/office/drawing/2016/5/11/chartex" xmlns:cx6="http://schemas.microsoft.com/office/drawing/2016/5/12/chartex" xmlns:cx7="http://schemas.microsoft.com/office/drawing/2016/5/13/chartex" xmlns:cx8="http://schemas.microsoft.com/office/drawing/2016/5/14/chartex" xmlns:mc="http://schemas.openxmlformats.org/markup-compatibility/2006" xmlns:aink="http://schemas.microsoft.com/office/drawing/2016/ink" xmlns:am3d="http://schemas.microsoft.com/office/drawing/2017/model3d" xmlns:o="urn:schemas-microsoft-com:office:office" xmlns:oel="http://schemas.microsoft.com/office/2019/extlst" xmlns:r="http://schemas.openxmlformats.org/officeDocument/2006/relationships" xmlns:m="http://schemas.openxmlformats.org/officeDocument/2006/math" xmlns:v="urn:schemas-microsoft-com:vml" xmlns:wp14="http://schemas.microsoft.com/office/word/2010/wordprocessingDrawing" xmlns:wp="http://schemas.openxmlformats.org/drawingml/2006/wordprocessingDrawing" xmlns:w10="urn:schemas-microsoft-com:office:word" xmlns:w="http://schemas.openxmlformats.org/wordprocessingml/2006/main" xmlns:w14="http://schemas.microsoft.com/office/word/2010/wordml" xmlns:w15="http://schemas.microsoft.com/office/word/2012/wordml" xmlns:w16cex="http://schemas.microsoft.com/office/word/2018/wordml/cex" xmlns:w16cid="http://schemas.microsoft.com/office/word/2016/wordml/cid" xmlns:w16="http://schemas.microsoft.com/office/word/2018/wordml" xmlns:w16du="http://schemas.microsoft.com/office/word/2023/wordml/word16du" xmlns:w16sdtdh="http://schemas.microsoft.com/office/word/2020/wordml/sdtdatahash" xmlns:w16se="http://schemas.microsoft.com/office/word/2015/wordml/symex" xmlns:wpg="http://schemas.microsoft.com/office/word/2010/wordprocessingGroup" xmlns:wpi="http://schemas.microsoft.com/office/word/2010/wordprocessingInk" xmlns:wne="http://schemas.microsoft.com/office/word/2006/wordml" xmlns:wps="http://schemas.microsoft.com/office/word/2010/wordprocessingShape" mc:Ignorable="w14 w15 w16se w16cid w16 w16cex w16sdtdh w16du wp14">
+<w:ftr xmlns:wpc="http://schemas.microsoft.com/office/word/2010/wordprocessingCanvas" xmlns:cx="http://schemas.microsoft.com/office/drawing/2014/chartex" xmlns:cx1="http://schemas.microsoft.com/office/drawing/2015/9/8/chartex" xmlns:cx2="http://schemas.microsoft.com/office/drawing/2015/10/21/chartex" xmlns:cx3="http://schemas.microsoft.com/office/drawing/2016/5/9/chartex" xmlns:cx4="http://schemas.microsoft.com/office/drawing/2016/5/10/chartex" xmlns:cx5="http://schemas.microsoft.com/office/drawing/2016/5/11/chartex" xmlns:cx6="http://schemas.microsoft.com/office/drawing/2016/5/12/chartex" xmlns:cx7="http://schemas.microsoft.com/office/drawing/2016/5/13/chartex" xmlns:cx8="http://schemas.microsoft.com/office/drawing/2016/5/14/chartex" xmlns:mc="http://schemas.openxmlformats.org/markup-compatibility/2006" xmlns:aink="http://schemas.microsoft.com/office/drawing/2016/ink" xmlns:am3d="http://schemas.microsoft.com/office/drawing/2017/model3d" xmlns:o="urn:schemas-microsoft-com:office:office" xmlns:oel="http://schemas.microsoft.com/office/2019/extlst" xmlns:r="http://schemas.openxmlformats.org/officeDocument/2006/relationships" xmlns:m="http://schemas.openxmlformats.org/officeDocument/2006/math" xmlns:v="urn:schemas-microsoft-com:vml" xmlns:wp14="http://schemas.microsoft.com/office/word/2010/wordprocessingDrawing" xmlns:wp="http://schemas.openxmlformats.org/drawingml/2006/wordprocessingDrawing" xmlns:w10="urn:schemas-microsoft-com:office:word" xmlns:w="http://schemas.openxmlformats.org/wordprocessingml/2006/main" xmlns:w14="http://schemas.microsoft.com/office/word/2010/wordml" xmlns:w15="http://schemas.microsoft.com/office/word/2012/wordml" xmlns:w16cex="http://schemas.microsoft.com/office/word/2018/wordml/cex" xmlns:w16cid="http://schemas.microsoft.com/office/word/2016/wordml/cid" xmlns:w16="http://schemas.microsoft.com/office/word/2018/wordml" xmlns:w16du="http://schemas.microsoft.com/office/word/2023/wordml/word16du" xmlns:w16sdtdh="http://schemas.microsoft.com/office/word/2020/wordml/sdtdatahash" xmlns:w16sdtfl="http://schemas.microsoft.com/office/word/2024/wordml/sdtformatlock" xmlns:w16se="http://schemas.microsoft.com/office/word/2015/wordml/symex" xmlns:wpg="http://schemas.microsoft.com/office/word/2010/wordprocessingGroup" xmlns:wpi="http://schemas.microsoft.com/office/word/2010/wordprocessingInk" xmlns:wne="http://schemas.microsoft.com/office/word/2006/wordml" xmlns:wps="http://schemas.microsoft.com/office/word/2010/wordprocessingShape" mc:Ignorable="w14 w15 w16se w16cid w16 w16cex w16sdtdh w16sdtfl w16du wp14">
   <w:tbl>
     <w:tblPr>
       <w:tblStyle w:val="TableGrid"/>
@@ -5350,7 +3843,7 @@
 </file>
 
 <file path=word/footer3.xml><?xml version="1.0" encoding="utf-8"?>
-<w:ftr xmlns:wpc="http://schemas.microsoft.com/office/word/2010/wordprocessingCanvas" xmlns:cx="http://schemas.microsoft.com/office/drawing/2014/chartex" xmlns:cx1="http://schemas.microsoft.com/office/drawing/2015/9/8/chartex" xmlns:cx2="http://schemas.microsoft.com/office/drawing/2015/10/21/chartex" xmlns:cx3="http://schemas.microsoft.com/office/drawing/2016/5/9/chartex" xmlns:cx4="http://schemas.microsoft.com/office/drawing/2016/5/10/chartex" xmlns:cx5="http://schemas.microsoft.com/office/drawing/2016/5/11/chartex" xmlns:cx6="http://schemas.microsoft.com/office/drawing/2016/5/12/chartex" xmlns:cx7="http://schemas.microsoft.com/office/drawing/2016/5/13/chartex" xmlns:cx8="http://schemas.microsoft.com/office/drawing/2016/5/14/chartex" xmlns:mc="http://schemas.openxmlformats.org/markup-compatibility/2006" xmlns:aink="http://schemas.microsoft.com/office/drawing/2016/ink" xmlns:am3d="http://schemas.microsoft.com/office/drawing/2017/model3d" xmlns:o="urn:schemas-microsoft-com:office:office" xmlns:oel="http://schemas.microsoft.com/office/2019/extlst" xmlns:r="http://schemas.openxmlformats.org/officeDocument/2006/relationships" xmlns:m="http://schemas.openxmlformats.org/officeDocument/2006/math" xmlns:v="urn:schemas-microsoft-com:vml" xmlns:wp14="http://schemas.microsoft.com/office/word/2010/wordprocessingDrawing" xmlns:wp="http://schemas.openxmlformats.org/drawingml/2006/wordprocessingDrawing" xmlns:w10="urn:schemas-microsoft-com:office:word" xmlns:w="http://schemas.openxmlformats.org/wordprocessingml/2006/main" xmlns:w14="http://schemas.microsoft.com/office/word/2010/wordml" xmlns:w15="http://schemas.microsoft.com/office/word/2012/wordml" xmlns:w16cex="http://schemas.microsoft.com/office/word/2018/wordml/cex" xmlns:w16cid="http://schemas.microsoft.com/office/word/2016/wordml/cid" xmlns:w16="http://schemas.microsoft.com/office/word/2018/wordml" xmlns:w16du="http://schemas.microsoft.com/office/word/2023/wordml/word16du" xmlns:w16sdtdh="http://schemas.microsoft.com/office/word/2020/wordml/sdtdatahash" xmlns:w16se="http://schemas.microsoft.com/office/word/2015/wordml/symex" xmlns:wpg="http://schemas.microsoft.com/office/word/2010/wordprocessingGroup" xmlns:wpi="http://schemas.microsoft.com/office/word/2010/wordprocessingInk" xmlns:wne="http://schemas.microsoft.com/office/word/2006/wordml" xmlns:wps="http://schemas.microsoft.com/office/word/2010/wordprocessingShape" mc:Ignorable="w14 w15 w16se w16cid w16 w16cex w16sdtdh w16du wp14">
+<w:ftr xmlns:wpc="http://schemas.microsoft.com/office/word/2010/wordprocessingCanvas" xmlns:cx="http://schemas.microsoft.com/office/drawing/2014/chartex" xmlns:cx1="http://schemas.microsoft.com/office/drawing/2015/9/8/chartex" xmlns:cx2="http://schemas.microsoft.com/office/drawing/2015/10/21/chartex" xmlns:cx3="http://schemas.microsoft.com/office/drawing/2016/5/9/chartex" xmlns:cx4="http://schemas.microsoft.com/office/drawing/2016/5/10/chartex" xmlns:cx5="http://schemas.microsoft.com/office/drawing/2016/5/11/chartex" xmlns:cx6="http://schemas.microsoft.com/office/drawing/2016/5/12/chartex" xmlns:cx7="http://schemas.microsoft.com/office/drawing/2016/5/13/chartex" xmlns:cx8="http://schemas.microsoft.com/office/drawing/2016/5/14/chartex" xmlns:mc="http://schemas.openxmlformats.org/markup-compatibility/2006" xmlns:aink="http://schemas.microsoft.com/office/drawing/2016/ink" xmlns:am3d="http://schemas.microsoft.com/office/drawing/2017/model3d" xmlns:o="urn:schemas-microsoft-com:office:office" xmlns:oel="http://schemas.microsoft.com/office/2019/extlst" xmlns:r="http://schemas.openxmlformats.org/officeDocument/2006/relationships" xmlns:m="http://schemas.openxmlformats.org/officeDocument/2006/math" xmlns:v="urn:schemas-microsoft-com:vml" xmlns:wp14="http://schemas.microsoft.com/office/word/2010/wordprocessingDrawing" xmlns:wp="http://schemas.openxmlformats.org/drawingml/2006/wordprocessingDrawing" xmlns:w10="urn:schemas-microsoft-com:office:word" xmlns:w="http://schemas.openxmlformats.org/wordprocessingml/2006/main" xmlns:w14="http://schemas.microsoft.com/office/word/2010/wordml" xmlns:w15="http://schemas.microsoft.com/office/word/2012/wordml" xmlns:w16cex="http://schemas.microsoft.com/office/word/2018/wordml/cex" xmlns:w16cid="http://schemas.microsoft.com/office/word/2016/wordml/cid" xmlns:w16="http://schemas.microsoft.com/office/word/2018/wordml" xmlns:w16du="http://schemas.microsoft.com/office/word/2023/wordml/word16du" xmlns:w16sdtdh="http://schemas.microsoft.com/office/word/2020/wordml/sdtdatahash" xmlns:w16sdtfl="http://schemas.microsoft.com/office/word/2024/wordml/sdtformatlock" xmlns:w16se="http://schemas.microsoft.com/office/word/2015/wordml/symex" xmlns:wpg="http://schemas.microsoft.com/office/word/2010/wordprocessingGroup" xmlns:wpi="http://schemas.microsoft.com/office/word/2010/wordprocessingInk" xmlns:wne="http://schemas.microsoft.com/office/word/2006/wordml" xmlns:wps="http://schemas.microsoft.com/office/word/2010/wordprocessingShape" mc:Ignorable="w14 w15 w16se w16cid w16 w16cex w16sdtdh w16sdtfl w16du wp14">
   <w:p>
     <w:pPr>
       <w:pStyle w:val="Footer"/>
@@ -5360,7 +3853,7 @@
 </file>
 
 <file path=word/footnotes.xml><?xml version="1.0" encoding="utf-8"?>
-<w:footnotes xmlns:wpc="http://schemas.microsoft.com/office/word/2010/wordprocessingCanvas" xmlns:cx="http://schemas.microsoft.com/office/drawing/2014/chartex" xmlns:cx1="http://schemas.microsoft.com/office/drawing/2015/9/8/chartex" xmlns:cx2="http://schemas.microsoft.com/office/drawing/2015/10/21/chartex" xmlns:cx3="http://schemas.microsoft.com/office/drawing/2016/5/9/chartex" xmlns:cx4="http://schemas.microsoft.com/office/drawing/2016/5/10/chartex" xmlns:cx5="http://schemas.microsoft.com/office/drawing/2016/5/11/chartex" xmlns:cx6="http://schemas.microsoft.com/office/drawing/2016/5/12/chartex" xmlns:cx7="http://schemas.microsoft.com/office/drawing/2016/5/13/chartex" xmlns:cx8="http://schemas.microsoft.com/office/drawing/2016/5/14/chartex" xmlns:mc="http://schemas.openxmlformats.org/markup-compatibility/2006" xmlns:aink="http://schemas.microsoft.com/office/drawing/2016/ink" xmlns:am3d="http://schemas.microsoft.com/office/drawing/2017/model3d" xmlns:o="urn:schemas-microsoft-com:office:office" xmlns:oel="http://schemas.microsoft.com/office/2019/extlst" xmlns:r="http://schemas.openxmlformats.org/officeDocument/2006/relationships" xmlns:m="http://schemas.openxmlformats.org/officeDocument/2006/math" xmlns:v="urn:schemas-microsoft-com:vml" xmlns:wp14="http://schemas.microsoft.com/office/word/2010/wordprocessingDrawing" xmlns:wp="http://schemas.openxmlformats.org/drawingml/2006/wordprocessingDrawing" xmlns:w10="urn:schemas-microsoft-com:office:word" xmlns:w="http://schemas.openxmlformats.org/wordprocessingml/2006/main" xmlns:w14="http://schemas.microsoft.com/office/word/2010/wordml" xmlns:w15="http://schemas.microsoft.com/office/word/2012/wordml" xmlns:w16cex="http://schemas.microsoft.com/office/word/2018/wordml/cex" xmlns:w16cid="http://schemas.microsoft.com/office/word/2016/wordml/cid" xmlns:w16="http://schemas.microsoft.com/office/word/2018/wordml" xmlns:w16du="http://schemas.microsoft.com/office/word/2023/wordml/word16du" xmlns:w16sdtdh="http://schemas.microsoft.com/office/word/2020/wordml/sdtdatahash" xmlns:w16se="http://schemas.microsoft.com/office/word/2015/wordml/symex" xmlns:wpg="http://schemas.microsoft.com/office/word/2010/wordprocessingGroup" xmlns:wpi="http://schemas.microsoft.com/office/word/2010/wordprocessingInk" xmlns:wne="http://schemas.microsoft.com/office/word/2006/wordml" xmlns:wps="http://schemas.microsoft.com/office/word/2010/wordprocessingShape" mc:Ignorable="w14 w15 w16se w16cid w16 w16cex w16sdtdh w16du wp14">
+<w:footnotes xmlns:wpc="http://schemas.microsoft.com/office/word/2010/wordprocessingCanvas" xmlns:cx="http://schemas.microsoft.com/office/drawing/2014/chartex" xmlns:cx1="http://schemas.microsoft.com/office/drawing/2015/9/8/chartex" xmlns:cx2="http://schemas.microsoft.com/office/drawing/2015/10/21/chartex" xmlns:cx3="http://schemas.microsoft.com/office/drawing/2016/5/9/chartex" xmlns:cx4="http://schemas.microsoft.com/office/drawing/2016/5/10/chartex" xmlns:cx5="http://schemas.microsoft.com/office/drawing/2016/5/11/chartex" xmlns:cx6="http://schemas.microsoft.com/office/drawing/2016/5/12/chartex" xmlns:cx7="http://schemas.microsoft.com/office/drawing/2016/5/13/chartex" xmlns:cx8="http://schemas.microsoft.com/office/drawing/2016/5/14/chartex" xmlns:mc="http://schemas.openxmlformats.org/markup-compatibility/2006" xmlns:aink="http://schemas.microsoft.com/office/drawing/2016/ink" xmlns:am3d="http://schemas.microsoft.com/office/drawing/2017/model3d" xmlns:o="urn:schemas-microsoft-com:office:office" xmlns:oel="http://schemas.microsoft.com/office/2019/extlst" xmlns:r="http://schemas.openxmlformats.org/officeDocument/2006/relationships" xmlns:m="http://schemas.openxmlformats.org/officeDocument/2006/math" xmlns:v="urn:schemas-microsoft-com:vml" xmlns:wp14="http://schemas.microsoft.com/office/word/2010/wordprocessingDrawing" xmlns:wp="http://schemas.openxmlformats.org/drawingml/2006/wordprocessingDrawing" xmlns:w10="urn:schemas-microsoft-com:office:word" xmlns:w="http://schemas.openxmlformats.org/wordprocessingml/2006/main" xmlns:w14="http://schemas.microsoft.com/office/word/2010/wordml" xmlns:w15="http://schemas.microsoft.com/office/word/2012/wordml" xmlns:w16cex="http://schemas.microsoft.com/office/word/2018/wordml/cex" xmlns:w16cid="http://schemas.microsoft.com/office/word/2016/wordml/cid" xmlns:w16="http://schemas.microsoft.com/office/word/2018/wordml" xmlns:w16du="http://schemas.microsoft.com/office/word/2023/wordml/word16du" xmlns:w16sdtdh="http://schemas.microsoft.com/office/word/2020/wordml/sdtdatahash" xmlns:w16sdtfl="http://schemas.microsoft.com/office/word/2024/wordml/sdtformatlock" xmlns:w16se="http://schemas.microsoft.com/office/word/2015/wordml/symex" xmlns:wpg="http://schemas.microsoft.com/office/word/2010/wordprocessingGroup" xmlns:wpi="http://schemas.microsoft.com/office/word/2010/wordprocessingInk" xmlns:wne="http://schemas.microsoft.com/office/word/2006/wordml" xmlns:wps="http://schemas.microsoft.com/office/word/2010/wordprocessingShape" mc:Ignorable="w14 w15 w16se w16cid w16 w16cex w16sdtdh w16sdtfl w16du wp14">
   <w:footnote w:type="separator" w:id="-1">
     <w:p>
       <w:r>
@@ -5379,7 +3872,7 @@
 </file>
 
 <file path=word/header1.xml><?xml version="1.0" encoding="utf-8"?>
-<w:hdr xmlns:wpc="http://schemas.microsoft.com/office/word/2010/wordprocessingCanvas" xmlns:cx="http://schemas.microsoft.com/office/drawing/2014/chartex" xmlns:cx1="http://schemas.microsoft.com/office/drawing/2015/9/8/chartex" xmlns:cx2="http://schemas.microsoft.com/office/drawing/2015/10/21/chartex" xmlns:cx3="http://schemas.microsoft.com/office/drawing/2016/5/9/chartex" xmlns:cx4="http://schemas.microsoft.com/office/drawing/2016/5/10/chartex" xmlns:cx5="http://schemas.microsoft.com/office/drawing/2016/5/11/chartex" xmlns:cx6="http://schemas.microsoft.com/office/drawing/2016/5/12/chartex" xmlns:cx7="http://schemas.microsoft.com/office/drawing/2016/5/13/chartex" xmlns:cx8="http://schemas.microsoft.com/office/drawing/2016/5/14/chartex" xmlns:mc="http://schemas.openxmlformats.org/markup-compatibility/2006" xmlns:aink="http://schemas.microsoft.com/office/drawing/2016/ink" xmlns:am3d="http://schemas.microsoft.com/office/drawing/2017/model3d" xmlns:o="urn:schemas-microsoft-com:office:office" xmlns:oel="http://schemas.microsoft.com/office/2019/extlst" xmlns:r="http://schemas.openxmlformats.org/officeDocument/2006/relationships" xmlns:m="http://schemas.openxmlformats.org/officeDocument/2006/math" xmlns:v="urn:schemas-microsoft-com:vml" xmlns:wp14="http://schemas.microsoft.com/office/word/2010/wordprocessingDrawing" xmlns:wp="http://schemas.openxmlformats.org/drawingml/2006/wordprocessingDrawing" xmlns:w10="urn:schemas-microsoft-com:office:word" xmlns:w="http://schemas.openxmlformats.org/wordprocessingml/2006/main" xmlns:w14="http://schemas.microsoft.com/office/word/2010/wordml" xmlns:w15="http://schemas.microsoft.com/office/word/2012/wordml" xmlns:w16cex="http://schemas.microsoft.com/office/word/2018/wordml/cex" xmlns:w16cid="http://schemas.microsoft.com/office/word/2016/wordml/cid" xmlns:w16="http://schemas.microsoft.com/office/word/2018/wordml" xmlns:w16du="http://schemas.microsoft.com/office/word/2023/wordml/word16du" xmlns:w16sdtdh="http://schemas.microsoft.com/office/word/2020/wordml/sdtdatahash" xmlns:w16se="http://schemas.microsoft.com/office/word/2015/wordml/symex" xmlns:wpg="http://schemas.microsoft.com/office/word/2010/wordprocessingGroup" xmlns:wpi="http://schemas.microsoft.com/office/word/2010/wordprocessingInk" xmlns:wne="http://schemas.microsoft.com/office/word/2006/wordml" xmlns:wps="http://schemas.microsoft.com/office/word/2010/wordprocessingShape" mc:Ignorable="w14 w15 w16se w16cid w16 w16cex w16sdtdh w16du wp14">
+<w:hdr xmlns:wpc="http://schemas.microsoft.com/office/word/2010/wordprocessingCanvas" xmlns:cx="http://schemas.microsoft.com/office/drawing/2014/chartex" xmlns:cx1="http://schemas.microsoft.com/office/drawing/2015/9/8/chartex" xmlns:cx2="http://schemas.microsoft.com/office/drawing/2015/10/21/chartex" xmlns:cx3="http://schemas.microsoft.com/office/drawing/2016/5/9/chartex" xmlns:cx4="http://schemas.microsoft.com/office/drawing/2016/5/10/chartex" xmlns:cx5="http://schemas.microsoft.com/office/drawing/2016/5/11/chartex" xmlns:cx6="http://schemas.microsoft.com/office/drawing/2016/5/12/chartex" xmlns:cx7="http://schemas.microsoft.com/office/drawing/2016/5/13/chartex" xmlns:cx8="http://schemas.microsoft.com/office/drawing/2016/5/14/chartex" xmlns:mc="http://schemas.openxmlformats.org/markup-compatibility/2006" xmlns:aink="http://schemas.microsoft.com/office/drawing/2016/ink" xmlns:am3d="http://schemas.microsoft.com/office/drawing/2017/model3d" xmlns:o="urn:schemas-microsoft-com:office:office" xmlns:oel="http://schemas.microsoft.com/office/2019/extlst" xmlns:r="http://schemas.openxmlformats.org/officeDocument/2006/relationships" xmlns:m="http://schemas.openxmlformats.org/officeDocument/2006/math" xmlns:v="urn:schemas-microsoft-com:vml" xmlns:wp14="http://schemas.microsoft.com/office/word/2010/wordprocessingDrawing" xmlns:wp="http://schemas.openxmlformats.org/drawingml/2006/wordprocessingDrawing" xmlns:w10="urn:schemas-microsoft-com:office:word" xmlns:w="http://schemas.openxmlformats.org/wordprocessingml/2006/main" xmlns:w14="http://schemas.microsoft.com/office/word/2010/wordml" xmlns:w15="http://schemas.microsoft.com/office/word/2012/wordml" xmlns:w16cex="http://schemas.microsoft.com/office/word/2018/wordml/cex" xmlns:w16cid="http://schemas.microsoft.com/office/word/2016/wordml/cid" xmlns:w16="http://schemas.microsoft.com/office/word/2018/wordml" xmlns:w16du="http://schemas.microsoft.com/office/word/2023/wordml/word16du" xmlns:w16sdtdh="http://schemas.microsoft.com/office/word/2020/wordml/sdtdatahash" xmlns:w16sdtfl="http://schemas.microsoft.com/office/word/2024/wordml/sdtformatlock" xmlns:w16se="http://schemas.microsoft.com/office/word/2015/wordml/symex" xmlns:wpg="http://schemas.microsoft.com/office/word/2010/wordprocessingGroup" xmlns:wpi="http://schemas.microsoft.com/office/word/2010/wordprocessingInk" xmlns:wne="http://schemas.microsoft.com/office/word/2006/wordml" xmlns:wps="http://schemas.microsoft.com/office/word/2010/wordprocessingShape" mc:Ignorable="w14 w15 w16se w16cid w16 w16cex w16sdtdh w16sdtfl w16du wp14">
   <w:p>
     <w:pPr>
       <w:pStyle w:val="Header"/>
@@ -5389,7 +3882,7 @@
 </file>
 
 <file path=word/header2.xml><?xml version="1.0" encoding="utf-8"?>
-<w:hdr xmlns:wpc="http://schemas.microsoft.com/office/word/2010/wordprocessingCanvas" xmlns:cx="http://schemas.microsoft.com/office/drawing/2014/chartex" xmlns:cx1="http://schemas.microsoft.com/office/drawing/2015/9/8/chartex" xmlns:cx2="http://schemas.microsoft.com/office/drawing/2015/10/21/chartex" xmlns:cx3="http://schemas.microsoft.com/office/drawing/2016/5/9/chartex" xmlns:cx4="http://schemas.microsoft.com/office/drawing/2016/5/10/chartex" xmlns:cx5="http://schemas.microsoft.com/office/drawing/2016/5/11/chartex" xmlns:cx6="http://schemas.microsoft.com/office/drawing/2016/5/12/chartex" xmlns:cx7="http://schemas.microsoft.com/office/drawing/2016/5/13/chartex" xmlns:cx8="http://schemas.microsoft.com/office/drawing/2016/5/14/chartex" xmlns:mc="http://schemas.openxmlformats.org/markup-compatibility/2006" xmlns:aink="http://schemas.microsoft.com/office/drawing/2016/ink" xmlns:am3d="http://schemas.microsoft.com/office/drawing/2017/model3d" xmlns:o="urn:schemas-microsoft-com:office:office" xmlns:oel="http://schemas.microsoft.com/office/2019/extlst" xmlns:r="http://schemas.openxmlformats.org/officeDocument/2006/relationships" xmlns:m="http://schemas.openxmlformats.org/officeDocument/2006/math" xmlns:v="urn:schemas-microsoft-com:vml" xmlns:wp14="http://schemas.microsoft.com/office/word/2010/wordprocessingDrawing" xmlns:wp="http://schemas.openxmlformats.org/drawingml/2006/wordprocessingDrawing" xmlns:w10="urn:schemas-microsoft-com:office:word" xmlns:w="http://schemas.openxmlformats.org/wordprocessingml/2006/main" xmlns:w14="http://schemas.microsoft.com/office/word/2010/wordml" xmlns:w15="http://schemas.microsoft.com/office/word/2012/wordml" xmlns:w16cex="http://schemas.microsoft.com/office/word/2018/wordml/cex" xmlns:w16cid="http://schemas.microsoft.com/office/word/2016/wordml/cid" xmlns:w16="http://schemas.microsoft.com/office/word/2018/wordml" xmlns:w16du="http://schemas.microsoft.com/office/word/2023/wordml/word16du" xmlns:w16sdtdh="http://schemas.microsoft.com/office/word/2020/wordml/sdtdatahash" xmlns:w16se="http://schemas.microsoft.com/office/word/2015/wordml/symex" xmlns:wpg="http://schemas.microsoft.com/office/word/2010/wordprocessingGroup" xmlns:wpi="http://schemas.microsoft.com/office/word/2010/wordprocessingInk" xmlns:wne="http://schemas.microsoft.com/office/word/2006/wordml" xmlns:wps="http://schemas.microsoft.com/office/word/2010/wordprocessingShape" mc:Ignorable="w14 w15 w16se w16cid w16 w16cex w16sdtdh w16du wp14">
+<w:hdr xmlns:wpc="http://schemas.microsoft.com/office/word/2010/wordprocessingCanvas" xmlns:cx="http://schemas.microsoft.com/office/drawing/2014/chartex" xmlns:cx1="http://schemas.microsoft.com/office/drawing/2015/9/8/chartex" xmlns:cx2="http://schemas.microsoft.com/office/drawing/2015/10/21/chartex" xmlns:cx3="http://schemas.microsoft.com/office/drawing/2016/5/9/chartex" xmlns:cx4="http://schemas.microsoft.com/office/drawing/2016/5/10/chartex" xmlns:cx5="http://schemas.microsoft.com/office/drawing/2016/5/11/chartex" xmlns:cx6="http://schemas.microsoft.com/office/drawing/2016/5/12/chartex" xmlns:cx7="http://schemas.microsoft.com/office/drawing/2016/5/13/chartex" xmlns:cx8="http://schemas.microsoft.com/office/drawing/2016/5/14/chartex" xmlns:mc="http://schemas.openxmlformats.org/markup-compatibility/2006" xmlns:aink="http://schemas.microsoft.com/office/drawing/2016/ink" xmlns:am3d="http://schemas.microsoft.com/office/drawing/2017/model3d" xmlns:o="urn:schemas-microsoft-com:office:office" xmlns:oel="http://schemas.microsoft.com/office/2019/extlst" xmlns:r="http://schemas.openxmlformats.org/officeDocument/2006/relationships" xmlns:m="http://schemas.openxmlformats.org/officeDocument/2006/math" xmlns:v="urn:schemas-microsoft-com:vml" xmlns:wp14="http://schemas.microsoft.com/office/word/2010/wordprocessingDrawing" xmlns:wp="http://schemas.openxmlformats.org/drawingml/2006/wordprocessingDrawing" xmlns:w10="urn:schemas-microsoft-com:office:word" xmlns:w="http://schemas.openxmlformats.org/wordprocessingml/2006/main" xmlns:w14="http://schemas.microsoft.com/office/word/2010/wordml" xmlns:w15="http://schemas.microsoft.com/office/word/2012/wordml" xmlns:w16cex="http://schemas.microsoft.com/office/word/2018/wordml/cex" xmlns:w16cid="http://schemas.microsoft.com/office/word/2016/wordml/cid" xmlns:w16="http://schemas.microsoft.com/office/word/2018/wordml" xmlns:w16du="http://schemas.microsoft.com/office/word/2023/wordml/word16du" xmlns:w16sdtdh="http://schemas.microsoft.com/office/word/2020/wordml/sdtdatahash" xmlns:w16sdtfl="http://schemas.microsoft.com/office/word/2024/wordml/sdtformatlock" xmlns:w16se="http://schemas.microsoft.com/office/word/2015/wordml/symex" xmlns:wpg="http://schemas.microsoft.com/office/word/2010/wordprocessingGroup" xmlns:wpi="http://schemas.microsoft.com/office/word/2010/wordprocessingInk" xmlns:wne="http://schemas.microsoft.com/office/word/2006/wordml" xmlns:wps="http://schemas.microsoft.com/office/word/2010/wordprocessingShape" mc:Ignorable="w14 w15 w16se w16cid w16 w16cex w16sdtdh w16sdtfl w16du wp14">
   <w:p>
     <w:pPr>
       <w:pStyle w:val="ParagraphNormal"/>
@@ -5496,7 +3989,7 @@
 </file>
 
 <file path=word/header3.xml><?xml version="1.0" encoding="utf-8"?>
-<w:hdr xmlns:wpc="http://schemas.microsoft.com/office/word/2010/wordprocessingCanvas" xmlns:cx="http://schemas.microsoft.com/office/drawing/2014/chartex" xmlns:cx1="http://schemas.microsoft.com/office/drawing/2015/9/8/chartex" xmlns:cx2="http://schemas.microsoft.com/office/drawing/2015/10/21/chartex" xmlns:cx3="http://schemas.microsoft.com/office/drawing/2016/5/9/chartex" xmlns:cx4="http://schemas.microsoft.com/office/drawing/2016/5/10/chartex" xmlns:cx5="http://schemas.microsoft.com/office/drawing/2016/5/11/chartex" xmlns:cx6="http://schemas.microsoft.com/office/drawing/2016/5/12/chartex" xmlns:cx7="http://schemas.microsoft.com/office/drawing/2016/5/13/chartex" xmlns:cx8="http://schemas.microsoft.com/office/drawing/2016/5/14/chartex" xmlns:mc="http://schemas.openxmlformats.org/markup-compatibility/2006" xmlns:aink="http://schemas.microsoft.com/office/drawing/2016/ink" xmlns:am3d="http://schemas.microsoft.com/office/drawing/2017/model3d" xmlns:o="urn:schemas-microsoft-com:office:office" xmlns:oel="http://schemas.microsoft.com/office/2019/extlst" xmlns:r="http://schemas.openxmlformats.org/officeDocument/2006/relationships" xmlns:m="http://schemas.openxmlformats.org/officeDocument/2006/math" xmlns:v="urn:schemas-microsoft-com:vml" xmlns:wp14="http://schemas.microsoft.com/office/word/2010/wordprocessingDrawing" xmlns:wp="http://schemas.openxmlformats.org/drawingml/2006/wordprocessingDrawing" xmlns:w10="urn:schemas-microsoft-com:office:word" xmlns:w="http://schemas.openxmlformats.org/wordprocessingml/2006/main" xmlns:w14="http://schemas.microsoft.com/office/word/2010/wordml" xmlns:w15="http://schemas.microsoft.com/office/word/2012/wordml" xmlns:w16cex="http://schemas.microsoft.com/office/word/2018/wordml/cex" xmlns:w16cid="http://schemas.microsoft.com/office/word/2016/wordml/cid" xmlns:w16="http://schemas.microsoft.com/office/word/2018/wordml" xmlns:w16du="http://schemas.microsoft.com/office/word/2023/wordml/word16du" xmlns:w16sdtdh="http://schemas.microsoft.com/office/word/2020/wordml/sdtdatahash" xmlns:w16se="http://schemas.microsoft.com/office/word/2015/wordml/symex" xmlns:wpg="http://schemas.microsoft.com/office/word/2010/wordprocessingGroup" xmlns:wpi="http://schemas.microsoft.com/office/word/2010/wordprocessingInk" xmlns:wne="http://schemas.microsoft.com/office/word/2006/wordml" xmlns:wps="http://schemas.microsoft.com/office/word/2010/wordprocessingShape" mc:Ignorable="w14 w15 w16se w16cid w16 w16cex w16sdtdh w16du wp14">
+<w:hdr xmlns:wpc="http://schemas.microsoft.com/office/word/2010/wordprocessingCanvas" xmlns:cx="http://schemas.microsoft.com/office/drawing/2014/chartex" xmlns:cx1="http://schemas.microsoft.com/office/drawing/2015/9/8/chartex" xmlns:cx2="http://schemas.microsoft.com/office/drawing/2015/10/21/chartex" xmlns:cx3="http://schemas.microsoft.com/office/drawing/2016/5/9/chartex" xmlns:cx4="http://schemas.microsoft.com/office/drawing/2016/5/10/chartex" xmlns:cx5="http://schemas.microsoft.com/office/drawing/2016/5/11/chartex" xmlns:cx6="http://schemas.microsoft.com/office/drawing/2016/5/12/chartex" xmlns:cx7="http://schemas.microsoft.com/office/drawing/2016/5/13/chartex" xmlns:cx8="http://schemas.microsoft.com/office/drawing/2016/5/14/chartex" xmlns:mc="http://schemas.openxmlformats.org/markup-compatibility/2006" xmlns:aink="http://schemas.microsoft.com/office/drawing/2016/ink" xmlns:am3d="http://schemas.microsoft.com/office/drawing/2017/model3d" xmlns:o="urn:schemas-microsoft-com:office:office" xmlns:oel="http://schemas.microsoft.com/office/2019/extlst" xmlns:r="http://schemas.openxmlformats.org/officeDocument/2006/relationships" xmlns:m="http://schemas.openxmlformats.org/officeDocument/2006/math" xmlns:v="urn:schemas-microsoft-com:vml" xmlns:wp14="http://schemas.microsoft.com/office/word/2010/wordprocessingDrawing" xmlns:wp="http://schemas.openxmlformats.org/drawingml/2006/wordprocessingDrawing" xmlns:w10="urn:schemas-microsoft-com:office:word" xmlns:w="http://schemas.openxmlformats.org/wordprocessingml/2006/main" xmlns:w14="http://schemas.microsoft.com/office/word/2010/wordml" xmlns:w15="http://schemas.microsoft.com/office/word/2012/wordml" xmlns:w16cex="http://schemas.microsoft.com/office/word/2018/wordml/cex" xmlns:w16cid="http://schemas.microsoft.com/office/word/2016/wordml/cid" xmlns:w16="http://schemas.microsoft.com/office/word/2018/wordml" xmlns:w16du="http://schemas.microsoft.com/office/word/2023/wordml/word16du" xmlns:w16sdtdh="http://schemas.microsoft.com/office/word/2020/wordml/sdtdatahash" xmlns:w16sdtfl="http://schemas.microsoft.com/office/word/2024/wordml/sdtformatlock" xmlns:w16se="http://schemas.microsoft.com/office/word/2015/wordml/symex" xmlns:wpg="http://schemas.microsoft.com/office/word/2010/wordprocessingGroup" xmlns:wpi="http://schemas.microsoft.com/office/word/2010/wordprocessingInk" xmlns:wne="http://schemas.microsoft.com/office/word/2006/wordml" xmlns:wps="http://schemas.microsoft.com/office/word/2010/wordprocessingShape" mc:Ignorable="w14 w15 w16se w16cid w16 w16cex w16sdtdh w16sdtfl w16du wp14">
   <w:p>
     <w:pPr>
       <w:pStyle w:val="Header"/>
@@ -5506,7 +3999,7 @@
 </file>
 
 <file path=word/styles.xml><?xml version="1.0" encoding="utf-8"?>
-<w:styles xmlns:mc="http://schemas.openxmlformats.org/markup-compatibility/2006" xmlns:r="http://schemas.openxmlformats.org/officeDocument/2006/relationships" xmlns:w="http://schemas.openxmlformats.org/wordprocessingml/2006/main" xmlns:w14="http://schemas.microsoft.com/office/word/2010/wordml" xmlns:w15="http://schemas.microsoft.com/office/word/2012/wordml" xmlns:w16cex="http://schemas.microsoft.com/office/word/2018/wordml/cex" xmlns:w16cid="http://schemas.microsoft.com/office/word/2016/wordml/cid" xmlns:w16="http://schemas.microsoft.com/office/word/2018/wordml" xmlns:w16du="http://schemas.microsoft.com/office/word/2023/wordml/word16du" xmlns:w16sdtdh="http://schemas.microsoft.com/office/word/2020/wordml/sdtdatahash" xmlns:w16se="http://schemas.microsoft.com/office/word/2015/wordml/symex" mc:Ignorable="w14 w15 w16se w16cid w16 w16cex w16sdtdh w16du">
+<w:styles xmlns:mc="http://schemas.openxmlformats.org/markup-compatibility/2006" xmlns:r="http://schemas.openxmlformats.org/officeDocument/2006/relationships" xmlns:w="http://schemas.openxmlformats.org/wordprocessingml/2006/main" xmlns:w14="http://schemas.microsoft.com/office/word/2010/wordml" xmlns:w15="http://schemas.microsoft.com/office/word/2012/wordml" xmlns:w16cex="http://schemas.microsoft.com/office/word/2018/wordml/cex" xmlns:w16cid="http://schemas.microsoft.com/office/word/2016/wordml/cid" xmlns:w16="http://schemas.microsoft.com/office/word/2018/wordml" xmlns:w16du="http://schemas.microsoft.com/office/word/2023/wordml/word16du" xmlns:w16sdtdh="http://schemas.microsoft.com/office/word/2020/wordml/sdtdatahash" xmlns:w16sdtfl="http://schemas.microsoft.com/office/word/2024/wordml/sdtformatlock" xmlns:w16se="http://schemas.microsoft.com/office/word/2015/wordml/symex" mc:Ignorable="w14 w15 w16se w16cid w16 w16cex w16sdtdh w16sdtfl w16du">
   <w:docDefaults>
     <w:rPrDefault>
       <w:rPr>
@@ -5962,7 +4455,6 @@
   <w:style w:type="character" w:default="1" w:styleId="DefaultParagraphFont">
     <w:name w:val="Default Paragraph Font"/>
     <w:uiPriority w:val="1"/>
-    <w:semiHidden/>
     <w:unhideWhenUsed/>
   </w:style>
   <w:style w:type="table" w:default="1" w:styleId="TableNormal">
@@ -6347,6 +4839,24 @@
       <w:lang w:val="en-US"/>
     </w:rPr>
   </w:style>
+  <w:style w:type="table" w:customStyle="1" w:styleId="Style1">
+    <w:name w:val="Style1"/>
+    <w:basedOn w:val="TableNormal"/>
+    <w:uiPriority w:val="99"/>
+    <w:rsid w:val="00BE0B63"/>
+    <w:pPr>
+      <w:spacing w:afterLines="0" w:after="0" w:line="240" w:lineRule="auto"/>
+    </w:pPr>
+    <w:tblPr>
+      <w:tblStyleRowBandSize w:val="1"/>
+    </w:tblPr>
+    <w:tblStylePr w:type="band2Horz">
+      <w:tblPr/>
+      <w:tcPr>
+        <w:shd w:val="clear" w:color="auto" w:fill="F2F2F2" w:themeFill="background1" w:themeFillShade="F2"/>
+      </w:tcPr>
+    </w:tblStylePr>
+  </w:style>
 </w:styles>
 </file>
 
